--- a/documentacion/Proyecto-portafolio.docx
+++ b/documentacion/Proyecto-portafolio.docx
@@ -70,6 +70,7 @@
         <w:tblW w:type="auto" w:w="0"/>
         <w:tblLayout w:type="fixed"/>
         <w:tblLook w:firstColumn="1" w:firstRow="1" w:lastColumn="0" w:lastRow="0" w:noHBand="0" w:noVBand="1" w:val="04A0"/>
+        <w:tblLayout w:type="fixed"/>
       </w:tblPr>
       <w:tblGrid>
         <w:gridCol w:w="10086"/>
@@ -108,7 +109,7 @@
           </w:p>
           <w:p>
             <w:pPr>
-              <w:spacing w:after="0" w:line="312" w:lineRule="auto"/>
+              <w:spacing w:after="0" w:line="283" w:lineRule="auto"/>
             </w:pPr>
             <w:r>
               <w:rPr>
@@ -161,10 +162,11 @@
         <w:tblW w:type="auto" w:w="0"/>
         <w:tblLayout w:type="fixed"/>
         <w:tblLook w:firstColumn="1" w:firstRow="1" w:lastColumn="0" w:lastRow="0" w:noHBand="0" w:noVBand="1" w:val="04A0"/>
+        <w:tblLayout w:type="fixed"/>
       </w:tblPr>
       <w:tblGrid>
-        <w:gridCol w:w="5043"/>
-        <w:gridCol w:w="5043"/>
+        <w:gridCol w:w="2608"/>
+        <w:gridCol w:w="7143"/>
       </w:tblGrid>
       <w:tr>
         <w:tc>
@@ -607,19 +609,20 @@
         <w:jc w:val="left"/>
         <w:tblLayout w:type="fixed"/>
         <w:tblLook w:firstColumn="1" w:firstRow="1" w:lastColumn="0" w:lastRow="0" w:noHBand="0" w:noVBand="1" w:val="04A0"/>
+        <w:tblLayout w:type="fixed"/>
       </w:tblPr>
       <w:tblGrid>
-        <w:gridCol w:w="3362"/>
-        <w:gridCol w:w="3362"/>
-        <w:gridCol w:w="3362"/>
+        <w:gridCol w:w="2438"/>
+        <w:gridCol w:w="1361"/>
+        <w:gridCol w:w="5953"/>
       </w:tblGrid>
       <w:tr>
         <w:tc>
           <w:tcPr>
             <w:tcW w:type="dxa" w:w="2438"/>
             <w:tcMar>
-              <w:top w:w="90" w:type="dxa"/>
-              <w:bottom w:w="90" w:type="dxa"/>
+              <w:top w:w="70" w:type="dxa"/>
+              <w:bottom w:w="70" w:type="dxa"/>
               <w:left w:w="120" w:type="dxa"/>
               <w:right w:w="120" w:type="dxa"/>
             </w:tcMar>
@@ -633,7 +636,7 @@
           </w:tcPr>
           <w:p>
             <w:pPr>
-              <w:spacing w:after="0" w:before="0" w:line="293" w:lineRule="auto"/>
+              <w:spacing w:after="0" w:before="0" w:line="269" w:lineRule="auto"/>
             </w:pPr>
             <w:r>
               <w:rPr>
@@ -650,8 +653,8 @@
           <w:tcPr>
             <w:tcW w:type="dxa" w:w="1361"/>
             <w:tcMar>
-              <w:top w:w="90" w:type="dxa"/>
-              <w:bottom w:w="90" w:type="dxa"/>
+              <w:top w:w="70" w:type="dxa"/>
+              <w:bottom w:w="70" w:type="dxa"/>
               <w:left w:w="120" w:type="dxa"/>
               <w:right w:w="120" w:type="dxa"/>
             </w:tcMar>
@@ -665,7 +668,7 @@
           </w:tcPr>
           <w:p>
             <w:pPr>
-              <w:spacing w:after="0" w:before="0" w:line="293" w:lineRule="auto"/>
+              <w:spacing w:after="0" w:before="0" w:line="269" w:lineRule="auto"/>
             </w:pPr>
             <w:r>
               <w:rPr>
@@ -682,8 +685,8 @@
           <w:tcPr>
             <w:tcW w:type="dxa" w:w="5953"/>
             <w:tcMar>
-              <w:top w:w="90" w:type="dxa"/>
-              <w:bottom w:w="90" w:type="dxa"/>
+              <w:top w:w="70" w:type="dxa"/>
+              <w:bottom w:w="70" w:type="dxa"/>
               <w:left w:w="120" w:type="dxa"/>
               <w:right w:w="120" w:type="dxa"/>
             </w:tcMar>
@@ -697,7 +700,7 @@
           </w:tcPr>
           <w:p>
             <w:pPr>
-              <w:spacing w:after="0" w:before="0" w:line="293" w:lineRule="auto"/>
+              <w:spacing w:after="0" w:before="0" w:line="269" w:lineRule="auto"/>
             </w:pPr>
             <w:r>
               <w:rPr>
@@ -716,8 +719,8 @@
           <w:tcPr>
             <w:tcW w:type="dxa" w:w="2438"/>
             <w:tcMar>
-              <w:top w:w="90" w:type="dxa"/>
-              <w:bottom w:w="90" w:type="dxa"/>
+              <w:top w:w="70" w:type="dxa"/>
+              <w:bottom w:w="70" w:type="dxa"/>
               <w:left w:w="120" w:type="dxa"/>
               <w:right w:w="120" w:type="dxa"/>
             </w:tcMar>
@@ -730,7 +733,7 @@
           </w:tcPr>
           <w:p>
             <w:pPr>
-              <w:spacing w:after="0" w:before="0" w:line="293" w:lineRule="auto"/>
+              <w:spacing w:after="0" w:before="0" w:line="269" w:lineRule="auto"/>
             </w:pPr>
             <w:r>
               <w:rPr>
@@ -747,8 +750,8 @@
           <w:tcPr>
             <w:tcW w:type="dxa" w:w="1361"/>
             <w:tcMar>
-              <w:top w:w="90" w:type="dxa"/>
-              <w:bottom w:w="90" w:type="dxa"/>
+              <w:top w:w="70" w:type="dxa"/>
+              <w:bottom w:w="70" w:type="dxa"/>
               <w:left w:w="120" w:type="dxa"/>
               <w:right w:w="120" w:type="dxa"/>
             </w:tcMar>
@@ -761,7 +764,7 @@
           </w:tcPr>
           <w:p>
             <w:pPr>
-              <w:spacing w:after="0" w:before="0" w:line="293" w:lineRule="auto"/>
+              <w:spacing w:after="0" w:before="0" w:line="269" w:lineRule="auto"/>
             </w:pPr>
             <w:r>
               <w:rPr>
@@ -778,8 +781,8 @@
           <w:tcPr>
             <w:tcW w:type="dxa" w:w="5953"/>
             <w:tcMar>
-              <w:top w:w="90" w:type="dxa"/>
-              <w:bottom w:w="90" w:type="dxa"/>
+              <w:top w:w="70" w:type="dxa"/>
+              <w:bottom w:w="70" w:type="dxa"/>
               <w:left w:w="120" w:type="dxa"/>
               <w:right w:w="120" w:type="dxa"/>
             </w:tcMar>
@@ -792,7 +795,7 @@
           </w:tcPr>
           <w:p>
             <w:pPr>
-              <w:spacing w:after="0" w:before="0" w:line="293" w:lineRule="auto"/>
+              <w:spacing w:after="0" w:before="0" w:line="269" w:lineRule="auto"/>
             </w:pPr>
             <w:r>
               <w:rPr>
@@ -811,8 +814,8 @@
           <w:tcPr>
             <w:tcW w:type="dxa" w:w="2438"/>
             <w:tcMar>
-              <w:top w:w="90" w:type="dxa"/>
-              <w:bottom w:w="90" w:type="dxa"/>
+              <w:top w:w="70" w:type="dxa"/>
+              <w:bottom w:w="70" w:type="dxa"/>
               <w:left w:w="120" w:type="dxa"/>
               <w:right w:w="120" w:type="dxa"/>
             </w:tcMar>
@@ -825,7 +828,7 @@
           </w:tcPr>
           <w:p>
             <w:pPr>
-              <w:spacing w:after="0" w:before="0" w:line="293" w:lineRule="auto"/>
+              <w:spacing w:after="0" w:before="0" w:line="269" w:lineRule="auto"/>
             </w:pPr>
             <w:r>
               <w:rPr>
@@ -842,8 +845,8 @@
           <w:tcPr>
             <w:tcW w:type="dxa" w:w="1361"/>
             <w:tcMar>
-              <w:top w:w="90" w:type="dxa"/>
-              <w:bottom w:w="90" w:type="dxa"/>
+              <w:top w:w="70" w:type="dxa"/>
+              <w:bottom w:w="70" w:type="dxa"/>
               <w:left w:w="120" w:type="dxa"/>
               <w:right w:w="120" w:type="dxa"/>
             </w:tcMar>
@@ -856,7 +859,7 @@
           </w:tcPr>
           <w:p>
             <w:pPr>
-              <w:spacing w:after="0" w:before="0" w:line="293" w:lineRule="auto"/>
+              <w:spacing w:after="0" w:before="0" w:line="269" w:lineRule="auto"/>
             </w:pPr>
             <w:r>
               <w:rPr>
@@ -873,8 +876,8 @@
           <w:tcPr>
             <w:tcW w:type="dxa" w:w="5953"/>
             <w:tcMar>
-              <w:top w:w="90" w:type="dxa"/>
-              <w:bottom w:w="90" w:type="dxa"/>
+              <w:top w:w="70" w:type="dxa"/>
+              <w:bottom w:w="70" w:type="dxa"/>
               <w:left w:w="120" w:type="dxa"/>
               <w:right w:w="120" w:type="dxa"/>
             </w:tcMar>
@@ -887,7 +890,7 @@
           </w:tcPr>
           <w:p>
             <w:pPr>
-              <w:spacing w:after="0" w:before="0" w:line="293" w:lineRule="auto"/>
+              <w:spacing w:after="0" w:before="0" w:line="269" w:lineRule="auto"/>
             </w:pPr>
             <w:r>
               <w:rPr>
@@ -906,8 +909,8 @@
           <w:tcPr>
             <w:tcW w:type="dxa" w:w="2438"/>
             <w:tcMar>
-              <w:top w:w="90" w:type="dxa"/>
-              <w:bottom w:w="90" w:type="dxa"/>
+              <w:top w:w="70" w:type="dxa"/>
+              <w:bottom w:w="70" w:type="dxa"/>
               <w:left w:w="120" w:type="dxa"/>
               <w:right w:w="120" w:type="dxa"/>
             </w:tcMar>
@@ -920,7 +923,7 @@
           </w:tcPr>
           <w:p>
             <w:pPr>
-              <w:spacing w:after="0" w:before="0" w:line="293" w:lineRule="auto"/>
+              <w:spacing w:after="0" w:before="0" w:line="269" w:lineRule="auto"/>
             </w:pPr>
             <w:r>
               <w:rPr>
@@ -937,8 +940,8 @@
           <w:tcPr>
             <w:tcW w:type="dxa" w:w="1361"/>
             <w:tcMar>
-              <w:top w:w="90" w:type="dxa"/>
-              <w:bottom w:w="90" w:type="dxa"/>
+              <w:top w:w="70" w:type="dxa"/>
+              <w:bottom w:w="70" w:type="dxa"/>
               <w:left w:w="120" w:type="dxa"/>
               <w:right w:w="120" w:type="dxa"/>
             </w:tcMar>
@@ -951,7 +954,7 @@
           </w:tcPr>
           <w:p>
             <w:pPr>
-              <w:spacing w:after="0" w:before="0" w:line="293" w:lineRule="auto"/>
+              <w:spacing w:after="0" w:before="0" w:line="269" w:lineRule="auto"/>
             </w:pPr>
             <w:r>
               <w:rPr>
@@ -968,8 +971,8 @@
           <w:tcPr>
             <w:tcW w:type="dxa" w:w="5953"/>
             <w:tcMar>
-              <w:top w:w="90" w:type="dxa"/>
-              <w:bottom w:w="90" w:type="dxa"/>
+              <w:top w:w="70" w:type="dxa"/>
+              <w:bottom w:w="70" w:type="dxa"/>
               <w:left w:w="120" w:type="dxa"/>
               <w:right w:w="120" w:type="dxa"/>
             </w:tcMar>
@@ -982,7 +985,7 @@
           </w:tcPr>
           <w:p>
             <w:pPr>
-              <w:spacing w:after="0" w:before="0" w:line="293" w:lineRule="auto"/>
+              <w:spacing w:after="0" w:before="0" w:line="269" w:lineRule="auto"/>
             </w:pPr>
             <w:r>
               <w:rPr>
@@ -1001,8 +1004,8 @@
           <w:tcPr>
             <w:tcW w:type="dxa" w:w="2438"/>
             <w:tcMar>
-              <w:top w:w="90" w:type="dxa"/>
-              <w:bottom w:w="90" w:type="dxa"/>
+              <w:top w:w="70" w:type="dxa"/>
+              <w:bottom w:w="70" w:type="dxa"/>
               <w:left w:w="120" w:type="dxa"/>
               <w:right w:w="120" w:type="dxa"/>
             </w:tcMar>
@@ -1015,7 +1018,7 @@
           </w:tcPr>
           <w:p>
             <w:pPr>
-              <w:spacing w:after="0" w:before="0" w:line="293" w:lineRule="auto"/>
+              <w:spacing w:after="0" w:before="0" w:line="269" w:lineRule="auto"/>
             </w:pPr>
             <w:r>
               <w:rPr>
@@ -1032,8 +1035,8 @@
           <w:tcPr>
             <w:tcW w:type="dxa" w:w="1361"/>
             <w:tcMar>
-              <w:top w:w="90" w:type="dxa"/>
-              <w:bottom w:w="90" w:type="dxa"/>
+              <w:top w:w="70" w:type="dxa"/>
+              <w:bottom w:w="70" w:type="dxa"/>
               <w:left w:w="120" w:type="dxa"/>
               <w:right w:w="120" w:type="dxa"/>
             </w:tcMar>
@@ -1046,7 +1049,7 @@
           </w:tcPr>
           <w:p>
             <w:pPr>
-              <w:spacing w:after="0" w:before="0" w:line="293" w:lineRule="auto"/>
+              <w:spacing w:after="0" w:before="0" w:line="269" w:lineRule="auto"/>
             </w:pPr>
             <w:r>
               <w:rPr>
@@ -1063,8 +1066,8 @@
           <w:tcPr>
             <w:tcW w:type="dxa" w:w="5953"/>
             <w:tcMar>
-              <w:top w:w="90" w:type="dxa"/>
-              <w:bottom w:w="90" w:type="dxa"/>
+              <w:top w:w="70" w:type="dxa"/>
+              <w:bottom w:w="70" w:type="dxa"/>
               <w:left w:w="120" w:type="dxa"/>
               <w:right w:w="120" w:type="dxa"/>
             </w:tcMar>
@@ -1077,7 +1080,7 @@
           </w:tcPr>
           <w:p>
             <w:pPr>
-              <w:spacing w:after="0" w:before="0" w:line="293" w:lineRule="auto"/>
+              <w:spacing w:after="0" w:before="0" w:line="269" w:lineRule="auto"/>
             </w:pPr>
             <w:r>
               <w:rPr>
@@ -1096,8 +1099,8 @@
           <w:tcPr>
             <w:tcW w:type="dxa" w:w="2438"/>
             <w:tcMar>
-              <w:top w:w="90" w:type="dxa"/>
-              <w:bottom w:w="90" w:type="dxa"/>
+              <w:top w:w="70" w:type="dxa"/>
+              <w:bottom w:w="70" w:type="dxa"/>
               <w:left w:w="120" w:type="dxa"/>
               <w:right w:w="120" w:type="dxa"/>
             </w:tcMar>
@@ -1110,7 +1113,7 @@
           </w:tcPr>
           <w:p>
             <w:pPr>
-              <w:spacing w:after="0" w:before="0" w:line="293" w:lineRule="auto"/>
+              <w:spacing w:after="0" w:before="0" w:line="269" w:lineRule="auto"/>
             </w:pPr>
             <w:r>
               <w:rPr>
@@ -1127,8 +1130,8 @@
           <w:tcPr>
             <w:tcW w:type="dxa" w:w="1361"/>
             <w:tcMar>
-              <w:top w:w="90" w:type="dxa"/>
-              <w:bottom w:w="90" w:type="dxa"/>
+              <w:top w:w="70" w:type="dxa"/>
+              <w:bottom w:w="70" w:type="dxa"/>
               <w:left w:w="120" w:type="dxa"/>
               <w:right w:w="120" w:type="dxa"/>
             </w:tcMar>
@@ -1141,7 +1144,7 @@
           </w:tcPr>
           <w:p>
             <w:pPr>
-              <w:spacing w:after="0" w:before="0" w:line="293" w:lineRule="auto"/>
+              <w:spacing w:after="0" w:before="0" w:line="269" w:lineRule="auto"/>
             </w:pPr>
             <w:r>
               <w:rPr>
@@ -1158,8 +1161,8 @@
           <w:tcPr>
             <w:tcW w:type="dxa" w:w="5953"/>
             <w:tcMar>
-              <w:top w:w="90" w:type="dxa"/>
-              <w:bottom w:w="90" w:type="dxa"/>
+              <w:top w:w="70" w:type="dxa"/>
+              <w:bottom w:w="70" w:type="dxa"/>
               <w:left w:w="120" w:type="dxa"/>
               <w:right w:w="120" w:type="dxa"/>
             </w:tcMar>
@@ -1172,7 +1175,7 @@
           </w:tcPr>
           <w:p>
             <w:pPr>
-              <w:spacing w:after="0" w:before="0" w:line="293" w:lineRule="auto"/>
+              <w:spacing w:after="0" w:before="0" w:line="269" w:lineRule="auto"/>
             </w:pPr>
             <w:r>
               <w:rPr>
@@ -1404,18 +1407,19 @@
         <w:jc w:val="left"/>
         <w:tblLayout w:type="fixed"/>
         <w:tblLook w:firstColumn="1" w:firstRow="1" w:lastColumn="0" w:lastRow="0" w:noHBand="0" w:noVBand="1" w:val="04A0"/>
+        <w:tblLayout w:type="fixed"/>
       </w:tblPr>
       <w:tblGrid>
-        <w:gridCol w:w="5043"/>
-        <w:gridCol w:w="5043"/>
+        <w:gridCol w:w="6236"/>
+        <w:gridCol w:w="3515"/>
       </w:tblGrid>
       <w:tr>
         <w:tc>
           <w:tcPr>
             <w:tcW w:type="dxa" w:w="6236"/>
             <w:tcMar>
-              <w:top w:w="90" w:type="dxa"/>
-              <w:bottom w:w="90" w:type="dxa"/>
+              <w:top w:w="70" w:type="dxa"/>
+              <w:bottom w:w="70" w:type="dxa"/>
               <w:left w:w="120" w:type="dxa"/>
               <w:right w:w="120" w:type="dxa"/>
             </w:tcMar>
@@ -1429,7 +1433,7 @@
           </w:tcPr>
           <w:p>
             <w:pPr>
-              <w:spacing w:after="0" w:before="0" w:line="293" w:lineRule="auto"/>
+              <w:spacing w:after="0" w:before="0" w:line="269" w:lineRule="auto"/>
             </w:pPr>
             <w:r>
               <w:rPr>
@@ -1446,8 +1450,8 @@
           <w:tcPr>
             <w:tcW w:type="dxa" w:w="3515"/>
             <w:tcMar>
-              <w:top w:w="90" w:type="dxa"/>
-              <w:bottom w:w="90" w:type="dxa"/>
+              <w:top w:w="70" w:type="dxa"/>
+              <w:bottom w:w="70" w:type="dxa"/>
               <w:left w:w="120" w:type="dxa"/>
               <w:right w:w="120" w:type="dxa"/>
             </w:tcMar>
@@ -1461,7 +1465,7 @@
           </w:tcPr>
           <w:p>
             <w:pPr>
-              <w:spacing w:after="0" w:before="0" w:line="293" w:lineRule="auto"/>
+              <w:spacing w:after="0" w:before="0" w:line="269" w:lineRule="auto"/>
             </w:pPr>
             <w:r>
               <w:rPr>
@@ -1480,8 +1484,8 @@
           <w:tcPr>
             <w:tcW w:type="dxa" w:w="6236"/>
             <w:tcMar>
-              <w:top w:w="90" w:type="dxa"/>
-              <w:bottom w:w="90" w:type="dxa"/>
+              <w:top w:w="70" w:type="dxa"/>
+              <w:bottom w:w="70" w:type="dxa"/>
               <w:left w:w="120" w:type="dxa"/>
               <w:right w:w="120" w:type="dxa"/>
             </w:tcMar>
@@ -1494,7 +1498,7 @@
           </w:tcPr>
           <w:p>
             <w:pPr>
-              <w:spacing w:after="0" w:before="0" w:line="293" w:lineRule="auto"/>
+              <w:spacing w:after="0" w:before="0" w:line="269" w:lineRule="auto"/>
             </w:pPr>
             <w:r>
               <w:rPr>
@@ -1511,8 +1515,8 @@
           <w:tcPr>
             <w:tcW w:type="dxa" w:w="3515"/>
             <w:tcMar>
-              <w:top w:w="90" w:type="dxa"/>
-              <w:bottom w:w="90" w:type="dxa"/>
+              <w:top w:w="70" w:type="dxa"/>
+              <w:bottom w:w="70" w:type="dxa"/>
               <w:left w:w="120" w:type="dxa"/>
               <w:right w:w="120" w:type="dxa"/>
             </w:tcMar>
@@ -1525,7 +1529,7 @@
           </w:tcPr>
           <w:p>
             <w:pPr>
-              <w:spacing w:after="0" w:before="0" w:line="293" w:lineRule="auto"/>
+              <w:spacing w:after="0" w:before="0" w:line="269" w:lineRule="auto"/>
             </w:pPr>
             <w:r>
               <w:rPr>
@@ -1544,8 +1548,8 @@
           <w:tcPr>
             <w:tcW w:type="dxa" w:w="6236"/>
             <w:tcMar>
-              <w:top w:w="90" w:type="dxa"/>
-              <w:bottom w:w="90" w:type="dxa"/>
+              <w:top w:w="70" w:type="dxa"/>
+              <w:bottom w:w="70" w:type="dxa"/>
               <w:left w:w="120" w:type="dxa"/>
               <w:right w:w="120" w:type="dxa"/>
             </w:tcMar>
@@ -1558,7 +1562,7 @@
           </w:tcPr>
           <w:p>
             <w:pPr>
-              <w:spacing w:after="0" w:before="0" w:line="293" w:lineRule="auto"/>
+              <w:spacing w:after="0" w:before="0" w:line="269" w:lineRule="auto"/>
             </w:pPr>
             <w:r>
               <w:rPr>
@@ -1575,8 +1579,8 @@
           <w:tcPr>
             <w:tcW w:type="dxa" w:w="3515"/>
             <w:tcMar>
-              <w:top w:w="90" w:type="dxa"/>
-              <w:bottom w:w="90" w:type="dxa"/>
+              <w:top w:w="70" w:type="dxa"/>
+              <w:bottom w:w="70" w:type="dxa"/>
               <w:left w:w="120" w:type="dxa"/>
               <w:right w:w="120" w:type="dxa"/>
             </w:tcMar>
@@ -1589,7 +1593,7 @@
           </w:tcPr>
           <w:p>
             <w:pPr>
-              <w:spacing w:after="0" w:before="0" w:line="293" w:lineRule="auto"/>
+              <w:spacing w:after="0" w:before="0" w:line="269" w:lineRule="auto"/>
             </w:pPr>
             <w:r>
               <w:rPr>
@@ -1608,8 +1612,8 @@
           <w:tcPr>
             <w:tcW w:type="dxa" w:w="6236"/>
             <w:tcMar>
-              <w:top w:w="90" w:type="dxa"/>
-              <w:bottom w:w="90" w:type="dxa"/>
+              <w:top w:w="70" w:type="dxa"/>
+              <w:bottom w:w="70" w:type="dxa"/>
               <w:left w:w="120" w:type="dxa"/>
               <w:right w:w="120" w:type="dxa"/>
             </w:tcMar>
@@ -1622,7 +1626,7 @@
           </w:tcPr>
           <w:p>
             <w:pPr>
-              <w:spacing w:after="0" w:before="0" w:line="293" w:lineRule="auto"/>
+              <w:spacing w:after="0" w:before="0" w:line="269" w:lineRule="auto"/>
             </w:pPr>
             <w:r>
               <w:rPr>
@@ -1639,8 +1643,8 @@
           <w:tcPr>
             <w:tcW w:type="dxa" w:w="3515"/>
             <w:tcMar>
-              <w:top w:w="90" w:type="dxa"/>
-              <w:bottom w:w="90" w:type="dxa"/>
+              <w:top w:w="70" w:type="dxa"/>
+              <w:bottom w:w="70" w:type="dxa"/>
               <w:left w:w="120" w:type="dxa"/>
               <w:right w:w="120" w:type="dxa"/>
             </w:tcMar>
@@ -1653,7 +1657,7 @@
           </w:tcPr>
           <w:p>
             <w:pPr>
-              <w:spacing w:after="0" w:before="0" w:line="293" w:lineRule="auto"/>
+              <w:spacing w:after="0" w:before="0" w:line="269" w:lineRule="auto"/>
             </w:pPr>
             <w:r>
               <w:rPr>
@@ -1672,8 +1676,8 @@
           <w:tcPr>
             <w:tcW w:type="dxa" w:w="6236"/>
             <w:tcMar>
-              <w:top w:w="90" w:type="dxa"/>
-              <w:bottom w:w="90" w:type="dxa"/>
+              <w:top w:w="70" w:type="dxa"/>
+              <w:bottom w:w="70" w:type="dxa"/>
               <w:left w:w="120" w:type="dxa"/>
               <w:right w:w="120" w:type="dxa"/>
             </w:tcMar>
@@ -1686,7 +1690,7 @@
           </w:tcPr>
           <w:p>
             <w:pPr>
-              <w:spacing w:after="0" w:before="0" w:line="293" w:lineRule="auto"/>
+              <w:spacing w:after="0" w:before="0" w:line="269" w:lineRule="auto"/>
             </w:pPr>
             <w:r>
               <w:rPr>
@@ -1703,8 +1707,8 @@
           <w:tcPr>
             <w:tcW w:type="dxa" w:w="3515"/>
             <w:tcMar>
-              <w:top w:w="90" w:type="dxa"/>
-              <w:bottom w:w="90" w:type="dxa"/>
+              <w:top w:w="70" w:type="dxa"/>
+              <w:bottom w:w="70" w:type="dxa"/>
               <w:left w:w="120" w:type="dxa"/>
               <w:right w:w="120" w:type="dxa"/>
             </w:tcMar>
@@ -1717,7 +1721,7 @@
           </w:tcPr>
           <w:p>
             <w:pPr>
-              <w:spacing w:after="0" w:before="0" w:line="293" w:lineRule="auto"/>
+              <w:spacing w:after="0" w:before="0" w:line="269" w:lineRule="auto"/>
             </w:pPr>
             <w:r>
               <w:rPr>
@@ -1736,8 +1740,8 @@
           <w:tcPr>
             <w:tcW w:type="dxa" w:w="6236"/>
             <w:tcMar>
-              <w:top w:w="90" w:type="dxa"/>
-              <w:bottom w:w="90" w:type="dxa"/>
+              <w:top w:w="70" w:type="dxa"/>
+              <w:bottom w:w="70" w:type="dxa"/>
               <w:left w:w="120" w:type="dxa"/>
               <w:right w:w="120" w:type="dxa"/>
             </w:tcMar>
@@ -1750,7 +1754,7 @@
           </w:tcPr>
           <w:p>
             <w:pPr>
-              <w:spacing w:after="0" w:before="0" w:line="293" w:lineRule="auto"/>
+              <w:spacing w:after="0" w:before="0" w:line="269" w:lineRule="auto"/>
             </w:pPr>
             <w:r>
               <w:rPr>
@@ -1767,8 +1771,8 @@
           <w:tcPr>
             <w:tcW w:type="dxa" w:w="3515"/>
             <w:tcMar>
-              <w:top w:w="90" w:type="dxa"/>
-              <w:bottom w:w="90" w:type="dxa"/>
+              <w:top w:w="70" w:type="dxa"/>
+              <w:bottom w:w="70" w:type="dxa"/>
               <w:left w:w="120" w:type="dxa"/>
               <w:right w:w="120" w:type="dxa"/>
             </w:tcMar>
@@ -1781,7 +1785,7 @@
           </w:tcPr>
           <w:p>
             <w:pPr>
-              <w:spacing w:after="0" w:before="0" w:line="293" w:lineRule="auto"/>
+              <w:spacing w:after="0" w:before="0" w:line="269" w:lineRule="auto"/>
             </w:pPr>
             <w:r>
               <w:rPr>
@@ -1800,8 +1804,8 @@
           <w:tcPr>
             <w:tcW w:type="dxa" w:w="6236"/>
             <w:tcMar>
-              <w:top w:w="90" w:type="dxa"/>
-              <w:bottom w:w="90" w:type="dxa"/>
+              <w:top w:w="70" w:type="dxa"/>
+              <w:bottom w:w="70" w:type="dxa"/>
               <w:left w:w="120" w:type="dxa"/>
               <w:right w:w="120" w:type="dxa"/>
             </w:tcMar>
@@ -1814,7 +1818,7 @@
           </w:tcPr>
           <w:p>
             <w:pPr>
-              <w:spacing w:after="0" w:before="0" w:line="293" w:lineRule="auto"/>
+              <w:spacing w:after="0" w:before="0" w:line="269" w:lineRule="auto"/>
             </w:pPr>
             <w:r>
               <w:rPr>
@@ -1831,8 +1835,8 @@
           <w:tcPr>
             <w:tcW w:type="dxa" w:w="3515"/>
             <w:tcMar>
-              <w:top w:w="90" w:type="dxa"/>
-              <w:bottom w:w="90" w:type="dxa"/>
+              <w:top w:w="70" w:type="dxa"/>
+              <w:bottom w:w="70" w:type="dxa"/>
               <w:left w:w="120" w:type="dxa"/>
               <w:right w:w="120" w:type="dxa"/>
             </w:tcMar>
@@ -1845,7 +1849,7 @@
           </w:tcPr>
           <w:p>
             <w:pPr>
-              <w:spacing w:after="0" w:before="0" w:line="293" w:lineRule="auto"/>
+              <w:spacing w:after="0" w:before="0" w:line="269" w:lineRule="auto"/>
             </w:pPr>
             <w:r>
               <w:rPr>
@@ -1864,8 +1868,8 @@
           <w:tcPr>
             <w:tcW w:type="dxa" w:w="6236"/>
             <w:tcMar>
-              <w:top w:w="90" w:type="dxa"/>
-              <w:bottom w:w="90" w:type="dxa"/>
+              <w:top w:w="70" w:type="dxa"/>
+              <w:bottom w:w="70" w:type="dxa"/>
               <w:left w:w="120" w:type="dxa"/>
               <w:right w:w="120" w:type="dxa"/>
             </w:tcMar>
@@ -1878,7 +1882,7 @@
           </w:tcPr>
           <w:p>
             <w:pPr>
-              <w:spacing w:after="0" w:before="0" w:line="293" w:lineRule="auto"/>
+              <w:spacing w:after="0" w:before="0" w:line="269" w:lineRule="auto"/>
             </w:pPr>
             <w:r>
               <w:rPr>
@@ -1895,8 +1899,8 @@
           <w:tcPr>
             <w:tcW w:type="dxa" w:w="3515"/>
             <w:tcMar>
-              <w:top w:w="90" w:type="dxa"/>
-              <w:bottom w:w="90" w:type="dxa"/>
+              <w:top w:w="70" w:type="dxa"/>
+              <w:bottom w:w="70" w:type="dxa"/>
               <w:left w:w="120" w:type="dxa"/>
               <w:right w:w="120" w:type="dxa"/>
             </w:tcMar>
@@ -1909,7 +1913,7 @@
           </w:tcPr>
           <w:p>
             <w:pPr>
-              <w:spacing w:after="0" w:before="0" w:line="293" w:lineRule="auto"/>
+              <w:spacing w:after="0" w:before="0" w:line="269" w:lineRule="auto"/>
             </w:pPr>
             <w:r>
               <w:rPr>
@@ -2177,19 +2181,20 @@
         <w:jc w:val="left"/>
         <w:tblLayout w:type="fixed"/>
         <w:tblLook w:firstColumn="1" w:firstRow="1" w:lastColumn="0" w:lastRow="0" w:noHBand="0" w:noVBand="1" w:val="04A0"/>
+        <w:tblLayout w:type="fixed"/>
       </w:tblPr>
       <w:tblGrid>
-        <w:gridCol w:w="3362"/>
-        <w:gridCol w:w="3362"/>
-        <w:gridCol w:w="3362"/>
+        <w:gridCol w:w="2438"/>
+        <w:gridCol w:w="2778"/>
+        <w:gridCol w:w="4535"/>
       </w:tblGrid>
       <w:tr>
         <w:tc>
           <w:tcPr>
             <w:tcW w:type="dxa" w:w="2438"/>
             <w:tcMar>
-              <w:top w:w="90" w:type="dxa"/>
-              <w:bottom w:w="90" w:type="dxa"/>
+              <w:top w:w="70" w:type="dxa"/>
+              <w:bottom w:w="70" w:type="dxa"/>
               <w:left w:w="120" w:type="dxa"/>
               <w:right w:w="120" w:type="dxa"/>
             </w:tcMar>
@@ -2203,7 +2208,7 @@
           </w:tcPr>
           <w:p>
             <w:pPr>
-              <w:spacing w:after="0" w:before="0" w:line="293" w:lineRule="auto"/>
+              <w:spacing w:after="0" w:before="0" w:line="269" w:lineRule="auto"/>
             </w:pPr>
             <w:r>
               <w:rPr>
@@ -2220,8 +2225,8 @@
           <w:tcPr>
             <w:tcW w:type="dxa" w:w="2778"/>
             <w:tcMar>
-              <w:top w:w="90" w:type="dxa"/>
-              <w:bottom w:w="90" w:type="dxa"/>
+              <w:top w:w="70" w:type="dxa"/>
+              <w:bottom w:w="70" w:type="dxa"/>
               <w:left w:w="120" w:type="dxa"/>
               <w:right w:w="120" w:type="dxa"/>
             </w:tcMar>
@@ -2235,7 +2240,7 @@
           </w:tcPr>
           <w:p>
             <w:pPr>
-              <w:spacing w:after="0" w:before="0" w:line="293" w:lineRule="auto"/>
+              <w:spacing w:after="0" w:before="0" w:line="269" w:lineRule="auto"/>
             </w:pPr>
             <w:r>
               <w:rPr>
@@ -2252,8 +2257,8 @@
           <w:tcPr>
             <w:tcW w:type="dxa" w:w="4535"/>
             <w:tcMar>
-              <w:top w:w="90" w:type="dxa"/>
-              <w:bottom w:w="90" w:type="dxa"/>
+              <w:top w:w="70" w:type="dxa"/>
+              <w:bottom w:w="70" w:type="dxa"/>
               <w:left w:w="120" w:type="dxa"/>
               <w:right w:w="120" w:type="dxa"/>
             </w:tcMar>
@@ -2267,7 +2272,7 @@
           </w:tcPr>
           <w:p>
             <w:pPr>
-              <w:spacing w:after="0" w:before="0" w:line="293" w:lineRule="auto"/>
+              <w:spacing w:after="0" w:before="0" w:line="269" w:lineRule="auto"/>
             </w:pPr>
             <w:r>
               <w:rPr>
@@ -2286,8 +2291,8 @@
           <w:tcPr>
             <w:tcW w:type="dxa" w:w="2438"/>
             <w:tcMar>
-              <w:top w:w="90" w:type="dxa"/>
-              <w:bottom w:w="90" w:type="dxa"/>
+              <w:top w:w="70" w:type="dxa"/>
+              <w:bottom w:w="70" w:type="dxa"/>
               <w:left w:w="120" w:type="dxa"/>
               <w:right w:w="120" w:type="dxa"/>
             </w:tcMar>
@@ -2300,7 +2305,7 @@
           </w:tcPr>
           <w:p>
             <w:pPr>
-              <w:spacing w:after="0" w:before="0" w:line="293" w:lineRule="auto"/>
+              <w:spacing w:after="0" w:before="0" w:line="269" w:lineRule="auto"/>
             </w:pPr>
             <w:r>
               <w:rPr>
@@ -2317,8 +2322,8 @@
           <w:tcPr>
             <w:tcW w:type="dxa" w:w="2778"/>
             <w:tcMar>
-              <w:top w:w="90" w:type="dxa"/>
-              <w:bottom w:w="90" w:type="dxa"/>
+              <w:top w:w="70" w:type="dxa"/>
+              <w:bottom w:w="70" w:type="dxa"/>
               <w:left w:w="120" w:type="dxa"/>
               <w:right w:w="120" w:type="dxa"/>
             </w:tcMar>
@@ -2331,7 +2336,7 @@
           </w:tcPr>
           <w:p>
             <w:pPr>
-              <w:spacing w:after="0" w:before="0" w:line="293" w:lineRule="auto"/>
+              <w:spacing w:after="0" w:before="0" w:line="269" w:lineRule="auto"/>
             </w:pPr>
             <w:r>
               <w:rPr>
@@ -2348,8 +2353,8 @@
           <w:tcPr>
             <w:tcW w:type="dxa" w:w="4535"/>
             <w:tcMar>
-              <w:top w:w="90" w:type="dxa"/>
-              <w:bottom w:w="90" w:type="dxa"/>
+              <w:top w:w="70" w:type="dxa"/>
+              <w:bottom w:w="70" w:type="dxa"/>
               <w:left w:w="120" w:type="dxa"/>
               <w:right w:w="120" w:type="dxa"/>
             </w:tcMar>
@@ -2362,7 +2367,7 @@
           </w:tcPr>
           <w:p>
             <w:pPr>
-              <w:spacing w:after="0" w:before="0" w:line="293" w:lineRule="auto"/>
+              <w:spacing w:after="0" w:before="0" w:line="269" w:lineRule="auto"/>
             </w:pPr>
             <w:r>
               <w:rPr>
@@ -2381,8 +2386,8 @@
           <w:tcPr>
             <w:tcW w:type="dxa" w:w="2438"/>
             <w:tcMar>
-              <w:top w:w="90" w:type="dxa"/>
-              <w:bottom w:w="90" w:type="dxa"/>
+              <w:top w:w="70" w:type="dxa"/>
+              <w:bottom w:w="70" w:type="dxa"/>
               <w:left w:w="120" w:type="dxa"/>
               <w:right w:w="120" w:type="dxa"/>
             </w:tcMar>
@@ -2395,7 +2400,7 @@
           </w:tcPr>
           <w:p>
             <w:pPr>
-              <w:spacing w:after="0" w:before="0" w:line="293" w:lineRule="auto"/>
+              <w:spacing w:after="0" w:before="0" w:line="269" w:lineRule="auto"/>
             </w:pPr>
             <w:r>
               <w:rPr>
@@ -2412,8 +2417,8 @@
           <w:tcPr>
             <w:tcW w:type="dxa" w:w="2778"/>
             <w:tcMar>
-              <w:top w:w="90" w:type="dxa"/>
-              <w:bottom w:w="90" w:type="dxa"/>
+              <w:top w:w="70" w:type="dxa"/>
+              <w:bottom w:w="70" w:type="dxa"/>
               <w:left w:w="120" w:type="dxa"/>
               <w:right w:w="120" w:type="dxa"/>
             </w:tcMar>
@@ -2426,7 +2431,7 @@
           </w:tcPr>
           <w:p>
             <w:pPr>
-              <w:spacing w:after="0" w:before="0" w:line="293" w:lineRule="auto"/>
+              <w:spacing w:after="0" w:before="0" w:line="269" w:lineRule="auto"/>
             </w:pPr>
             <w:r>
               <w:rPr>
@@ -2443,8 +2448,8 @@
           <w:tcPr>
             <w:tcW w:type="dxa" w:w="4535"/>
             <w:tcMar>
-              <w:top w:w="90" w:type="dxa"/>
-              <w:bottom w:w="90" w:type="dxa"/>
+              <w:top w:w="70" w:type="dxa"/>
+              <w:bottom w:w="70" w:type="dxa"/>
               <w:left w:w="120" w:type="dxa"/>
               <w:right w:w="120" w:type="dxa"/>
             </w:tcMar>
@@ -2457,7 +2462,7 @@
           </w:tcPr>
           <w:p>
             <w:pPr>
-              <w:spacing w:after="0" w:before="0" w:line="293" w:lineRule="auto"/>
+              <w:spacing w:after="0" w:before="0" w:line="269" w:lineRule="auto"/>
             </w:pPr>
             <w:r>
               <w:rPr>
@@ -2476,8 +2481,8 @@
           <w:tcPr>
             <w:tcW w:type="dxa" w:w="2438"/>
             <w:tcMar>
-              <w:top w:w="90" w:type="dxa"/>
-              <w:bottom w:w="90" w:type="dxa"/>
+              <w:top w:w="70" w:type="dxa"/>
+              <w:bottom w:w="70" w:type="dxa"/>
               <w:left w:w="120" w:type="dxa"/>
               <w:right w:w="120" w:type="dxa"/>
             </w:tcMar>
@@ -2490,7 +2495,7 @@
           </w:tcPr>
           <w:p>
             <w:pPr>
-              <w:spacing w:after="0" w:before="0" w:line="293" w:lineRule="auto"/>
+              <w:spacing w:after="0" w:before="0" w:line="269" w:lineRule="auto"/>
             </w:pPr>
             <w:r>
               <w:rPr>
@@ -2507,8 +2512,8 @@
           <w:tcPr>
             <w:tcW w:type="dxa" w:w="2778"/>
             <w:tcMar>
-              <w:top w:w="90" w:type="dxa"/>
-              <w:bottom w:w="90" w:type="dxa"/>
+              <w:top w:w="70" w:type="dxa"/>
+              <w:bottom w:w="70" w:type="dxa"/>
               <w:left w:w="120" w:type="dxa"/>
               <w:right w:w="120" w:type="dxa"/>
             </w:tcMar>
@@ -2521,7 +2526,7 @@
           </w:tcPr>
           <w:p>
             <w:pPr>
-              <w:spacing w:after="0" w:before="0" w:line="293" w:lineRule="auto"/>
+              <w:spacing w:after="0" w:before="0" w:line="269" w:lineRule="auto"/>
             </w:pPr>
             <w:r>
               <w:rPr>
@@ -2538,8 +2543,8 @@
           <w:tcPr>
             <w:tcW w:type="dxa" w:w="4535"/>
             <w:tcMar>
-              <w:top w:w="90" w:type="dxa"/>
-              <w:bottom w:w="90" w:type="dxa"/>
+              <w:top w:w="70" w:type="dxa"/>
+              <w:bottom w:w="70" w:type="dxa"/>
               <w:left w:w="120" w:type="dxa"/>
               <w:right w:w="120" w:type="dxa"/>
             </w:tcMar>
@@ -2552,7 +2557,7 @@
           </w:tcPr>
           <w:p>
             <w:pPr>
-              <w:spacing w:after="0" w:before="0" w:line="293" w:lineRule="auto"/>
+              <w:spacing w:after="0" w:before="0" w:line="269" w:lineRule="auto"/>
             </w:pPr>
             <w:r>
               <w:rPr>
@@ -2571,8 +2576,8 @@
           <w:tcPr>
             <w:tcW w:type="dxa" w:w="2438"/>
             <w:tcMar>
-              <w:top w:w="90" w:type="dxa"/>
-              <w:bottom w:w="90" w:type="dxa"/>
+              <w:top w:w="70" w:type="dxa"/>
+              <w:bottom w:w="70" w:type="dxa"/>
               <w:left w:w="120" w:type="dxa"/>
               <w:right w:w="120" w:type="dxa"/>
             </w:tcMar>
@@ -2585,7 +2590,7 @@
           </w:tcPr>
           <w:p>
             <w:pPr>
-              <w:spacing w:after="0" w:before="0" w:line="293" w:lineRule="auto"/>
+              <w:spacing w:after="0" w:before="0" w:line="269" w:lineRule="auto"/>
             </w:pPr>
             <w:r>
               <w:rPr>
@@ -2602,8 +2607,8 @@
           <w:tcPr>
             <w:tcW w:type="dxa" w:w="2778"/>
             <w:tcMar>
-              <w:top w:w="90" w:type="dxa"/>
-              <w:bottom w:w="90" w:type="dxa"/>
+              <w:top w:w="70" w:type="dxa"/>
+              <w:bottom w:w="70" w:type="dxa"/>
               <w:left w:w="120" w:type="dxa"/>
               <w:right w:w="120" w:type="dxa"/>
             </w:tcMar>
@@ -2616,7 +2621,7 @@
           </w:tcPr>
           <w:p>
             <w:pPr>
-              <w:spacing w:after="0" w:before="0" w:line="293" w:lineRule="auto"/>
+              <w:spacing w:after="0" w:before="0" w:line="269" w:lineRule="auto"/>
             </w:pPr>
             <w:r>
               <w:rPr>
@@ -2633,8 +2638,8 @@
           <w:tcPr>
             <w:tcW w:type="dxa" w:w="4535"/>
             <w:tcMar>
-              <w:top w:w="90" w:type="dxa"/>
-              <w:bottom w:w="90" w:type="dxa"/>
+              <w:top w:w="70" w:type="dxa"/>
+              <w:bottom w:w="70" w:type="dxa"/>
               <w:left w:w="120" w:type="dxa"/>
               <w:right w:w="120" w:type="dxa"/>
             </w:tcMar>
@@ -2647,7 +2652,7 @@
           </w:tcPr>
           <w:p>
             <w:pPr>
-              <w:spacing w:after="0" w:before="0" w:line="293" w:lineRule="auto"/>
+              <w:spacing w:after="0" w:before="0" w:line="269" w:lineRule="auto"/>
             </w:pPr>
             <w:r>
               <w:rPr>
@@ -2666,8 +2671,8 @@
           <w:tcPr>
             <w:tcW w:type="dxa" w:w="2438"/>
             <w:tcMar>
-              <w:top w:w="90" w:type="dxa"/>
-              <w:bottom w:w="90" w:type="dxa"/>
+              <w:top w:w="70" w:type="dxa"/>
+              <w:bottom w:w="70" w:type="dxa"/>
               <w:left w:w="120" w:type="dxa"/>
               <w:right w:w="120" w:type="dxa"/>
             </w:tcMar>
@@ -2680,7 +2685,7 @@
           </w:tcPr>
           <w:p>
             <w:pPr>
-              <w:spacing w:after="0" w:before="0" w:line="293" w:lineRule="auto"/>
+              <w:spacing w:after="0" w:before="0" w:line="269" w:lineRule="auto"/>
             </w:pPr>
             <w:r>
               <w:rPr>
@@ -2697,8 +2702,8 @@
           <w:tcPr>
             <w:tcW w:type="dxa" w:w="2778"/>
             <w:tcMar>
-              <w:top w:w="90" w:type="dxa"/>
-              <w:bottom w:w="90" w:type="dxa"/>
+              <w:top w:w="70" w:type="dxa"/>
+              <w:bottom w:w="70" w:type="dxa"/>
               <w:left w:w="120" w:type="dxa"/>
               <w:right w:w="120" w:type="dxa"/>
             </w:tcMar>
@@ -2711,7 +2716,7 @@
           </w:tcPr>
           <w:p>
             <w:pPr>
-              <w:spacing w:after="0" w:before="0" w:line="293" w:lineRule="auto"/>
+              <w:spacing w:after="0" w:before="0" w:line="269" w:lineRule="auto"/>
             </w:pPr>
             <w:r>
               <w:rPr>
@@ -2728,8 +2733,8 @@
           <w:tcPr>
             <w:tcW w:type="dxa" w:w="4535"/>
             <w:tcMar>
-              <w:top w:w="90" w:type="dxa"/>
-              <w:bottom w:w="90" w:type="dxa"/>
+              <w:top w:w="70" w:type="dxa"/>
+              <w:bottom w:w="70" w:type="dxa"/>
               <w:left w:w="120" w:type="dxa"/>
               <w:right w:w="120" w:type="dxa"/>
             </w:tcMar>
@@ -2742,7 +2747,7 @@
           </w:tcPr>
           <w:p>
             <w:pPr>
-              <w:spacing w:after="0" w:before="0" w:line="293" w:lineRule="auto"/>
+              <w:spacing w:after="0" w:before="0" w:line="269" w:lineRule="auto"/>
             </w:pPr>
             <w:r>
               <w:rPr>
@@ -2761,8 +2766,8 @@
           <w:tcPr>
             <w:tcW w:type="dxa" w:w="2438"/>
             <w:tcMar>
-              <w:top w:w="90" w:type="dxa"/>
-              <w:bottom w:w="90" w:type="dxa"/>
+              <w:top w:w="70" w:type="dxa"/>
+              <w:bottom w:w="70" w:type="dxa"/>
               <w:left w:w="120" w:type="dxa"/>
               <w:right w:w="120" w:type="dxa"/>
             </w:tcMar>
@@ -2775,7 +2780,7 @@
           </w:tcPr>
           <w:p>
             <w:pPr>
-              <w:spacing w:after="0" w:before="0" w:line="293" w:lineRule="auto"/>
+              <w:spacing w:after="0" w:before="0" w:line="269" w:lineRule="auto"/>
             </w:pPr>
             <w:r>
               <w:rPr>
@@ -2792,8 +2797,8 @@
           <w:tcPr>
             <w:tcW w:type="dxa" w:w="2778"/>
             <w:tcMar>
-              <w:top w:w="90" w:type="dxa"/>
-              <w:bottom w:w="90" w:type="dxa"/>
+              <w:top w:w="70" w:type="dxa"/>
+              <w:bottom w:w="70" w:type="dxa"/>
               <w:left w:w="120" w:type="dxa"/>
               <w:right w:w="120" w:type="dxa"/>
             </w:tcMar>
@@ -2806,7 +2811,7 @@
           </w:tcPr>
           <w:p>
             <w:pPr>
-              <w:spacing w:after="0" w:before="0" w:line="293" w:lineRule="auto"/>
+              <w:spacing w:after="0" w:before="0" w:line="269" w:lineRule="auto"/>
             </w:pPr>
             <w:r>
               <w:rPr>
@@ -2823,8 +2828,8 @@
           <w:tcPr>
             <w:tcW w:type="dxa" w:w="4535"/>
             <w:tcMar>
-              <w:top w:w="90" w:type="dxa"/>
-              <w:bottom w:w="90" w:type="dxa"/>
+              <w:top w:w="70" w:type="dxa"/>
+              <w:bottom w:w="70" w:type="dxa"/>
               <w:left w:w="120" w:type="dxa"/>
               <w:right w:w="120" w:type="dxa"/>
             </w:tcMar>
@@ -2837,7 +2842,7 @@
           </w:tcPr>
           <w:p>
             <w:pPr>
-              <w:spacing w:after="0" w:before="0" w:line="293" w:lineRule="auto"/>
+              <w:spacing w:after="0" w:before="0" w:line="269" w:lineRule="auto"/>
             </w:pPr>
             <w:r>
               <w:rPr>
@@ -2856,8 +2861,8 @@
           <w:tcPr>
             <w:tcW w:type="dxa" w:w="2438"/>
             <w:tcMar>
-              <w:top w:w="90" w:type="dxa"/>
-              <w:bottom w:w="90" w:type="dxa"/>
+              <w:top w:w="70" w:type="dxa"/>
+              <w:bottom w:w="70" w:type="dxa"/>
               <w:left w:w="120" w:type="dxa"/>
               <w:right w:w="120" w:type="dxa"/>
             </w:tcMar>
@@ -2870,7 +2875,7 @@
           </w:tcPr>
           <w:p>
             <w:pPr>
-              <w:spacing w:after="0" w:before="0" w:line="293" w:lineRule="auto"/>
+              <w:spacing w:after="0" w:before="0" w:line="269" w:lineRule="auto"/>
             </w:pPr>
             <w:r>
               <w:rPr>
@@ -2887,8 +2892,8 @@
           <w:tcPr>
             <w:tcW w:type="dxa" w:w="2778"/>
             <w:tcMar>
-              <w:top w:w="90" w:type="dxa"/>
-              <w:bottom w:w="90" w:type="dxa"/>
+              <w:top w:w="70" w:type="dxa"/>
+              <w:bottom w:w="70" w:type="dxa"/>
               <w:left w:w="120" w:type="dxa"/>
               <w:right w:w="120" w:type="dxa"/>
             </w:tcMar>
@@ -2901,7 +2906,7 @@
           </w:tcPr>
           <w:p>
             <w:pPr>
-              <w:spacing w:after="0" w:before="0" w:line="293" w:lineRule="auto"/>
+              <w:spacing w:after="0" w:before="0" w:line="269" w:lineRule="auto"/>
             </w:pPr>
             <w:r>
               <w:rPr>
@@ -2918,8 +2923,8 @@
           <w:tcPr>
             <w:tcW w:type="dxa" w:w="4535"/>
             <w:tcMar>
-              <w:top w:w="90" w:type="dxa"/>
-              <w:bottom w:w="90" w:type="dxa"/>
+              <w:top w:w="70" w:type="dxa"/>
+              <w:bottom w:w="70" w:type="dxa"/>
               <w:left w:w="120" w:type="dxa"/>
               <w:right w:w="120" w:type="dxa"/>
             </w:tcMar>
@@ -2932,7 +2937,7 @@
           </w:tcPr>
           <w:p>
             <w:pPr>
-              <w:spacing w:after="0" w:before="0" w:line="293" w:lineRule="auto"/>
+              <w:spacing w:after="0" w:before="0" w:line="269" w:lineRule="auto"/>
             </w:pPr>
             <w:r>
               <w:rPr>
@@ -2951,8 +2956,8 @@
           <w:tcPr>
             <w:tcW w:type="dxa" w:w="2438"/>
             <w:tcMar>
-              <w:top w:w="90" w:type="dxa"/>
-              <w:bottom w:w="90" w:type="dxa"/>
+              <w:top w:w="70" w:type="dxa"/>
+              <w:bottom w:w="70" w:type="dxa"/>
               <w:left w:w="120" w:type="dxa"/>
               <w:right w:w="120" w:type="dxa"/>
             </w:tcMar>
@@ -2965,7 +2970,7 @@
           </w:tcPr>
           <w:p>
             <w:pPr>
-              <w:spacing w:after="0" w:before="0" w:line="293" w:lineRule="auto"/>
+              <w:spacing w:after="0" w:before="0" w:line="269" w:lineRule="auto"/>
             </w:pPr>
             <w:r>
               <w:rPr>
@@ -2982,8 +2987,8 @@
           <w:tcPr>
             <w:tcW w:type="dxa" w:w="2778"/>
             <w:tcMar>
-              <w:top w:w="90" w:type="dxa"/>
-              <w:bottom w:w="90" w:type="dxa"/>
+              <w:top w:w="70" w:type="dxa"/>
+              <w:bottom w:w="70" w:type="dxa"/>
               <w:left w:w="120" w:type="dxa"/>
               <w:right w:w="120" w:type="dxa"/>
             </w:tcMar>
@@ -2996,7 +3001,7 @@
           </w:tcPr>
           <w:p>
             <w:pPr>
-              <w:spacing w:after="0" w:before="0" w:line="293" w:lineRule="auto"/>
+              <w:spacing w:after="0" w:before="0" w:line="269" w:lineRule="auto"/>
             </w:pPr>
             <w:r>
               <w:rPr>
@@ -3013,8 +3018,8 @@
           <w:tcPr>
             <w:tcW w:type="dxa" w:w="4535"/>
             <w:tcMar>
-              <w:top w:w="90" w:type="dxa"/>
-              <w:bottom w:w="90" w:type="dxa"/>
+              <w:top w:w="70" w:type="dxa"/>
+              <w:bottom w:w="70" w:type="dxa"/>
               <w:left w:w="120" w:type="dxa"/>
               <w:right w:w="120" w:type="dxa"/>
             </w:tcMar>
@@ -3027,7 +3032,7 @@
           </w:tcPr>
           <w:p>
             <w:pPr>
-              <w:spacing w:after="0" w:before="0" w:line="293" w:lineRule="auto"/>
+              <w:spacing w:after="0" w:before="0" w:line="269" w:lineRule="auto"/>
             </w:pPr>
             <w:r>
               <w:rPr>
@@ -3046,8 +3051,8 @@
           <w:tcPr>
             <w:tcW w:type="dxa" w:w="2438"/>
             <w:tcMar>
-              <w:top w:w="90" w:type="dxa"/>
-              <w:bottom w:w="90" w:type="dxa"/>
+              <w:top w:w="70" w:type="dxa"/>
+              <w:bottom w:w="70" w:type="dxa"/>
               <w:left w:w="120" w:type="dxa"/>
               <w:right w:w="120" w:type="dxa"/>
             </w:tcMar>
@@ -3060,7 +3065,7 @@
           </w:tcPr>
           <w:p>
             <w:pPr>
-              <w:spacing w:after="0" w:before="0" w:line="293" w:lineRule="auto"/>
+              <w:spacing w:after="0" w:before="0" w:line="269" w:lineRule="auto"/>
             </w:pPr>
             <w:r>
               <w:rPr>
@@ -3077,8 +3082,8 @@
           <w:tcPr>
             <w:tcW w:type="dxa" w:w="2778"/>
             <w:tcMar>
-              <w:top w:w="90" w:type="dxa"/>
-              <w:bottom w:w="90" w:type="dxa"/>
+              <w:top w:w="70" w:type="dxa"/>
+              <w:bottom w:w="70" w:type="dxa"/>
               <w:left w:w="120" w:type="dxa"/>
               <w:right w:w="120" w:type="dxa"/>
             </w:tcMar>
@@ -3091,7 +3096,7 @@
           </w:tcPr>
           <w:p>
             <w:pPr>
-              <w:spacing w:after="0" w:before="0" w:line="293" w:lineRule="auto"/>
+              <w:spacing w:after="0" w:before="0" w:line="269" w:lineRule="auto"/>
             </w:pPr>
             <w:r>
               <w:rPr>
@@ -3108,8 +3113,8 @@
           <w:tcPr>
             <w:tcW w:type="dxa" w:w="4535"/>
             <w:tcMar>
-              <w:top w:w="90" w:type="dxa"/>
-              <w:bottom w:w="90" w:type="dxa"/>
+              <w:top w:w="70" w:type="dxa"/>
+              <w:bottom w:w="70" w:type="dxa"/>
               <w:left w:w="120" w:type="dxa"/>
               <w:right w:w="120" w:type="dxa"/>
             </w:tcMar>
@@ -3122,7 +3127,7 @@
           </w:tcPr>
           <w:p>
             <w:pPr>
-              <w:spacing w:after="0" w:before="0" w:line="293" w:lineRule="auto"/>
+              <w:spacing w:after="0" w:before="0" w:line="269" w:lineRule="auto"/>
             </w:pPr>
             <w:r>
               <w:rPr>
@@ -3141,8 +3146,8 @@
           <w:tcPr>
             <w:tcW w:type="dxa" w:w="2438"/>
             <w:tcMar>
-              <w:top w:w="90" w:type="dxa"/>
-              <w:bottom w:w="90" w:type="dxa"/>
+              <w:top w:w="70" w:type="dxa"/>
+              <w:bottom w:w="70" w:type="dxa"/>
               <w:left w:w="120" w:type="dxa"/>
               <w:right w:w="120" w:type="dxa"/>
             </w:tcMar>
@@ -3155,7 +3160,7 @@
           </w:tcPr>
           <w:p>
             <w:pPr>
-              <w:spacing w:after="0" w:before="0" w:line="293" w:lineRule="auto"/>
+              <w:spacing w:after="0" w:before="0" w:line="269" w:lineRule="auto"/>
             </w:pPr>
             <w:r>
               <w:rPr>
@@ -3172,8 +3177,8 @@
           <w:tcPr>
             <w:tcW w:type="dxa" w:w="2778"/>
             <w:tcMar>
-              <w:top w:w="90" w:type="dxa"/>
-              <w:bottom w:w="90" w:type="dxa"/>
+              <w:top w:w="70" w:type="dxa"/>
+              <w:bottom w:w="70" w:type="dxa"/>
               <w:left w:w="120" w:type="dxa"/>
               <w:right w:w="120" w:type="dxa"/>
             </w:tcMar>
@@ -3186,7 +3191,7 @@
           </w:tcPr>
           <w:p>
             <w:pPr>
-              <w:spacing w:after="0" w:before="0" w:line="293" w:lineRule="auto"/>
+              <w:spacing w:after="0" w:before="0" w:line="269" w:lineRule="auto"/>
             </w:pPr>
             <w:r>
               <w:rPr>
@@ -3203,8 +3208,8 @@
           <w:tcPr>
             <w:tcW w:type="dxa" w:w="4535"/>
             <w:tcMar>
-              <w:top w:w="90" w:type="dxa"/>
-              <w:bottom w:w="90" w:type="dxa"/>
+              <w:top w:w="70" w:type="dxa"/>
+              <w:bottom w:w="70" w:type="dxa"/>
               <w:left w:w="120" w:type="dxa"/>
               <w:right w:w="120" w:type="dxa"/>
             </w:tcMar>
@@ -3217,7 +3222,7 @@
           </w:tcPr>
           <w:p>
             <w:pPr>
-              <w:spacing w:after="0" w:before="0" w:line="293" w:lineRule="auto"/>
+              <w:spacing w:after="0" w:before="0" w:line="269" w:lineRule="auto"/>
             </w:pPr>
             <w:r>
               <w:rPr>
@@ -3252,6 +3257,7 @@
         <w:tblW w:type="auto" w:w="0"/>
         <w:tblLayout w:type="fixed"/>
         <w:tblLook w:firstColumn="1" w:firstRow="1" w:lastColumn="0" w:lastRow="0" w:noHBand="0" w:noVBand="1" w:val="04A0"/>
+        <w:tblLayout w:type="fixed"/>
       </w:tblPr>
       <w:tblGrid>
         <w:gridCol w:w="10086"/>
@@ -3290,7 +3296,7 @@
           </w:p>
           <w:p>
             <w:pPr>
-              <w:spacing w:after="0" w:line="312" w:lineRule="auto"/>
+              <w:spacing w:after="0" w:line="283" w:lineRule="auto"/>
             </w:pPr>
             <w:r>
               <w:rPr>
@@ -3344,19 +3350,20 @@
         <w:jc w:val="left"/>
         <w:tblLayout w:type="fixed"/>
         <w:tblLook w:firstColumn="1" w:firstRow="1" w:lastColumn="0" w:lastRow="0" w:noHBand="0" w:noVBand="1" w:val="04A0"/>
+        <w:tblLayout w:type="fixed"/>
       </w:tblPr>
       <w:tblGrid>
-        <w:gridCol w:w="3362"/>
-        <w:gridCol w:w="3362"/>
-        <w:gridCol w:w="3362"/>
+        <w:gridCol w:w="907"/>
+        <w:gridCol w:w="5329"/>
+        <w:gridCol w:w="3515"/>
       </w:tblGrid>
       <w:tr>
         <w:tc>
           <w:tcPr>
             <w:tcW w:type="dxa" w:w="907"/>
             <w:tcMar>
-              <w:top w:w="90" w:type="dxa"/>
-              <w:bottom w:w="90" w:type="dxa"/>
+              <w:top w:w="70" w:type="dxa"/>
+              <w:bottom w:w="70" w:type="dxa"/>
               <w:left w:w="120" w:type="dxa"/>
               <w:right w:w="120" w:type="dxa"/>
             </w:tcMar>
@@ -3370,7 +3377,7 @@
           </w:tcPr>
           <w:p>
             <w:pPr>
-              <w:spacing w:after="0" w:before="0" w:line="293" w:lineRule="auto"/>
+              <w:spacing w:after="0" w:before="0" w:line="269" w:lineRule="auto"/>
             </w:pPr>
             <w:r>
               <w:rPr>
@@ -3387,8 +3394,8 @@
           <w:tcPr>
             <w:tcW w:type="dxa" w:w="5329"/>
             <w:tcMar>
-              <w:top w:w="90" w:type="dxa"/>
-              <w:bottom w:w="90" w:type="dxa"/>
+              <w:top w:w="70" w:type="dxa"/>
+              <w:bottom w:w="70" w:type="dxa"/>
               <w:left w:w="120" w:type="dxa"/>
               <w:right w:w="120" w:type="dxa"/>
             </w:tcMar>
@@ -3402,7 +3409,7 @@
           </w:tcPr>
           <w:p>
             <w:pPr>
-              <w:spacing w:after="0" w:before="0" w:line="293" w:lineRule="auto"/>
+              <w:spacing w:after="0" w:before="0" w:line="269" w:lineRule="auto"/>
             </w:pPr>
             <w:r>
               <w:rPr>
@@ -3419,8 +3426,8 @@
           <w:tcPr>
             <w:tcW w:type="dxa" w:w="3515"/>
             <w:tcMar>
-              <w:top w:w="90" w:type="dxa"/>
-              <w:bottom w:w="90" w:type="dxa"/>
+              <w:top w:w="70" w:type="dxa"/>
+              <w:bottom w:w="70" w:type="dxa"/>
               <w:left w:w="120" w:type="dxa"/>
               <w:right w:w="120" w:type="dxa"/>
             </w:tcMar>
@@ -3434,7 +3441,7 @@
           </w:tcPr>
           <w:p>
             <w:pPr>
-              <w:spacing w:after="0" w:before="0" w:line="293" w:lineRule="auto"/>
+              <w:spacing w:after="0" w:before="0" w:line="269" w:lineRule="auto"/>
             </w:pPr>
             <w:r>
               <w:rPr>
@@ -3453,8 +3460,8 @@
           <w:tcPr>
             <w:tcW w:type="dxa" w:w="907"/>
             <w:tcMar>
-              <w:top w:w="90" w:type="dxa"/>
-              <w:bottom w:w="90" w:type="dxa"/>
+              <w:top w:w="70" w:type="dxa"/>
+              <w:bottom w:w="70" w:type="dxa"/>
               <w:left w:w="120" w:type="dxa"/>
               <w:right w:w="120" w:type="dxa"/>
             </w:tcMar>
@@ -3467,7 +3474,7 @@
           </w:tcPr>
           <w:p>
             <w:pPr>
-              <w:spacing w:after="0" w:before="0" w:line="293" w:lineRule="auto"/>
+              <w:spacing w:after="0" w:before="0" w:line="269" w:lineRule="auto"/>
             </w:pPr>
             <w:r>
               <w:rPr>
@@ -3484,8 +3491,8 @@
           <w:tcPr>
             <w:tcW w:type="dxa" w:w="5329"/>
             <w:tcMar>
-              <w:top w:w="90" w:type="dxa"/>
-              <w:bottom w:w="90" w:type="dxa"/>
+              <w:top w:w="70" w:type="dxa"/>
+              <w:bottom w:w="70" w:type="dxa"/>
               <w:left w:w="120" w:type="dxa"/>
               <w:right w:w="120" w:type="dxa"/>
             </w:tcMar>
@@ -3498,7 +3505,7 @@
           </w:tcPr>
           <w:p>
             <w:pPr>
-              <w:spacing w:after="0" w:before="0" w:line="293" w:lineRule="auto"/>
+              <w:spacing w:after="0" w:before="0" w:line="269" w:lineRule="auto"/>
             </w:pPr>
             <w:r>
               <w:rPr>
@@ -3515,8 +3522,8 @@
           <w:tcPr>
             <w:tcW w:type="dxa" w:w="3515"/>
             <w:tcMar>
-              <w:top w:w="90" w:type="dxa"/>
-              <w:bottom w:w="90" w:type="dxa"/>
+              <w:top w:w="70" w:type="dxa"/>
+              <w:bottom w:w="70" w:type="dxa"/>
               <w:left w:w="120" w:type="dxa"/>
               <w:right w:w="120" w:type="dxa"/>
             </w:tcMar>
@@ -3529,7 +3536,7 @@
           </w:tcPr>
           <w:p>
             <w:pPr>
-              <w:spacing w:after="0" w:before="0" w:line="293" w:lineRule="auto"/>
+              <w:spacing w:after="0" w:before="0" w:line="269" w:lineRule="auto"/>
             </w:pPr>
             <w:r>
               <w:rPr>
@@ -3548,8 +3555,8 @@
           <w:tcPr>
             <w:tcW w:type="dxa" w:w="907"/>
             <w:tcMar>
-              <w:top w:w="90" w:type="dxa"/>
-              <w:bottom w:w="90" w:type="dxa"/>
+              <w:top w:w="70" w:type="dxa"/>
+              <w:bottom w:w="70" w:type="dxa"/>
               <w:left w:w="120" w:type="dxa"/>
               <w:right w:w="120" w:type="dxa"/>
             </w:tcMar>
@@ -3562,7 +3569,7 @@
           </w:tcPr>
           <w:p>
             <w:pPr>
-              <w:spacing w:after="0" w:before="0" w:line="293" w:lineRule="auto"/>
+              <w:spacing w:after="0" w:before="0" w:line="269" w:lineRule="auto"/>
             </w:pPr>
             <w:r>
               <w:rPr>
@@ -3579,8 +3586,8 @@
           <w:tcPr>
             <w:tcW w:type="dxa" w:w="5329"/>
             <w:tcMar>
-              <w:top w:w="90" w:type="dxa"/>
-              <w:bottom w:w="90" w:type="dxa"/>
+              <w:top w:w="70" w:type="dxa"/>
+              <w:bottom w:w="70" w:type="dxa"/>
               <w:left w:w="120" w:type="dxa"/>
               <w:right w:w="120" w:type="dxa"/>
             </w:tcMar>
@@ -3593,7 +3600,7 @@
           </w:tcPr>
           <w:p>
             <w:pPr>
-              <w:spacing w:after="0" w:before="0" w:line="293" w:lineRule="auto"/>
+              <w:spacing w:after="0" w:before="0" w:line="269" w:lineRule="auto"/>
             </w:pPr>
             <w:r>
               <w:rPr>
@@ -3610,8 +3617,8 @@
           <w:tcPr>
             <w:tcW w:type="dxa" w:w="3515"/>
             <w:tcMar>
-              <w:top w:w="90" w:type="dxa"/>
-              <w:bottom w:w="90" w:type="dxa"/>
+              <w:top w:w="70" w:type="dxa"/>
+              <w:bottom w:w="70" w:type="dxa"/>
               <w:left w:w="120" w:type="dxa"/>
               <w:right w:w="120" w:type="dxa"/>
             </w:tcMar>
@@ -3624,7 +3631,7 @@
           </w:tcPr>
           <w:p>
             <w:pPr>
-              <w:spacing w:after="0" w:before="0" w:line="293" w:lineRule="auto"/>
+              <w:spacing w:after="0" w:before="0" w:line="269" w:lineRule="auto"/>
             </w:pPr>
             <w:r>
               <w:rPr>
@@ -3643,8 +3650,8 @@
           <w:tcPr>
             <w:tcW w:type="dxa" w:w="907"/>
             <w:tcMar>
-              <w:top w:w="90" w:type="dxa"/>
-              <w:bottom w:w="90" w:type="dxa"/>
+              <w:top w:w="70" w:type="dxa"/>
+              <w:bottom w:w="70" w:type="dxa"/>
               <w:left w:w="120" w:type="dxa"/>
               <w:right w:w="120" w:type="dxa"/>
             </w:tcMar>
@@ -3657,7 +3664,7 @@
           </w:tcPr>
           <w:p>
             <w:pPr>
-              <w:spacing w:after="0" w:before="0" w:line="293" w:lineRule="auto"/>
+              <w:spacing w:after="0" w:before="0" w:line="269" w:lineRule="auto"/>
             </w:pPr>
             <w:r>
               <w:rPr>
@@ -3674,8 +3681,8 @@
           <w:tcPr>
             <w:tcW w:type="dxa" w:w="5329"/>
             <w:tcMar>
-              <w:top w:w="90" w:type="dxa"/>
-              <w:bottom w:w="90" w:type="dxa"/>
+              <w:top w:w="70" w:type="dxa"/>
+              <w:bottom w:w="70" w:type="dxa"/>
               <w:left w:w="120" w:type="dxa"/>
               <w:right w:w="120" w:type="dxa"/>
             </w:tcMar>
@@ -3688,7 +3695,7 @@
           </w:tcPr>
           <w:p>
             <w:pPr>
-              <w:spacing w:after="0" w:before="0" w:line="293" w:lineRule="auto"/>
+              <w:spacing w:after="0" w:before="0" w:line="269" w:lineRule="auto"/>
             </w:pPr>
             <w:r>
               <w:rPr>
@@ -3705,8 +3712,8 @@
           <w:tcPr>
             <w:tcW w:type="dxa" w:w="3515"/>
             <w:tcMar>
-              <w:top w:w="90" w:type="dxa"/>
-              <w:bottom w:w="90" w:type="dxa"/>
+              <w:top w:w="70" w:type="dxa"/>
+              <w:bottom w:w="70" w:type="dxa"/>
               <w:left w:w="120" w:type="dxa"/>
               <w:right w:w="120" w:type="dxa"/>
             </w:tcMar>
@@ -3719,7 +3726,7 @@
           </w:tcPr>
           <w:p>
             <w:pPr>
-              <w:spacing w:after="0" w:before="0" w:line="293" w:lineRule="auto"/>
+              <w:spacing w:after="0" w:before="0" w:line="269" w:lineRule="auto"/>
             </w:pPr>
             <w:r>
               <w:rPr>
@@ -3738,8 +3745,8 @@
           <w:tcPr>
             <w:tcW w:type="dxa" w:w="907"/>
             <w:tcMar>
-              <w:top w:w="90" w:type="dxa"/>
-              <w:bottom w:w="90" w:type="dxa"/>
+              <w:top w:w="70" w:type="dxa"/>
+              <w:bottom w:w="70" w:type="dxa"/>
               <w:left w:w="120" w:type="dxa"/>
               <w:right w:w="120" w:type="dxa"/>
             </w:tcMar>
@@ -3752,7 +3759,7 @@
           </w:tcPr>
           <w:p>
             <w:pPr>
-              <w:spacing w:after="0" w:before="0" w:line="293" w:lineRule="auto"/>
+              <w:spacing w:after="0" w:before="0" w:line="269" w:lineRule="auto"/>
             </w:pPr>
             <w:r>
               <w:rPr>
@@ -3769,8 +3776,8 @@
           <w:tcPr>
             <w:tcW w:type="dxa" w:w="5329"/>
             <w:tcMar>
-              <w:top w:w="90" w:type="dxa"/>
-              <w:bottom w:w="90" w:type="dxa"/>
+              <w:top w:w="70" w:type="dxa"/>
+              <w:bottom w:w="70" w:type="dxa"/>
               <w:left w:w="120" w:type="dxa"/>
               <w:right w:w="120" w:type="dxa"/>
             </w:tcMar>
@@ -3783,7 +3790,7 @@
           </w:tcPr>
           <w:p>
             <w:pPr>
-              <w:spacing w:after="0" w:before="0" w:line="293" w:lineRule="auto"/>
+              <w:spacing w:after="0" w:before="0" w:line="269" w:lineRule="auto"/>
             </w:pPr>
             <w:r>
               <w:rPr>
@@ -3800,8 +3807,8 @@
           <w:tcPr>
             <w:tcW w:type="dxa" w:w="3515"/>
             <w:tcMar>
-              <w:top w:w="90" w:type="dxa"/>
-              <w:bottom w:w="90" w:type="dxa"/>
+              <w:top w:w="70" w:type="dxa"/>
+              <w:bottom w:w="70" w:type="dxa"/>
               <w:left w:w="120" w:type="dxa"/>
               <w:right w:w="120" w:type="dxa"/>
             </w:tcMar>
@@ -3814,7 +3821,7 @@
           </w:tcPr>
           <w:p>
             <w:pPr>
-              <w:spacing w:after="0" w:before="0" w:line="293" w:lineRule="auto"/>
+              <w:spacing w:after="0" w:before="0" w:line="269" w:lineRule="auto"/>
             </w:pPr>
             <w:r>
               <w:rPr>
@@ -3833,8 +3840,8 @@
           <w:tcPr>
             <w:tcW w:type="dxa" w:w="907"/>
             <w:tcMar>
-              <w:top w:w="90" w:type="dxa"/>
-              <w:bottom w:w="90" w:type="dxa"/>
+              <w:top w:w="70" w:type="dxa"/>
+              <w:bottom w:w="70" w:type="dxa"/>
               <w:left w:w="120" w:type="dxa"/>
               <w:right w:w="120" w:type="dxa"/>
             </w:tcMar>
@@ -3847,7 +3854,7 @@
           </w:tcPr>
           <w:p>
             <w:pPr>
-              <w:spacing w:after="0" w:before="0" w:line="293" w:lineRule="auto"/>
+              <w:spacing w:after="0" w:before="0" w:line="269" w:lineRule="auto"/>
             </w:pPr>
             <w:r>
               <w:rPr>
@@ -3864,8 +3871,8 @@
           <w:tcPr>
             <w:tcW w:type="dxa" w:w="5329"/>
             <w:tcMar>
-              <w:top w:w="90" w:type="dxa"/>
-              <w:bottom w:w="90" w:type="dxa"/>
+              <w:top w:w="70" w:type="dxa"/>
+              <w:bottom w:w="70" w:type="dxa"/>
               <w:left w:w="120" w:type="dxa"/>
               <w:right w:w="120" w:type="dxa"/>
             </w:tcMar>
@@ -3878,7 +3885,7 @@
           </w:tcPr>
           <w:p>
             <w:pPr>
-              <w:spacing w:after="0" w:before="0" w:line="293" w:lineRule="auto"/>
+              <w:spacing w:after="0" w:before="0" w:line="269" w:lineRule="auto"/>
             </w:pPr>
             <w:r>
               <w:rPr>
@@ -3895,8 +3902,8 @@
           <w:tcPr>
             <w:tcW w:type="dxa" w:w="3515"/>
             <w:tcMar>
-              <w:top w:w="90" w:type="dxa"/>
-              <w:bottom w:w="90" w:type="dxa"/>
+              <w:top w:w="70" w:type="dxa"/>
+              <w:bottom w:w="70" w:type="dxa"/>
               <w:left w:w="120" w:type="dxa"/>
               <w:right w:w="120" w:type="dxa"/>
             </w:tcMar>
@@ -3909,7 +3916,7 @@
           </w:tcPr>
           <w:p>
             <w:pPr>
-              <w:spacing w:after="0" w:before="0" w:line="293" w:lineRule="auto"/>
+              <w:spacing w:after="0" w:before="0" w:line="269" w:lineRule="auto"/>
             </w:pPr>
             <w:r>
               <w:rPr>
@@ -3928,8 +3935,8 @@
           <w:tcPr>
             <w:tcW w:type="dxa" w:w="907"/>
             <w:tcMar>
-              <w:top w:w="90" w:type="dxa"/>
-              <w:bottom w:w="90" w:type="dxa"/>
+              <w:top w:w="70" w:type="dxa"/>
+              <w:bottom w:w="70" w:type="dxa"/>
               <w:left w:w="120" w:type="dxa"/>
               <w:right w:w="120" w:type="dxa"/>
             </w:tcMar>
@@ -3942,7 +3949,7 @@
           </w:tcPr>
           <w:p>
             <w:pPr>
-              <w:spacing w:after="0" w:before="0" w:line="293" w:lineRule="auto"/>
+              <w:spacing w:after="0" w:before="0" w:line="269" w:lineRule="auto"/>
             </w:pPr>
             <w:r>
               <w:rPr>
@@ -3959,8 +3966,8 @@
           <w:tcPr>
             <w:tcW w:type="dxa" w:w="5329"/>
             <w:tcMar>
-              <w:top w:w="90" w:type="dxa"/>
-              <w:bottom w:w="90" w:type="dxa"/>
+              <w:top w:w="70" w:type="dxa"/>
+              <w:bottom w:w="70" w:type="dxa"/>
               <w:left w:w="120" w:type="dxa"/>
               <w:right w:w="120" w:type="dxa"/>
             </w:tcMar>
@@ -3973,7 +3980,7 @@
           </w:tcPr>
           <w:p>
             <w:pPr>
-              <w:spacing w:after="0" w:before="0" w:line="293" w:lineRule="auto"/>
+              <w:spacing w:after="0" w:before="0" w:line="269" w:lineRule="auto"/>
             </w:pPr>
             <w:r>
               <w:rPr>
@@ -3990,8 +3997,8 @@
           <w:tcPr>
             <w:tcW w:type="dxa" w:w="3515"/>
             <w:tcMar>
-              <w:top w:w="90" w:type="dxa"/>
-              <w:bottom w:w="90" w:type="dxa"/>
+              <w:top w:w="70" w:type="dxa"/>
+              <w:bottom w:w="70" w:type="dxa"/>
               <w:left w:w="120" w:type="dxa"/>
               <w:right w:w="120" w:type="dxa"/>
             </w:tcMar>
@@ -4004,7 +4011,7 @@
           </w:tcPr>
           <w:p>
             <w:pPr>
-              <w:spacing w:after="0" w:before="0" w:line="293" w:lineRule="auto"/>
+              <w:spacing w:after="0" w:before="0" w:line="269" w:lineRule="auto"/>
             </w:pPr>
             <w:r>
               <w:rPr>
@@ -4039,6 +4046,7 @@
         <w:tblW w:type="auto" w:w="0"/>
         <w:tblLayout w:type="fixed"/>
         <w:tblLook w:firstColumn="1" w:firstRow="1" w:lastColumn="0" w:lastRow="0" w:noHBand="0" w:noVBand="1" w:val="04A0"/>
+        <w:tblLayout w:type="fixed"/>
       </w:tblPr>
       <w:tblGrid>
         <w:gridCol w:w="10086"/>
@@ -4077,7 +4085,7 @@
           </w:p>
           <w:p>
             <w:pPr>
-              <w:spacing w:after="0" w:line="312" w:lineRule="auto"/>
+              <w:spacing w:after="0" w:line="283" w:lineRule="auto"/>
             </w:pPr>
             <w:r>
               <w:rPr>
@@ -4518,18 +4526,19 @@
         <w:jc w:val="left"/>
         <w:tblLayout w:type="fixed"/>
         <w:tblLook w:firstColumn="1" w:firstRow="1" w:lastColumn="0" w:lastRow="0" w:noHBand="0" w:noVBand="1" w:val="04A0"/>
+        <w:tblLayout w:type="fixed"/>
       </w:tblPr>
       <w:tblGrid>
-        <w:gridCol w:w="5043"/>
-        <w:gridCol w:w="5043"/>
+        <w:gridCol w:w="3402"/>
+        <w:gridCol w:w="6350"/>
       </w:tblGrid>
       <w:tr>
         <w:tc>
           <w:tcPr>
             <w:tcW w:type="dxa" w:w="3402"/>
             <w:tcMar>
-              <w:top w:w="90" w:type="dxa"/>
-              <w:bottom w:w="90" w:type="dxa"/>
+              <w:top w:w="70" w:type="dxa"/>
+              <w:bottom w:w="70" w:type="dxa"/>
               <w:left w:w="120" w:type="dxa"/>
               <w:right w:w="120" w:type="dxa"/>
             </w:tcMar>
@@ -4543,7 +4552,7 @@
           </w:tcPr>
           <w:p>
             <w:pPr>
-              <w:spacing w:after="0" w:before="0" w:line="293" w:lineRule="auto"/>
+              <w:spacing w:after="0" w:before="0" w:line="269" w:lineRule="auto"/>
             </w:pPr>
             <w:r>
               <w:rPr>
@@ -4560,8 +4569,8 @@
           <w:tcPr>
             <w:tcW w:type="dxa" w:w="6350"/>
             <w:tcMar>
-              <w:top w:w="90" w:type="dxa"/>
-              <w:bottom w:w="90" w:type="dxa"/>
+              <w:top w:w="70" w:type="dxa"/>
+              <w:bottom w:w="70" w:type="dxa"/>
               <w:left w:w="120" w:type="dxa"/>
               <w:right w:w="120" w:type="dxa"/>
             </w:tcMar>
@@ -4575,7 +4584,7 @@
           </w:tcPr>
           <w:p>
             <w:pPr>
-              <w:spacing w:after="0" w:before="0" w:line="293" w:lineRule="auto"/>
+              <w:spacing w:after="0" w:before="0" w:line="269" w:lineRule="auto"/>
             </w:pPr>
             <w:r>
               <w:rPr>
@@ -4594,8 +4603,8 @@
           <w:tcPr>
             <w:tcW w:type="dxa" w:w="3402"/>
             <w:tcMar>
-              <w:top w:w="90" w:type="dxa"/>
-              <w:bottom w:w="90" w:type="dxa"/>
+              <w:top w:w="70" w:type="dxa"/>
+              <w:bottom w:w="70" w:type="dxa"/>
               <w:left w:w="120" w:type="dxa"/>
               <w:right w:w="120" w:type="dxa"/>
             </w:tcMar>
@@ -4608,7 +4617,7 @@
           </w:tcPr>
           <w:p>
             <w:pPr>
-              <w:spacing w:after="0" w:before="0" w:line="293" w:lineRule="auto"/>
+              <w:spacing w:after="0" w:before="0" w:line="269" w:lineRule="auto"/>
             </w:pPr>
             <w:r>
               <w:rPr>
@@ -4625,8 +4634,8 @@
           <w:tcPr>
             <w:tcW w:type="dxa" w:w="6350"/>
             <w:tcMar>
-              <w:top w:w="90" w:type="dxa"/>
-              <w:bottom w:w="90" w:type="dxa"/>
+              <w:top w:w="70" w:type="dxa"/>
+              <w:bottom w:w="70" w:type="dxa"/>
               <w:left w:w="120" w:type="dxa"/>
               <w:right w:w="120" w:type="dxa"/>
             </w:tcMar>
@@ -4639,7 +4648,7 @@
           </w:tcPr>
           <w:p>
             <w:pPr>
-              <w:spacing w:after="0" w:before="0" w:line="293" w:lineRule="auto"/>
+              <w:spacing w:after="0" w:before="0" w:line="269" w:lineRule="auto"/>
             </w:pPr>
             <w:r>
               <w:rPr>
@@ -4658,8 +4667,8 @@
           <w:tcPr>
             <w:tcW w:type="dxa" w:w="3402"/>
             <w:tcMar>
-              <w:top w:w="90" w:type="dxa"/>
-              <w:bottom w:w="90" w:type="dxa"/>
+              <w:top w:w="70" w:type="dxa"/>
+              <w:bottom w:w="70" w:type="dxa"/>
               <w:left w:w="120" w:type="dxa"/>
               <w:right w:w="120" w:type="dxa"/>
             </w:tcMar>
@@ -4672,7 +4681,7 @@
           </w:tcPr>
           <w:p>
             <w:pPr>
-              <w:spacing w:after="0" w:before="0" w:line="293" w:lineRule="auto"/>
+              <w:spacing w:after="0" w:before="0" w:line="269" w:lineRule="auto"/>
             </w:pPr>
             <w:r>
               <w:rPr>
@@ -4689,8 +4698,8 @@
           <w:tcPr>
             <w:tcW w:type="dxa" w:w="6350"/>
             <w:tcMar>
-              <w:top w:w="90" w:type="dxa"/>
-              <w:bottom w:w="90" w:type="dxa"/>
+              <w:top w:w="70" w:type="dxa"/>
+              <w:bottom w:w="70" w:type="dxa"/>
               <w:left w:w="120" w:type="dxa"/>
               <w:right w:w="120" w:type="dxa"/>
             </w:tcMar>
@@ -4703,7 +4712,7 @@
           </w:tcPr>
           <w:p>
             <w:pPr>
-              <w:spacing w:after="0" w:before="0" w:line="293" w:lineRule="auto"/>
+              <w:spacing w:after="0" w:before="0" w:line="269" w:lineRule="auto"/>
             </w:pPr>
             <w:r>
               <w:rPr>
@@ -4722,8 +4731,8 @@
           <w:tcPr>
             <w:tcW w:type="dxa" w:w="3402"/>
             <w:tcMar>
-              <w:top w:w="90" w:type="dxa"/>
-              <w:bottom w:w="90" w:type="dxa"/>
+              <w:top w:w="70" w:type="dxa"/>
+              <w:bottom w:w="70" w:type="dxa"/>
               <w:left w:w="120" w:type="dxa"/>
               <w:right w:w="120" w:type="dxa"/>
             </w:tcMar>
@@ -4736,7 +4745,7 @@
           </w:tcPr>
           <w:p>
             <w:pPr>
-              <w:spacing w:after="0" w:before="0" w:line="293" w:lineRule="auto"/>
+              <w:spacing w:after="0" w:before="0" w:line="269" w:lineRule="auto"/>
             </w:pPr>
             <w:r>
               <w:rPr>
@@ -4753,8 +4762,8 @@
           <w:tcPr>
             <w:tcW w:type="dxa" w:w="6350"/>
             <w:tcMar>
-              <w:top w:w="90" w:type="dxa"/>
-              <w:bottom w:w="90" w:type="dxa"/>
+              <w:top w:w="70" w:type="dxa"/>
+              <w:bottom w:w="70" w:type="dxa"/>
               <w:left w:w="120" w:type="dxa"/>
               <w:right w:w="120" w:type="dxa"/>
             </w:tcMar>
@@ -4767,7 +4776,7 @@
           </w:tcPr>
           <w:p>
             <w:pPr>
-              <w:spacing w:after="0" w:before="0" w:line="293" w:lineRule="auto"/>
+              <w:spacing w:after="0" w:before="0" w:line="269" w:lineRule="auto"/>
             </w:pPr>
             <w:r>
               <w:rPr>
@@ -4786,8 +4795,8 @@
           <w:tcPr>
             <w:tcW w:type="dxa" w:w="3402"/>
             <w:tcMar>
-              <w:top w:w="90" w:type="dxa"/>
-              <w:bottom w:w="90" w:type="dxa"/>
+              <w:top w:w="70" w:type="dxa"/>
+              <w:bottom w:w="70" w:type="dxa"/>
               <w:left w:w="120" w:type="dxa"/>
               <w:right w:w="120" w:type="dxa"/>
             </w:tcMar>
@@ -4800,7 +4809,7 @@
           </w:tcPr>
           <w:p>
             <w:pPr>
-              <w:spacing w:after="0" w:before="0" w:line="293" w:lineRule="auto"/>
+              <w:spacing w:after="0" w:before="0" w:line="269" w:lineRule="auto"/>
             </w:pPr>
             <w:r>
               <w:rPr>
@@ -4817,8 +4826,8 @@
           <w:tcPr>
             <w:tcW w:type="dxa" w:w="6350"/>
             <w:tcMar>
-              <w:top w:w="90" w:type="dxa"/>
-              <w:bottom w:w="90" w:type="dxa"/>
+              <w:top w:w="70" w:type="dxa"/>
+              <w:bottom w:w="70" w:type="dxa"/>
               <w:left w:w="120" w:type="dxa"/>
               <w:right w:w="120" w:type="dxa"/>
             </w:tcMar>
@@ -4831,7 +4840,7 @@
           </w:tcPr>
           <w:p>
             <w:pPr>
-              <w:spacing w:after="0" w:before="0" w:line="293" w:lineRule="auto"/>
+              <w:spacing w:after="0" w:before="0" w:line="269" w:lineRule="auto"/>
             </w:pPr>
             <w:r>
               <w:rPr>
@@ -4850,8 +4859,8 @@
           <w:tcPr>
             <w:tcW w:type="dxa" w:w="3402"/>
             <w:tcMar>
-              <w:top w:w="90" w:type="dxa"/>
-              <w:bottom w:w="90" w:type="dxa"/>
+              <w:top w:w="70" w:type="dxa"/>
+              <w:bottom w:w="70" w:type="dxa"/>
               <w:left w:w="120" w:type="dxa"/>
               <w:right w:w="120" w:type="dxa"/>
             </w:tcMar>
@@ -4864,7 +4873,7 @@
           </w:tcPr>
           <w:p>
             <w:pPr>
-              <w:spacing w:after="0" w:before="0" w:line="293" w:lineRule="auto"/>
+              <w:spacing w:after="0" w:before="0" w:line="269" w:lineRule="auto"/>
             </w:pPr>
             <w:r>
               <w:rPr>
@@ -4881,8 +4890,8 @@
           <w:tcPr>
             <w:tcW w:type="dxa" w:w="6350"/>
             <w:tcMar>
-              <w:top w:w="90" w:type="dxa"/>
-              <w:bottom w:w="90" w:type="dxa"/>
+              <w:top w:w="70" w:type="dxa"/>
+              <w:bottom w:w="70" w:type="dxa"/>
               <w:left w:w="120" w:type="dxa"/>
               <w:right w:w="120" w:type="dxa"/>
             </w:tcMar>
@@ -4895,7 +4904,7 @@
           </w:tcPr>
           <w:p>
             <w:pPr>
-              <w:spacing w:after="0" w:before="0" w:line="293" w:lineRule="auto"/>
+              <w:spacing w:after="0" w:before="0" w:line="269" w:lineRule="auto"/>
             </w:pPr>
             <w:r>
               <w:rPr>
@@ -4914,8 +4923,8 @@
           <w:tcPr>
             <w:tcW w:type="dxa" w:w="3402"/>
             <w:tcMar>
-              <w:top w:w="90" w:type="dxa"/>
-              <w:bottom w:w="90" w:type="dxa"/>
+              <w:top w:w="70" w:type="dxa"/>
+              <w:bottom w:w="70" w:type="dxa"/>
               <w:left w:w="120" w:type="dxa"/>
               <w:right w:w="120" w:type="dxa"/>
             </w:tcMar>
@@ -4928,7 +4937,7 @@
           </w:tcPr>
           <w:p>
             <w:pPr>
-              <w:spacing w:after="0" w:before="0" w:line="293" w:lineRule="auto"/>
+              <w:spacing w:after="0" w:before="0" w:line="269" w:lineRule="auto"/>
             </w:pPr>
             <w:r>
               <w:rPr>
@@ -4945,8 +4954,8 @@
           <w:tcPr>
             <w:tcW w:type="dxa" w:w="6350"/>
             <w:tcMar>
-              <w:top w:w="90" w:type="dxa"/>
-              <w:bottom w:w="90" w:type="dxa"/>
+              <w:top w:w="70" w:type="dxa"/>
+              <w:bottom w:w="70" w:type="dxa"/>
               <w:left w:w="120" w:type="dxa"/>
               <w:right w:w="120" w:type="dxa"/>
             </w:tcMar>
@@ -4959,7 +4968,7 @@
           </w:tcPr>
           <w:p>
             <w:pPr>
-              <w:spacing w:after="0" w:before="0" w:line="293" w:lineRule="auto"/>
+              <w:spacing w:after="0" w:before="0" w:line="269" w:lineRule="auto"/>
             </w:pPr>
             <w:r>
               <w:rPr>
@@ -4978,8 +4987,8 @@
           <w:tcPr>
             <w:tcW w:type="dxa" w:w="3402"/>
             <w:tcMar>
-              <w:top w:w="90" w:type="dxa"/>
-              <w:bottom w:w="90" w:type="dxa"/>
+              <w:top w:w="70" w:type="dxa"/>
+              <w:bottom w:w="70" w:type="dxa"/>
               <w:left w:w="120" w:type="dxa"/>
               <w:right w:w="120" w:type="dxa"/>
             </w:tcMar>
@@ -4992,7 +5001,7 @@
           </w:tcPr>
           <w:p>
             <w:pPr>
-              <w:spacing w:after="0" w:before="0" w:line="293" w:lineRule="auto"/>
+              <w:spacing w:after="0" w:before="0" w:line="269" w:lineRule="auto"/>
             </w:pPr>
             <w:r>
               <w:rPr>
@@ -5009,8 +5018,8 @@
           <w:tcPr>
             <w:tcW w:type="dxa" w:w="6350"/>
             <w:tcMar>
-              <w:top w:w="90" w:type="dxa"/>
-              <w:bottom w:w="90" w:type="dxa"/>
+              <w:top w:w="70" w:type="dxa"/>
+              <w:bottom w:w="70" w:type="dxa"/>
               <w:left w:w="120" w:type="dxa"/>
               <w:right w:w="120" w:type="dxa"/>
             </w:tcMar>
@@ -5023,7 +5032,7 @@
           </w:tcPr>
           <w:p>
             <w:pPr>
-              <w:spacing w:after="0" w:before="0" w:line="293" w:lineRule="auto"/>
+              <w:spacing w:after="0" w:before="0" w:line="269" w:lineRule="auto"/>
             </w:pPr>
             <w:r>
               <w:rPr>
@@ -5093,10 +5102,11 @@
         <w:tblW w:type="auto" w:w="0"/>
         <w:tblLayout w:type="fixed"/>
         <w:tblLook w:firstColumn="1" w:firstRow="1" w:lastColumn="0" w:lastRow="0" w:noHBand="0" w:noVBand="1" w:val="04A0"/>
+        <w:tblLayout w:type="fixed"/>
       </w:tblPr>
       <w:tblGrid>
-        <w:gridCol w:w="5043"/>
-        <w:gridCol w:w="5043"/>
+        <w:gridCol w:w="2041"/>
+        <w:gridCol w:w="7710"/>
       </w:tblGrid>
       <w:tr>
         <w:trPr>
@@ -5189,55 +5199,6 @@
               </w:rPr>
               <w:t>Qué se hizo</w:t>
             </w:r>
-          </w:p>
-        </w:tc>
-        <w:tc>
-          <w:tcPr>
-            <w:tcW w:type="dxa" w:w="7710"/>
-            <w:tcMar>
-              <w:top w:w="110" w:type="dxa"/>
-              <w:bottom w:w="110" w:type="dxa"/>
-              <w:left w:w="120" w:type="dxa"/>
-              <w:right w:w="120" w:type="dxa"/>
-            </w:tcMar>
-            <w:tcBorders>
-              <w:top w:val="nil"/>
-              <w:bottom w:val="single" w:sz="4" w:color="D8D6D2"/>
-              <w:left w:val="nil"/>
-              <w:right w:val="nil"/>
-            </w:tcBorders>
-          </w:tcPr>
-          <w:p>
-            <w:pPr>
-              <w:spacing w:after="0"/>
-            </w:pPr>
-          </w:p>
-        </w:tc>
-      </w:tr>
-      <w:tr>
-        <w:trPr>
-          <w:trHeight w:val="539" w:hRule="atLeast"/>
-        </w:trPr>
-        <w:tc>
-          <w:tcPr>
-            <w:tcW w:type="dxa" w:w="2041"/>
-            <w:tcMar>
-              <w:top w:w="110" w:type="dxa"/>
-              <w:bottom w:w="110" w:type="dxa"/>
-              <w:left w:w="120" w:type="dxa"/>
-              <w:right w:w="120" w:type="dxa"/>
-            </w:tcMar>
-            <w:tcBorders>
-              <w:top w:val="nil"/>
-              <w:bottom w:val="single" w:sz="4" w:color="D8D6D2"/>
-              <w:left w:val="nil"/>
-              <w:right w:val="nil"/>
-            </w:tcBorders>
-          </w:tcPr>
-          <w:p>
-            <w:pPr>
-              <w:spacing w:after="0"/>
-            </w:pPr>
           </w:p>
         </w:tc>
         <w:tc>
@@ -5443,55 +5404,6 @@
             <w:pPr>
               <w:spacing w:after="0"/>
             </w:pPr>
-          </w:p>
-        </w:tc>
-        <w:tc>
-          <w:tcPr>
-            <w:tcW w:type="dxa" w:w="7710"/>
-            <w:tcMar>
-              <w:top w:w="110" w:type="dxa"/>
-              <w:bottom w:w="110" w:type="dxa"/>
-              <w:left w:w="120" w:type="dxa"/>
-              <w:right w:w="120" w:type="dxa"/>
-            </w:tcMar>
-            <w:tcBorders>
-              <w:top w:val="nil"/>
-              <w:bottom w:val="single" w:sz="4" w:color="D8D6D2"/>
-              <w:left w:val="nil"/>
-              <w:right w:val="nil"/>
-            </w:tcBorders>
-          </w:tcPr>
-          <w:p>
-            <w:pPr>
-              <w:spacing w:after="0"/>
-            </w:pPr>
-          </w:p>
-        </w:tc>
-      </w:tr>
-      <w:tr>
-        <w:trPr>
-          <w:trHeight w:val="539" w:hRule="atLeast"/>
-        </w:trPr>
-        <w:tc>
-          <w:tcPr>
-            <w:tcW w:type="dxa" w:w="2041"/>
-            <w:tcMar>
-              <w:top w:w="110" w:type="dxa"/>
-              <w:bottom w:w="110" w:type="dxa"/>
-              <w:left w:w="120" w:type="dxa"/>
-              <w:right w:w="120" w:type="dxa"/>
-            </w:tcMar>
-            <w:tcBorders>
-              <w:top w:val="nil"/>
-              <w:bottom w:val="single" w:sz="4" w:color="D8D6D2"/>
-              <w:left w:val="nil"/>
-              <w:right w:val="nil"/>
-            </w:tcBorders>
-          </w:tcPr>
-          <w:p>
-            <w:pPr>
-              <w:spacing w:after="0"/>
-            </w:pPr>
             <w:r>
               <w:rPr>
                 <w:rFonts w:ascii="Segoe UI" w:hAnsi="Segoe UI"/>
@@ -5501,55 +5413,6 @@
               </w:rPr>
               <w:t>Qué sigue</w:t>
             </w:r>
-          </w:p>
-        </w:tc>
-        <w:tc>
-          <w:tcPr>
-            <w:tcW w:type="dxa" w:w="7710"/>
-            <w:tcMar>
-              <w:top w:w="110" w:type="dxa"/>
-              <w:bottom w:w="110" w:type="dxa"/>
-              <w:left w:w="120" w:type="dxa"/>
-              <w:right w:w="120" w:type="dxa"/>
-            </w:tcMar>
-            <w:tcBorders>
-              <w:top w:val="nil"/>
-              <w:bottom w:val="single" w:sz="4" w:color="D8D6D2"/>
-              <w:left w:val="nil"/>
-              <w:right w:val="nil"/>
-            </w:tcBorders>
-          </w:tcPr>
-          <w:p>
-            <w:pPr>
-              <w:spacing w:after="0"/>
-            </w:pPr>
-          </w:p>
-        </w:tc>
-      </w:tr>
-      <w:tr>
-        <w:trPr>
-          <w:trHeight w:val="539" w:hRule="atLeast"/>
-        </w:trPr>
-        <w:tc>
-          <w:tcPr>
-            <w:tcW w:type="dxa" w:w="2041"/>
-            <w:tcMar>
-              <w:top w:w="110" w:type="dxa"/>
-              <w:bottom w:w="110" w:type="dxa"/>
-              <w:left w:w="120" w:type="dxa"/>
-              <w:right w:w="120" w:type="dxa"/>
-            </w:tcMar>
-            <w:tcBorders>
-              <w:top w:val="nil"/>
-              <w:bottom w:val="single" w:sz="4" w:color="D8D6D2"/>
-              <w:left w:val="nil"/>
-              <w:right w:val="nil"/>
-            </w:tcBorders>
-          </w:tcPr>
-          <w:p>
-            <w:pPr>
-              <w:spacing w:after="0"/>
-            </w:pPr>
           </w:p>
         </w:tc>
         <w:tc>
@@ -6028,7 +5891,7 @@
     <w:qFormat/>
     <w:rsid w:val="00FC693F"/>
     <w:pPr>
-      <w:spacing w:after="120" w:line="317" w:lineRule="auto"/>
+      <w:spacing w:after="120" w:line="288" w:lineRule="auto"/>
     </w:pPr>
     <w:rPr>
       <w:rFonts w:ascii="Segoe UI" w:hAnsi="Segoe UI" w:eastAsia="Segoe UI"/>

--- a/documentacion/Proyecto-portafolio.docx
+++ b/documentacion/Proyecto-portafolio.docx
@@ -4080,6 +4080,79 @@
                 <w:color w:val="111111"/>
                 <w:sz w:val="20"/>
               </w:rPr>
+              <w:t>Sobre Skool y las plataformas de comunidad</w:t>
+            </w:r>
+          </w:p>
+          <w:p>
+            <w:pPr>
+              <w:spacing w:after="0" w:line="283" w:lineRule="auto"/>
+            </w:pPr>
+            <w:r>
+              <w:rPr>
+                <w:rFonts w:ascii="Segoe UI" w:hAnsi="Segoe UI"/>
+                <w:color w:val="5A5A5A"/>
+                <w:sz w:val="19"/>
+              </w:rPr>
+              <w:t>Revisada el 20 de septiembre. Puede funcionar: Prodecad Dental Academy enseña un software dental a 286 miembros que pagan USD 59 al mes. Pero la rotación promedio en Skool es de 8% a 18% mensual, y lo que retiene no es el material sino las llamadas en vivo semanales. Es un negocio de presencia, no de documentación: lo contrario de lo que este plan construye. Además todo queda tras un login, invisible para Google y para la IA. Queda anotada como opción a revisar en la Fase F, solo para el público profesor y nunca para el institucional, y solo si hay ganas de sostener una sesión en vivo cada semana.</w:t>
+            </w:r>
+          </w:p>
+        </w:tc>
+      </w:tr>
+    </w:tbl>
+    <w:p>
+      <w:pPr>
+        <w:spacing w:before="0" w:after="120"/>
+      </w:pPr>
+      <w:r>
+        <w:rPr>
+          <w:rFonts w:ascii="Segoe UI" w:hAnsi="Segoe UI"/>
+          <w:b w:val="0"/>
+          <w:i w:val="0"/>
+          <w:caps w:val="0"/>
+          <w:color w:val="111111"/>
+          <w:sz w:val="20"/>
+        </w:rPr>
+      </w:r>
+    </w:p>
+    <w:tbl>
+      <w:tblPr>
+        <w:tblW w:type="auto" w:w="0"/>
+        <w:tblLayout w:type="fixed"/>
+        <w:tblLook w:firstColumn="1" w:firstRow="1" w:lastColumn="0" w:lastRow="0" w:noHBand="0" w:noVBand="1" w:val="04A0"/>
+        <w:tblLayout w:type="fixed"/>
+      </w:tblPr>
+      <w:tblGrid>
+        <w:gridCol w:w="10086"/>
+      </w:tblGrid>
+      <w:tr>
+        <w:tc>
+          <w:tcPr>
+            <w:tcW w:type="dxa" w:w="10086"/>
+            <w:shd w:val="clear" w:color="auto" w:fill="F2F1EF"/>
+            <w:tcMar>
+              <w:top w:w="160" w:type="dxa"/>
+              <w:bottom w:w="160" w:type="dxa"/>
+              <w:left w:w="200" w:type="dxa"/>
+              <w:right w:w="200" w:type="dxa"/>
+            </w:tcMar>
+            <w:tcBorders>
+              <w:top w:val="nil"/>
+              <w:bottom w:val="nil"/>
+              <w:left w:val="single" w:sz="18" w:color="1F4E5F"/>
+              <w:right w:val="nil"/>
+            </w:tcBorders>
+          </w:tcPr>
+          <w:p>
+            <w:pPr>
+              <w:spacing w:after="60"/>
+            </w:pPr>
+            <w:r>
+              <w:rPr>
+                <w:rFonts w:ascii="Segoe UI" w:hAnsi="Segoe UI"/>
+                <w:b/>
+                <w:color w:val="111111"/>
+                <w:sz w:val="20"/>
+              </w:rPr>
               <w:t>La decisión que ordena todo lo demás</w:t>
             </w:r>
           </w:p>

--- a/documentacion/Proyecto-portafolio.docx
+++ b/documentacion/Proyecto-portafolio.docx
@@ -10,7 +10,6 @@
         <w:rPr>
           <w:rFonts w:ascii="Segoe UI" w:hAnsi="Segoe UI"/>
           <w:b/>
-          <w:i w:val="0"/>
           <w:caps/>
           <w:color w:val="5A5A5A"/>
           <w:sz w:val="16"/>
@@ -57,12 +56,11 @@
         <w:rPr>
           <w:rFonts w:ascii="Segoe UI" w:hAnsi="Segoe UI"/>
           <w:b/>
-          <w:i w:val="0"/>
           <w:caps w:val="0"/>
           <w:color w:val="1F4E5F"/>
           <w:sz w:val="20"/>
         </w:rPr>
-        <w:t>Actualizado al 20 de septiembre de 2026</w:t>
+        <w:t>Actualizado al 21 de septiembre de 2026</w:t>
       </w:r>
     </w:p>
     <w:tbl>
@@ -117,7 +115,7 @@
                 <w:color w:val="5A5A5A"/>
                 <w:sz w:val="19"/>
               </w:rPr>
-              <w:t>El portafolio dejó de ser solo un sitio con proyectos: es la base de un sistema de documentación que va a sostener también el blog, los cursos y, más adelante, la venta. Acá está el estado real a la fecha, lo que arrojó la investigación y hacia dónde va. La documentación técnica, para retomar el trabajo desde cero o desde otra IA, está en PROYECTO.md, en esta misma carpeta.</w:t>
+              <w:t>El portafolio dejó de ser solo un sitio con proyectos: es la base de un sistema de documentación que va a sostener también el blog, los cursos y, más adelante, la venta. Acá está el estado real a la fecha, lo que arrojaron la investigación y la medición, y hacia dónde va. La documentación técnica, para retomar el trabajo desde cero o desde otra IA, está en PROYECTO.md, en esta misma carpeta.</w:t>
             </w:r>
           </w:p>
         </w:tc>
@@ -131,7 +129,6 @@
         <w:rPr>
           <w:rFonts w:ascii="Segoe UI" w:hAnsi="Segoe UI"/>
           <w:b w:val="0"/>
-          <w:i w:val="0"/>
           <w:caps w:val="0"/>
           <w:color w:val="111111"/>
           <w:sz w:val="20"/>
@@ -149,7 +146,6 @@
         <w:rPr>
           <w:rFonts w:ascii="Segoe UI" w:hAnsi="Segoe UI"/>
           <w:b/>
-          <w:i w:val="0"/>
           <w:caps w:val="0"/>
           <w:color w:val="111111"/>
           <w:sz w:val="30"/>
@@ -160,6 +156,7 @@
     <w:tbl>
       <w:tblPr>
         <w:tblW w:type="auto" w:w="0"/>
+        <w:jc w:val="left"/>
         <w:tblLayout w:type="fixed"/>
         <w:tblLook w:firstColumn="1" w:firstRow="1" w:lastColumn="0" w:lastRow="0" w:noHBand="0" w:noVBand="1" w:val="04A0"/>
         <w:tblLayout w:type="fixed"/>
@@ -173,8 +170,8 @@
           <w:tcPr>
             <w:tcW w:type="dxa" w:w="2608"/>
             <w:tcMar>
-              <w:top w:w="90" w:type="dxa"/>
-              <w:bottom w:w="90" w:type="dxa"/>
+              <w:top w:w="70" w:type="dxa"/>
+              <w:bottom w:w="70" w:type="dxa"/>
               <w:left w:w="120" w:type="dxa"/>
               <w:right w:w="120" w:type="dxa"/>
             </w:tcMar>
@@ -187,12 +184,12 @@
           </w:tcPr>
           <w:p>
             <w:pPr>
-              <w:spacing w:after="0"/>
+              <w:spacing w:after="0" w:before="0" w:line="269" w:lineRule="auto"/>
             </w:pPr>
             <w:r>
               <w:rPr>
                 <w:rFonts w:ascii="Segoe UI" w:hAnsi="Segoe UI"/>
-                <w:b/>
+                <w:b w:val="0"/>
                 <w:color w:val="111111"/>
                 <w:sz w:val="18"/>
               </w:rPr>
@@ -204,8 +201,8 @@
           <w:tcPr>
             <w:tcW w:type="dxa" w:w="7143"/>
             <w:tcMar>
-              <w:top w:w="90" w:type="dxa"/>
-              <w:bottom w:w="90" w:type="dxa"/>
+              <w:top w:w="70" w:type="dxa"/>
+              <w:bottom w:w="70" w:type="dxa"/>
               <w:left w:w="120" w:type="dxa"/>
               <w:right w:w="120" w:type="dxa"/>
             </w:tcMar>
@@ -218,19 +215,17 @@
           </w:tcPr>
           <w:p>
             <w:pPr>
-              <w:spacing w:after="0"/>
+              <w:spacing w:after="0" w:before="0" w:line="269" w:lineRule="auto"/>
             </w:pPr>
-            <w:hyperlink r:id="rId9">
-              <w:r>
-                <w:rPr>
-                  <w:rFonts w:ascii="Segoe UI" w:hAnsi="Segoe UI"/>
-                  <w:color w:val="1F4E5F"/>
-                  <w:u w:val="single"/>
-                  <w:sz w:val="20"/>
-                </w:rPr>
-                <w:t>https://fewiyo.github.io/japortafolio-2.0/</w:t>
-              </w:r>
-            </w:hyperlink>
+            <w:r>
+              <w:rPr>
+                <w:rFonts w:ascii="Segoe UI" w:hAnsi="Segoe UI"/>
+                <w:b w:val="0"/>
+                <w:color w:val="5A5A5A"/>
+                <w:sz w:val="18"/>
+              </w:rPr>
+              <w:t>https://fewiyo.github.io/japortafolio-2.0/</w:t>
+            </w:r>
           </w:p>
         </w:tc>
       </w:tr>
@@ -239,8 +234,8 @@
           <w:tcPr>
             <w:tcW w:type="dxa" w:w="2608"/>
             <w:tcMar>
-              <w:top w:w="90" w:type="dxa"/>
-              <w:bottom w:w="90" w:type="dxa"/>
+              <w:top w:w="70" w:type="dxa"/>
+              <w:bottom w:w="70" w:type="dxa"/>
               <w:left w:w="120" w:type="dxa"/>
               <w:right w:w="120" w:type="dxa"/>
             </w:tcMar>
@@ -253,12 +248,12 @@
           </w:tcPr>
           <w:p>
             <w:pPr>
-              <w:spacing w:after="0"/>
+              <w:spacing w:after="0" w:before="0" w:line="269" w:lineRule="auto"/>
             </w:pPr>
             <w:r>
               <w:rPr>
                 <w:rFonts w:ascii="Segoe UI" w:hAnsi="Segoe UI"/>
-                <w:b/>
+                <w:b w:val="0"/>
                 <w:color w:val="111111"/>
                 <w:sz w:val="18"/>
               </w:rPr>
@@ -270,8 +265,8 @@
           <w:tcPr>
             <w:tcW w:type="dxa" w:w="7143"/>
             <w:tcMar>
-              <w:top w:w="90" w:type="dxa"/>
-              <w:bottom w:w="90" w:type="dxa"/>
+              <w:top w:w="70" w:type="dxa"/>
+              <w:bottom w:w="70" w:type="dxa"/>
               <w:left w:w="120" w:type="dxa"/>
               <w:right w:w="120" w:type="dxa"/>
             </w:tcMar>
@@ -284,19 +279,17 @@
           </w:tcPr>
           <w:p>
             <w:pPr>
-              <w:spacing w:after="0"/>
+              <w:spacing w:after="0" w:before="0" w:line="269" w:lineRule="auto"/>
             </w:pPr>
-            <w:hyperlink r:id="rId10">
-              <w:r>
-                <w:rPr>
-                  <w:rFonts w:ascii="Segoe UI" w:hAnsi="Segoe UI"/>
-                  <w:color w:val="1F4E5F"/>
-                  <w:u w:val="single"/>
-                  <w:sz w:val="20"/>
-                </w:rPr>
-                <w:t>https://github.com/Fewiyo/japortafolio-2.0</w:t>
-              </w:r>
-            </w:hyperlink>
+            <w:r>
+              <w:rPr>
+                <w:rFonts w:ascii="Segoe UI" w:hAnsi="Segoe UI"/>
+                <w:b w:val="0"/>
+                <w:color w:val="5A5A5A"/>
+                <w:sz w:val="18"/>
+              </w:rPr>
+              <w:t>https://github.com/Fewiyo/japortafolio-2.0</w:t>
+            </w:r>
           </w:p>
         </w:tc>
       </w:tr>
@@ -305,8 +298,8 @@
           <w:tcPr>
             <w:tcW w:type="dxa" w:w="2608"/>
             <w:tcMar>
-              <w:top w:w="90" w:type="dxa"/>
-              <w:bottom w:w="90" w:type="dxa"/>
+              <w:top w:w="70" w:type="dxa"/>
+              <w:bottom w:w="70" w:type="dxa"/>
               <w:left w:w="120" w:type="dxa"/>
               <w:right w:w="120" w:type="dxa"/>
             </w:tcMar>
@@ -319,16 +312,16 @@
           </w:tcPr>
           <w:p>
             <w:pPr>
-              <w:spacing w:after="0"/>
+              <w:spacing w:after="0" w:before="0" w:line="269" w:lineRule="auto"/>
             </w:pPr>
             <w:r>
               <w:rPr>
                 <w:rFonts w:ascii="Segoe UI" w:hAnsi="Segoe UI"/>
-                <w:b/>
+                <w:b w:val="0"/>
                 <w:color w:val="111111"/>
                 <w:sz w:val="18"/>
               </w:rPr>
-              <w:t>Dominio futuro</w:t>
+              <w:t>Dominio propio</w:t>
             </w:r>
           </w:p>
         </w:tc>
@@ -336,8 +329,8 @@
           <w:tcPr>
             <w:tcW w:type="dxa" w:w="7143"/>
             <w:tcMar>
-              <w:top w:w="90" w:type="dxa"/>
-              <w:bottom w:w="90" w:type="dxa"/>
+              <w:top w:w="70" w:type="dxa"/>
+              <w:bottom w:w="70" w:type="dxa"/>
               <w:left w:w="120" w:type="dxa"/>
               <w:right w:w="120" w:type="dxa"/>
             </w:tcMar>
@@ -350,15 +343,16 @@
           </w:tcPr>
           <w:p>
             <w:pPr>
-              <w:spacing w:after="0"/>
+              <w:spacing w:after="0" w:before="0" w:line="269" w:lineRule="auto"/>
             </w:pPr>
             <w:r>
               <w:rPr>
                 <w:rFonts w:ascii="Segoe UI" w:hAnsi="Segoe UI"/>
+                <w:b w:val="0"/>
                 <w:color w:val="5A5A5A"/>
                 <w:sz w:val="18"/>
               </w:rPr>
-              <w:t>japortafolio.com — comprado, con hosting en Hostinger, todavía sin migrar</w:t>
+              <w:t>japortafolio.com — hoy sirve el sitio ANTIGUO. Migración pendiente</w:t>
             </w:r>
           </w:p>
         </w:tc>
@@ -368,8 +362,8 @@
           <w:tcPr>
             <w:tcW w:type="dxa" w:w="2608"/>
             <w:tcMar>
-              <w:top w:w="90" w:type="dxa"/>
-              <w:bottom w:w="90" w:type="dxa"/>
+              <w:top w:w="70" w:type="dxa"/>
+              <w:bottom w:w="70" w:type="dxa"/>
               <w:left w:w="120" w:type="dxa"/>
               <w:right w:w="120" w:type="dxa"/>
             </w:tcMar>
@@ -382,12 +376,12 @@
           </w:tcPr>
           <w:p>
             <w:pPr>
-              <w:spacing w:after="0"/>
+              <w:spacing w:after="0" w:before="0" w:line="269" w:lineRule="auto"/>
             </w:pPr>
             <w:r>
               <w:rPr>
                 <w:rFonts w:ascii="Segoe UI" w:hAnsi="Segoe UI"/>
-                <w:b/>
+                <w:b w:val="0"/>
                 <w:color w:val="111111"/>
                 <w:sz w:val="18"/>
               </w:rPr>
@@ -399,8 +393,8 @@
           <w:tcPr>
             <w:tcW w:type="dxa" w:w="7143"/>
             <w:tcMar>
-              <w:top w:w="90" w:type="dxa"/>
-              <w:bottom w:w="90" w:type="dxa"/>
+              <w:top w:w="70" w:type="dxa"/>
+              <w:bottom w:w="70" w:type="dxa"/>
               <w:left w:w="120" w:type="dxa"/>
               <w:right w:w="120" w:type="dxa"/>
             </w:tcMar>
@@ -413,11 +407,12 @@
           </w:tcPr>
           <w:p>
             <w:pPr>
-              <w:spacing w:after="0"/>
+              <w:spacing w:after="0" w:before="0" w:line="269" w:lineRule="auto"/>
             </w:pPr>
             <w:r>
               <w:rPr>
                 <w:rFonts w:ascii="Segoe UI" w:hAnsi="Segoe UI"/>
+                <w:b w:val="0"/>
                 <w:color w:val="5A5A5A"/>
                 <w:sz w:val="18"/>
               </w:rPr>
@@ -431,8 +426,8 @@
           <w:tcPr>
             <w:tcW w:type="dxa" w:w="2608"/>
             <w:tcMar>
-              <w:top w:w="90" w:type="dxa"/>
-              <w:bottom w:w="90" w:type="dxa"/>
+              <w:top w:w="70" w:type="dxa"/>
+              <w:bottom w:w="70" w:type="dxa"/>
               <w:left w:w="120" w:type="dxa"/>
               <w:right w:w="120" w:type="dxa"/>
             </w:tcMar>
@@ -445,12 +440,12 @@
           </w:tcPr>
           <w:p>
             <w:pPr>
-              <w:spacing w:after="0"/>
+              <w:spacing w:after="0" w:before="0" w:line="269" w:lineRule="auto"/>
             </w:pPr>
             <w:r>
               <w:rPr>
                 <w:rFonts w:ascii="Segoe UI" w:hAnsi="Segoe UI"/>
-                <w:b/>
+                <w:b w:val="0"/>
                 <w:color w:val="111111"/>
                 <w:sz w:val="18"/>
               </w:rPr>
@@ -462,8 +457,8 @@
           <w:tcPr>
             <w:tcW w:type="dxa" w:w="7143"/>
             <w:tcMar>
-              <w:top w:w="90" w:type="dxa"/>
-              <w:bottom w:w="90" w:type="dxa"/>
+              <w:top w:w="70" w:type="dxa"/>
+              <w:bottom w:w="70" w:type="dxa"/>
               <w:left w:w="120" w:type="dxa"/>
               <w:right w:w="120" w:type="dxa"/>
             </w:tcMar>
@@ -476,15 +471,16 @@
           </w:tcPr>
           <w:p>
             <w:pPr>
-              <w:spacing w:after="0"/>
+              <w:spacing w:after="0" w:before="0" w:line="269" w:lineRule="auto"/>
             </w:pPr>
             <w:r>
               <w:rPr>
                 <w:rFonts w:ascii="Segoe UI" w:hAnsi="Segoe UI"/>
+                <w:b w:val="0"/>
                 <w:color w:val="5A5A5A"/>
                 <w:sz w:val="18"/>
               </w:rPr>
-              <w:t>FALTANTES.md, en la raíz del proyecto</w:t>
+              <w:t>FALTANTES.md, en la raíz</w:t>
             </w:r>
           </w:p>
         </w:tc>
@@ -494,8 +490,8 @@
           <w:tcPr>
             <w:tcW w:type="dxa" w:w="2608"/>
             <w:tcMar>
-              <w:top w:w="90" w:type="dxa"/>
-              <w:bottom w:w="90" w:type="dxa"/>
+              <w:top w:w="70" w:type="dxa"/>
+              <w:bottom w:w="70" w:type="dxa"/>
               <w:left w:w="120" w:type="dxa"/>
               <w:right w:w="120" w:type="dxa"/>
             </w:tcMar>
@@ -508,12 +504,12 @@
           </w:tcPr>
           <w:p>
             <w:pPr>
-              <w:spacing w:after="0"/>
+              <w:spacing w:after="0" w:before="0" w:line="269" w:lineRule="auto"/>
             </w:pPr>
             <w:r>
               <w:rPr>
                 <w:rFonts w:ascii="Segoe UI" w:hAnsi="Segoe UI"/>
-                <w:b/>
+                <w:b w:val="0"/>
                 <w:color w:val="111111"/>
                 <w:sz w:val="18"/>
               </w:rPr>
@@ -525,8 +521,8 @@
           <w:tcPr>
             <w:tcW w:type="dxa" w:w="7143"/>
             <w:tcMar>
-              <w:top w:w="90" w:type="dxa"/>
-              <w:bottom w:w="90" w:type="dxa"/>
+              <w:top w:w="70" w:type="dxa"/>
+              <w:bottom w:w="70" w:type="dxa"/>
               <w:left w:w="120" w:type="dxa"/>
               <w:right w:w="120" w:type="dxa"/>
             </w:tcMar>
@@ -539,15 +535,80 @@
           </w:tcPr>
           <w:p>
             <w:pPr>
-              <w:spacing w:after="0"/>
+              <w:spacing w:after="0" w:before="0" w:line="269" w:lineRule="auto"/>
             </w:pPr>
             <w:r>
               <w:rPr>
                 <w:rFonts w:ascii="Segoe UI" w:hAnsi="Segoe UI"/>
+                <w:b w:val="0"/>
                 <w:color w:val="5A5A5A"/>
                 <w:sz w:val="18"/>
               </w:rPr>
               <w:t>documentacion/PROYECTO.md</w:t>
+            </w:r>
+          </w:p>
+        </w:tc>
+      </w:tr>
+      <w:tr>
+        <w:tc>
+          <w:tcPr>
+            <w:tcW w:type="dxa" w:w="2608"/>
+            <w:tcMar>
+              <w:top w:w="70" w:type="dxa"/>
+              <w:bottom w:w="70" w:type="dxa"/>
+              <w:left w:w="120" w:type="dxa"/>
+              <w:right w:w="120" w:type="dxa"/>
+            </w:tcMar>
+            <w:tcBorders>
+              <w:top w:val="single" w:sz="4" w:color="D8D6D2"/>
+              <w:bottom w:val="single" w:sz="4" w:color="D8D6D2"/>
+              <w:left w:val="nil"/>
+              <w:right w:val="nil"/>
+            </w:tcBorders>
+          </w:tcPr>
+          <w:p>
+            <w:pPr>
+              <w:spacing w:after="0" w:before="0" w:line="269" w:lineRule="auto"/>
+            </w:pPr>
+            <w:r>
+              <w:rPr>
+                <w:rFonts w:ascii="Segoe UI" w:hAnsi="Segoe UI"/>
+                <w:b w:val="0"/>
+                <w:color w:val="111111"/>
+                <w:sz w:val="18"/>
+              </w:rPr>
+              <w:t>La medición completa</w:t>
+            </w:r>
+          </w:p>
+        </w:tc>
+        <w:tc>
+          <w:tcPr>
+            <w:tcW w:type="dxa" w:w="7143"/>
+            <w:tcMar>
+              <w:top w:w="70" w:type="dxa"/>
+              <w:bottom w:w="70" w:type="dxa"/>
+              <w:left w:w="120" w:type="dxa"/>
+              <w:right w:w="120" w:type="dxa"/>
+            </w:tcMar>
+            <w:tcBorders>
+              <w:top w:val="single" w:sz="4" w:color="D8D6D2"/>
+              <w:bottom w:val="single" w:sz="4" w:color="D8D6D2"/>
+              <w:left w:val="nil"/>
+              <w:right w:val="nil"/>
+            </w:tcBorders>
+          </w:tcPr>
+          <w:p>
+            <w:pPr>
+              <w:spacing w:after="0" w:before="0" w:line="269" w:lineRule="auto"/>
+            </w:pPr>
+            <w:r>
+              <w:rPr>
+                <w:rFonts w:ascii="Segoe UI" w:hAnsi="Segoe UI"/>
+                <w:b w:val="0"/>
+                <w:color w:val="5A5A5A"/>
+                <w:sz w:val="18"/>
+              </w:rPr>
+              <w:t>documentacion/linea-base-2026-09-20.md</w:t>
             </w:r>
           </w:p>
         </w:tc>
@@ -561,7 +622,6 @@
         <w:rPr>
           <w:rFonts w:ascii="Segoe UI" w:hAnsi="Segoe UI"/>
           <w:b w:val="0"/>
-          <w:i w:val="0"/>
           <w:caps w:val="0"/>
           <w:color w:val="111111"/>
           <w:sz w:val="20"/>
@@ -579,7 +639,6 @@
         <w:rPr>
           <w:rFonts w:ascii="Segoe UI" w:hAnsi="Segoe UI"/>
           <w:b/>
-          <w:i w:val="0"/>
           <w:caps w:val="0"/>
           <w:color w:val="111111"/>
           <w:sz w:val="30"/>
@@ -595,7 +654,6 @@
         <w:rPr>
           <w:rFonts w:ascii="Segoe UI" w:hAnsi="Segoe UI"/>
           <w:b w:val="0"/>
-          <w:i w:val="0"/>
           <w:caps w:val="0"/>
           <w:color w:val="5A5A5A"/>
           <w:sz w:val="20"/>
@@ -994,7 +1052,7 @@
                 <w:color w:val="5A5A5A"/>
                 <w:sz w:val="18"/>
               </w:rPr>
-              <w:t>Hechas con Codex. SKU y Proyecto IoT 01 escondidas hasta tener capturas</w:t>
+              <w:t>SKU y Proyecto IoT 01 escondidas hasta tener capturas</w:t>
             </w:r>
           </w:p>
         </w:tc>
@@ -1198,7 +1256,6 @@
         <w:rPr>
           <w:rFonts w:ascii="Segoe UI" w:hAnsi="Segoe UI"/>
           <w:b w:val="0"/>
-          <w:i w:val="0"/>
           <w:caps w:val="0"/>
           <w:color w:val="111111"/>
           <w:sz w:val="20"/>
@@ -1213,7 +1270,6 @@
         <w:rPr>
           <w:rFonts w:ascii="Segoe UI" w:hAnsi="Segoe UI"/>
           <w:b/>
-          <w:i w:val="0"/>
           <w:caps/>
           <w:color w:val="5A5A5A"/>
           <w:sz w:val="15"/>
@@ -1272,7 +1328,7 @@
           <w:color w:val="111111"/>
           <w:sz w:val="20"/>
         </w:rPr>
-        <w:t>26 páginas con dirección propia, sitemap, robots.txt y datos estructurados por tipo de contenido.</w:t>
+        <w:t>26 páginas con dirección propia, sitemap, robots.txt y datos estructurados.</w:t>
       </w:r>
     </w:p>
     <w:p>
@@ -1313,12 +1369,11 @@
         <w:rPr>
           <w:rFonts w:ascii="Segoe UI" w:hAnsi="Segoe UI"/>
           <w:b/>
-          <w:i w:val="0"/>
           <w:caps w:val="0"/>
           <w:color w:val="111111"/>
           <w:sz w:val="30"/>
         </w:rPr>
-        <w:t>Hallazgos de la investigación</w:t>
+        <w:t>La medición del 20 de septiembre</w:t>
       </w:r>
     </w:p>
     <w:p>
@@ -1329,12 +1384,360 @@
         <w:rPr>
           <w:rFonts w:ascii="Segoe UI" w:hAnsi="Segoe UI"/>
           <w:b w:val="0"/>
-          <w:i w:val="0"/>
           <w:caps w:val="0"/>
           <w:color w:val="5A5A5A"/>
           <w:sz w:val="20"/>
         </w:rPr>
-        <w:t>Lo que sigue cambió el plan. Está ordenado por cuánto lo cambió.</w:t>
+        <w:t>Se le preguntó a ChatGPT, Gemini y Perplexity lo que preguntaría un cliente. Sin cuenta, en incógnito. Doce respuestas útiles.</w:t>
+      </w:r>
+    </w:p>
+    <w:tbl>
+      <w:tblPr>
+        <w:tblW w:type="auto" w:w="0"/>
+        <w:jc w:val="left"/>
+        <w:tblLayout w:type="fixed"/>
+        <w:tblLook w:firstColumn="1" w:firstRow="1" w:lastColumn="0" w:lastRow="0" w:noHBand="0" w:noVBand="1" w:val="04A0"/>
+        <w:tblLayout w:type="fixed"/>
+      </w:tblPr>
+      <w:tblGrid>
+        <w:gridCol w:w="6917"/>
+        <w:gridCol w:w="2835"/>
+      </w:tblGrid>
+      <w:tr>
+        <w:tc>
+          <w:tcPr>
+            <w:tcW w:type="dxa" w:w="6917"/>
+            <w:tcMar>
+              <w:top w:w="70" w:type="dxa"/>
+              <w:bottom w:w="70" w:type="dxa"/>
+              <w:left w:w="120" w:type="dxa"/>
+              <w:right w:w="120" w:type="dxa"/>
+            </w:tcMar>
+            <w:tcBorders>
+              <w:top w:val="single" w:sz="4" w:color="D8D6D2"/>
+              <w:bottom w:val="single" w:sz="4" w:color="D8D6D2"/>
+              <w:left w:val="nil"/>
+              <w:right w:val="nil"/>
+            </w:tcBorders>
+            <w:shd w:val="clear" w:color="auto" w:fill="F2F1EF"/>
+          </w:tcPr>
+          <w:p>
+            <w:pPr>
+              <w:spacing w:after="0" w:before="0" w:line="269" w:lineRule="auto"/>
+            </w:pPr>
+            <w:r>
+              <w:rPr>
+                <w:rFonts w:ascii="Segoe UI" w:hAnsi="Segoe UI"/>
+                <w:b/>
+                <w:color w:val="111111"/>
+                <w:sz w:val="18"/>
+              </w:rPr>
+              <w:t>Pregunta</w:t>
+            </w:r>
+          </w:p>
+        </w:tc>
+        <w:tc>
+          <w:tcPr>
+            <w:tcW w:type="dxa" w:w="2835"/>
+            <w:tcMar>
+              <w:top w:w="70" w:type="dxa"/>
+              <w:bottom w:w="70" w:type="dxa"/>
+              <w:left w:w="120" w:type="dxa"/>
+              <w:right w:w="120" w:type="dxa"/>
+            </w:tcMar>
+            <w:tcBorders>
+              <w:top w:val="single" w:sz="4" w:color="D8D6D2"/>
+              <w:bottom w:val="single" w:sz="4" w:color="D8D6D2"/>
+              <w:left w:val="nil"/>
+              <w:right w:val="nil"/>
+            </w:tcBorders>
+            <w:shd w:val="clear" w:color="auto" w:fill="F2F1EF"/>
+          </w:tcPr>
+          <w:p>
+            <w:pPr>
+              <w:spacing w:after="0" w:before="0" w:line="269" w:lineRule="auto"/>
+            </w:pPr>
+            <w:r>
+              <w:rPr>
+                <w:rFonts w:ascii="Segoe UI" w:hAnsi="Segoe UI"/>
+                <w:b/>
+                <w:color w:val="111111"/>
+                <w:sz w:val="18"/>
+              </w:rPr>
+              <w:t>¿Aparece Vicente?</w:t>
+            </w:r>
+          </w:p>
+        </w:tc>
+      </w:tr>
+      <w:tr>
+        <w:tc>
+          <w:tcPr>
+            <w:tcW w:type="dxa" w:w="6917"/>
+            <w:tcMar>
+              <w:top w:w="70" w:type="dxa"/>
+              <w:bottom w:w="70" w:type="dxa"/>
+              <w:left w:w="120" w:type="dxa"/>
+              <w:right w:w="120" w:type="dxa"/>
+            </w:tcMar>
+            <w:tcBorders>
+              <w:top w:val="single" w:sz="4" w:color="D8D6D2"/>
+              <w:bottom w:val="single" w:sz="4" w:color="D8D6D2"/>
+              <w:left w:val="nil"/>
+              <w:right w:val="nil"/>
+            </w:tcBorders>
+          </w:tcPr>
+          <w:p>
+            <w:pPr>
+              <w:spacing w:after="0" w:before="0" w:line="269" w:lineRule="auto"/>
+            </w:pPr>
+            <w:r>
+              <w:rPr>
+                <w:rFonts w:ascii="Segoe UI" w:hAnsi="Segoe UI"/>
+                <w:b w:val="0"/>
+                <w:color w:val="111111"/>
+                <w:sz w:val="18"/>
+              </w:rPr>
+              <w:t>¿Quién implementa salas maker o FabLabs en colegios en Chile?</w:t>
+            </w:r>
+          </w:p>
+        </w:tc>
+        <w:tc>
+          <w:tcPr>
+            <w:tcW w:type="dxa" w:w="2835"/>
+            <w:tcMar>
+              <w:top w:w="70" w:type="dxa"/>
+              <w:bottom w:w="70" w:type="dxa"/>
+              <w:left w:w="120" w:type="dxa"/>
+              <w:right w:w="120" w:type="dxa"/>
+            </w:tcMar>
+            <w:tcBorders>
+              <w:top w:val="single" w:sz="4" w:color="D8D6D2"/>
+              <w:bottom w:val="single" w:sz="4" w:color="D8D6D2"/>
+              <w:left w:val="nil"/>
+              <w:right w:val="nil"/>
+            </w:tcBorders>
+          </w:tcPr>
+          <w:p>
+            <w:pPr>
+              <w:spacing w:after="0" w:before="0" w:line="269" w:lineRule="auto"/>
+            </w:pPr>
+            <w:r>
+              <w:rPr>
+                <w:rFonts w:ascii="Segoe UI" w:hAnsi="Segoe UI"/>
+                <w:b w:val="0"/>
+                <w:color w:val="5A5A5A"/>
+                <w:sz w:val="18"/>
+              </w:rPr>
+              <w:t>0 de 3</w:t>
+            </w:r>
+          </w:p>
+        </w:tc>
+      </w:tr>
+      <w:tr>
+        <w:tc>
+          <w:tcPr>
+            <w:tcW w:type="dxa" w:w="6917"/>
+            <w:tcMar>
+              <w:top w:w="70" w:type="dxa"/>
+              <w:bottom w:w="70" w:type="dxa"/>
+              <w:left w:w="120" w:type="dxa"/>
+              <w:right w:w="120" w:type="dxa"/>
+            </w:tcMar>
+            <w:tcBorders>
+              <w:top w:val="single" w:sz="4" w:color="D8D6D2"/>
+              <w:bottom w:val="single" w:sz="4" w:color="D8D6D2"/>
+              <w:left w:val="nil"/>
+              <w:right w:val="nil"/>
+            </w:tcBorders>
+          </w:tcPr>
+          <w:p>
+            <w:pPr>
+              <w:spacing w:after="0" w:before="0" w:line="269" w:lineRule="auto"/>
+            </w:pPr>
+            <w:r>
+              <w:rPr>
+                <w:rFonts w:ascii="Segoe UI" w:hAnsi="Segoe UI"/>
+                <w:b w:val="0"/>
+                <w:color w:val="111111"/>
+                <w:sz w:val="18"/>
+              </w:rPr>
+              <w:t>¿Quién hace robótica educativa para colegios en Chile?</w:t>
+            </w:r>
+          </w:p>
+        </w:tc>
+        <w:tc>
+          <w:tcPr>
+            <w:tcW w:type="dxa" w:w="2835"/>
+            <w:tcMar>
+              <w:top w:w="70" w:type="dxa"/>
+              <w:bottom w:w="70" w:type="dxa"/>
+              <w:left w:w="120" w:type="dxa"/>
+              <w:right w:w="120" w:type="dxa"/>
+            </w:tcMar>
+            <w:tcBorders>
+              <w:top w:val="single" w:sz="4" w:color="D8D6D2"/>
+              <w:bottom w:val="single" w:sz="4" w:color="D8D6D2"/>
+              <w:left w:val="nil"/>
+              <w:right w:val="nil"/>
+            </w:tcBorders>
+          </w:tcPr>
+          <w:p>
+            <w:pPr>
+              <w:spacing w:after="0" w:before="0" w:line="269" w:lineRule="auto"/>
+            </w:pPr>
+            <w:r>
+              <w:rPr>
+                <w:rFonts w:ascii="Segoe UI" w:hAnsi="Segoe UI"/>
+                <w:b w:val="0"/>
+                <w:color w:val="5A5A5A"/>
+                <w:sz w:val="18"/>
+              </w:rPr>
+              <w:t>0 de 3</w:t>
+            </w:r>
+          </w:p>
+        </w:tc>
+      </w:tr>
+      <w:tr>
+        <w:tc>
+          <w:tcPr>
+            <w:tcW w:type="dxa" w:w="6917"/>
+            <w:tcMar>
+              <w:top w:w="70" w:type="dxa"/>
+              <w:bottom w:w="70" w:type="dxa"/>
+              <w:left w:w="120" w:type="dxa"/>
+              <w:right w:w="120" w:type="dxa"/>
+            </w:tcMar>
+            <w:tcBorders>
+              <w:top w:val="single" w:sz="4" w:color="D8D6D2"/>
+              <w:bottom w:val="single" w:sz="4" w:color="D8D6D2"/>
+              <w:left w:val="nil"/>
+              <w:right w:val="nil"/>
+            </w:tcBorders>
+          </w:tcPr>
+          <w:p>
+            <w:pPr>
+              <w:spacing w:after="0" w:before="0" w:line="269" w:lineRule="auto"/>
+            </w:pPr>
+            <w:r>
+              <w:rPr>
+                <w:rFonts w:ascii="Segoe UI" w:hAnsi="Segoe UI"/>
+                <w:b w:val="0"/>
+                <w:color w:val="111111"/>
+                <w:sz w:val="18"/>
+              </w:rPr>
+              <w:t>¿Quién es Vicente Cáceres Farías?</w:t>
+            </w:r>
+          </w:p>
+        </w:tc>
+        <w:tc>
+          <w:tcPr>
+            <w:tcW w:type="dxa" w:w="2835"/>
+            <w:tcMar>
+              <w:top w:w="70" w:type="dxa"/>
+              <w:bottom w:w="70" w:type="dxa"/>
+              <w:left w:w="120" w:type="dxa"/>
+              <w:right w:w="120" w:type="dxa"/>
+            </w:tcMar>
+            <w:tcBorders>
+              <w:top w:val="single" w:sz="4" w:color="D8D6D2"/>
+              <w:bottom w:val="single" w:sz="4" w:color="D8D6D2"/>
+              <w:left w:val="nil"/>
+              <w:right w:val="nil"/>
+            </w:tcBorders>
+          </w:tcPr>
+          <w:p>
+            <w:pPr>
+              <w:spacing w:after="0" w:before="0" w:line="269" w:lineRule="auto"/>
+            </w:pPr>
+            <w:r>
+              <w:rPr>
+                <w:rFonts w:ascii="Segoe UI" w:hAnsi="Segoe UI"/>
+                <w:b w:val="0"/>
+                <w:color w:val="5A5A5A"/>
+                <w:sz w:val="18"/>
+              </w:rPr>
+              <w:t>3 de 3, pero mal</w:t>
+            </w:r>
+          </w:p>
+        </w:tc>
+      </w:tr>
+      <w:tr>
+        <w:tc>
+          <w:tcPr>
+            <w:tcW w:type="dxa" w:w="6917"/>
+            <w:tcMar>
+              <w:top w:w="70" w:type="dxa"/>
+              <w:bottom w:w="70" w:type="dxa"/>
+              <w:left w:w="120" w:type="dxa"/>
+              <w:right w:w="120" w:type="dxa"/>
+            </w:tcMar>
+            <w:tcBorders>
+              <w:top w:val="single" w:sz="4" w:color="D8D6D2"/>
+              <w:bottom w:val="single" w:sz="4" w:color="D8D6D2"/>
+              <w:left w:val="nil"/>
+              <w:right w:val="nil"/>
+            </w:tcBorders>
+          </w:tcPr>
+          <w:p>
+            <w:pPr>
+              <w:spacing w:after="0" w:before="0" w:line="269" w:lineRule="auto"/>
+            </w:pPr>
+            <w:r>
+              <w:rPr>
+                <w:rFonts w:ascii="Segoe UI" w:hAnsi="Segoe UI"/>
+                <w:b w:val="0"/>
+                <w:color w:val="111111"/>
+                <w:sz w:val="18"/>
+              </w:rPr>
+              <w:t>¿Cuáles son los referentes del movimiento maker en Chile?</w:t>
+            </w:r>
+          </w:p>
+        </w:tc>
+        <w:tc>
+          <w:tcPr>
+            <w:tcW w:type="dxa" w:w="2835"/>
+            <w:tcMar>
+              <w:top w:w="70" w:type="dxa"/>
+              <w:bottom w:w="70" w:type="dxa"/>
+              <w:left w:w="120" w:type="dxa"/>
+              <w:right w:w="120" w:type="dxa"/>
+            </w:tcMar>
+            <w:tcBorders>
+              <w:top w:val="single" w:sz="4" w:color="D8D6D2"/>
+              <w:bottom w:val="single" w:sz="4" w:color="D8D6D2"/>
+              <w:left w:val="nil"/>
+              <w:right w:val="nil"/>
+            </w:tcBorders>
+          </w:tcPr>
+          <w:p>
+            <w:pPr>
+              <w:spacing w:after="0" w:before="0" w:line="269" w:lineRule="auto"/>
+            </w:pPr>
+            <w:r>
+              <w:rPr>
+                <w:rFonts w:ascii="Segoe UI" w:hAnsi="Segoe UI"/>
+                <w:b w:val="0"/>
+                <w:color w:val="5A5A5A"/>
+                <w:sz w:val="18"/>
+              </w:rPr>
+              <w:t>0 de 3</w:t>
+            </w:r>
+          </w:p>
+        </w:tc>
+      </w:tr>
+    </w:tbl>
+    <w:p>
+      <w:pPr>
+        <w:spacing w:before="0" w:after="80"/>
+      </w:pPr>
+      <w:r>
+        <w:rPr>
+          <w:rFonts w:ascii="Segoe UI" w:hAnsi="Segoe UI"/>
+          <w:b w:val="0"/>
+          <w:caps w:val="0"/>
+          <w:color w:val="111111"/>
+          <w:sz w:val="20"/>
+        </w:rPr>
       </w:r>
     </w:p>
     <w:p>
@@ -1345,12 +1748,11 @@
         <w:rPr>
           <w:rFonts w:ascii="Segoe UI" w:hAnsi="Segoe UI"/>
           <w:b/>
-          <w:i w:val="0"/>
           <w:caps w:val="0"/>
           <w:color w:val="1F4E5F"/>
           <w:sz w:val="23"/>
         </w:rPr>
-        <w:t>1. El sitio era invisible para la IA</w:t>
+        <w:t>1. No es invisibilidad: es información equivocada</w:t>
       </w:r>
     </w:p>
     <w:p>
@@ -1361,28 +1763,454 @@
         <w:rPr>
           <w:rFonts w:ascii="Segoe UI" w:hAnsi="Segoe UI"/>
           <w:b w:val="0"/>
-          <w:i w:val="0"/>
           <w:caps w:val="0"/>
           <w:color w:val="111111"/>
           <w:sz w:val="20"/>
         </w:rPr>
-        <w:t>Vercel analizó más de 500 millones de peticiones de GPTBot y no encontró una sola ejecución de JavaScript. ClaudeBot y PerplexityBot tampoco renderizan: piden el HTML crudo, leen lo que hay y se van sin reintentar. Se estima que el contenido dibujado en el navegador es invisible para cerca del 70% de los rastreadores de IA. La excepción es Gemini.</w:t>
+        <w:t>Las tres lo encuentran. Pero cada una lee una fuente distinta y devuelve un Vicente distinto, y ninguna leyó el portafolio.</w:t>
+      </w:r>
+    </w:p>
+    <w:tbl>
+      <w:tblPr>
+        <w:tblW w:type="auto" w:w="0"/>
+        <w:jc w:val="left"/>
+        <w:tblLayout w:type="fixed"/>
+        <w:tblLook w:firstColumn="1" w:firstRow="1" w:lastColumn="0" w:lastRow="0" w:noHBand="0" w:noVBand="1" w:val="04A0"/>
+        <w:tblLayout w:type="fixed"/>
+      </w:tblPr>
+      <w:tblGrid>
+        <w:gridCol w:w="1928"/>
+        <w:gridCol w:w="3628"/>
+        <w:gridCol w:w="4195"/>
+      </w:tblGrid>
+      <w:tr>
+        <w:tc>
+          <w:tcPr>
+            <w:tcW w:type="dxa" w:w="1928"/>
+            <w:tcMar>
+              <w:top w:w="70" w:type="dxa"/>
+              <w:bottom w:w="70" w:type="dxa"/>
+              <w:left w:w="120" w:type="dxa"/>
+              <w:right w:w="120" w:type="dxa"/>
+            </w:tcMar>
+            <w:tcBorders>
+              <w:top w:val="single" w:sz="4" w:color="D8D6D2"/>
+              <w:bottom w:val="single" w:sz="4" w:color="D8D6D2"/>
+              <w:left w:val="nil"/>
+              <w:right w:val="nil"/>
+            </w:tcBorders>
+            <w:shd w:val="clear" w:color="auto" w:fill="F2F1EF"/>
+          </w:tcPr>
+          <w:p>
+            <w:pPr>
+              <w:spacing w:after="0" w:before="0" w:line="269" w:lineRule="auto"/>
+            </w:pPr>
+            <w:r>
+              <w:rPr>
+                <w:rFonts w:ascii="Segoe UI" w:hAnsi="Segoe UI"/>
+                <w:b/>
+                <w:color w:val="111111"/>
+                <w:sz w:val="18"/>
+              </w:rPr>
+              <w:t>Herramienta</w:t>
+            </w:r>
+          </w:p>
+        </w:tc>
+        <w:tc>
+          <w:tcPr>
+            <w:tcW w:type="dxa" w:w="3628"/>
+            <w:tcMar>
+              <w:top w:w="70" w:type="dxa"/>
+              <w:bottom w:w="70" w:type="dxa"/>
+              <w:left w:w="120" w:type="dxa"/>
+              <w:right w:w="120" w:type="dxa"/>
+            </w:tcMar>
+            <w:tcBorders>
+              <w:top w:val="single" w:sz="4" w:color="D8D6D2"/>
+              <w:bottom w:val="single" w:sz="4" w:color="D8D6D2"/>
+              <w:left w:val="nil"/>
+              <w:right w:val="nil"/>
+            </w:tcBorders>
+            <w:shd w:val="clear" w:color="auto" w:fill="F2F1EF"/>
+          </w:tcPr>
+          <w:p>
+            <w:pPr>
+              <w:spacing w:after="0" w:before="0" w:line="269" w:lineRule="auto"/>
+            </w:pPr>
+            <w:r>
+              <w:rPr>
+                <w:rFonts w:ascii="Segoe UI" w:hAnsi="Segoe UI"/>
+                <w:b/>
+                <w:color w:val="111111"/>
+                <w:sz w:val="18"/>
+              </w:rPr>
+              <w:t>Fuente que usó</w:t>
+            </w:r>
+          </w:p>
+        </w:tc>
+        <w:tc>
+          <w:tcPr>
+            <w:tcW w:type="dxa" w:w="4195"/>
+            <w:tcMar>
+              <w:top w:w="70" w:type="dxa"/>
+              <w:bottom w:w="70" w:type="dxa"/>
+              <w:left w:w="120" w:type="dxa"/>
+              <w:right w:w="120" w:type="dxa"/>
+            </w:tcMar>
+            <w:tcBorders>
+              <w:top w:val="single" w:sz="4" w:color="D8D6D2"/>
+              <w:bottom w:val="single" w:sz="4" w:color="D8D6D2"/>
+              <w:left w:val="nil"/>
+              <w:right w:val="nil"/>
+            </w:tcBorders>
+            <w:shd w:val="clear" w:color="auto" w:fill="F2F1EF"/>
+          </w:tcPr>
+          <w:p>
+            <w:pPr>
+              <w:spacing w:after="0" w:before="0" w:line="269" w:lineRule="auto"/>
+            </w:pPr>
+            <w:r>
+              <w:rPr>
+                <w:rFonts w:ascii="Segoe UI" w:hAnsi="Segoe UI"/>
+                <w:b/>
+                <w:color w:val="111111"/>
+                <w:sz w:val="18"/>
+              </w:rPr>
+              <w:t>Qué Vicente describe</w:t>
+            </w:r>
+          </w:p>
+        </w:tc>
+      </w:tr>
+      <w:tr>
+        <w:tc>
+          <w:tcPr>
+            <w:tcW w:type="dxa" w:w="1928"/>
+            <w:tcMar>
+              <w:top w:w="70" w:type="dxa"/>
+              <w:bottom w:w="70" w:type="dxa"/>
+              <w:left w:w="120" w:type="dxa"/>
+              <w:right w:w="120" w:type="dxa"/>
+            </w:tcMar>
+            <w:tcBorders>
+              <w:top w:val="single" w:sz="4" w:color="D8D6D2"/>
+              <w:bottom w:val="single" w:sz="4" w:color="D8D6D2"/>
+              <w:left w:val="nil"/>
+              <w:right w:val="nil"/>
+            </w:tcBorders>
+          </w:tcPr>
+          <w:p>
+            <w:pPr>
+              <w:spacing w:after="0" w:before="0" w:line="269" w:lineRule="auto"/>
+            </w:pPr>
+            <w:r>
+              <w:rPr>
+                <w:rFonts w:ascii="Segoe UI" w:hAnsi="Segoe UI"/>
+                <w:b w:val="0"/>
+                <w:color w:val="111111"/>
+                <w:sz w:val="18"/>
+              </w:rPr>
+              <w:t>Gemini</w:t>
+            </w:r>
+          </w:p>
+        </w:tc>
+        <w:tc>
+          <w:tcPr>
+            <w:tcW w:type="dxa" w:w="3628"/>
+            <w:tcMar>
+              <w:top w:w="70" w:type="dxa"/>
+              <w:bottom w:w="70" w:type="dxa"/>
+              <w:left w:w="120" w:type="dxa"/>
+              <w:right w:w="120" w:type="dxa"/>
+            </w:tcMar>
+            <w:tcBorders>
+              <w:top w:val="single" w:sz="4" w:color="D8D6D2"/>
+              <w:bottom w:val="single" w:sz="4" w:color="D8D6D2"/>
+              <w:left w:val="nil"/>
+              <w:right w:val="nil"/>
+            </w:tcBorders>
+          </w:tcPr>
+          <w:p>
+            <w:pPr>
+              <w:spacing w:after="0" w:before="0" w:line="269" w:lineRule="auto"/>
+            </w:pPr>
+            <w:r>
+              <w:rPr>
+                <w:rFonts w:ascii="Segoe UI" w:hAnsi="Segoe UI"/>
+                <w:b w:val="0"/>
+                <w:color w:val="5A5A5A"/>
+                <w:sz w:val="18"/>
+              </w:rPr>
+              <w:t>El CV en PDF del sitio antiguo</w:t>
+            </w:r>
+          </w:p>
+        </w:tc>
+        <w:tc>
+          <w:tcPr>
+            <w:tcW w:type="dxa" w:w="4195"/>
+            <w:tcMar>
+              <w:top w:w="70" w:type="dxa"/>
+              <w:bottom w:w="70" w:type="dxa"/>
+              <w:left w:w="120" w:type="dxa"/>
+              <w:right w:w="120" w:type="dxa"/>
+            </w:tcMar>
+            <w:tcBorders>
+              <w:top w:val="single" w:sz="4" w:color="D8D6D2"/>
+              <w:bottom w:val="single" w:sz="4" w:color="D8D6D2"/>
+              <w:left w:val="nil"/>
+              <w:right w:val="nil"/>
+            </w:tcBorders>
+          </w:tcPr>
+          <w:p>
+            <w:pPr>
+              <w:spacing w:after="0" w:before="0" w:line="269" w:lineRule="auto"/>
+            </w:pPr>
+            <w:r>
+              <w:rPr>
+                <w:rFonts w:ascii="Segoe UI" w:hAnsi="Segoe UI"/>
+                <w:b w:val="0"/>
+                <w:color w:val="5A5A5A"/>
+                <w:sz w:val="18"/>
+              </w:rPr>
+              <w:t>Un estudiante de diseño, en presente</w:t>
+            </w:r>
+          </w:p>
+        </w:tc>
+      </w:tr>
+      <w:tr>
+        <w:tc>
+          <w:tcPr>
+            <w:tcW w:type="dxa" w:w="1928"/>
+            <w:tcMar>
+              <w:top w:w="70" w:type="dxa"/>
+              <w:bottom w:w="70" w:type="dxa"/>
+              <w:left w:w="120" w:type="dxa"/>
+              <w:right w:w="120" w:type="dxa"/>
+            </w:tcMar>
+            <w:tcBorders>
+              <w:top w:val="single" w:sz="4" w:color="D8D6D2"/>
+              <w:bottom w:val="single" w:sz="4" w:color="D8D6D2"/>
+              <w:left w:val="nil"/>
+              <w:right w:val="nil"/>
+            </w:tcBorders>
+          </w:tcPr>
+          <w:p>
+            <w:pPr>
+              <w:spacing w:after="0" w:before="0" w:line="269" w:lineRule="auto"/>
+            </w:pPr>
+            <w:r>
+              <w:rPr>
+                <w:rFonts w:ascii="Segoe UI" w:hAnsi="Segoe UI"/>
+                <w:b w:val="0"/>
+                <w:color w:val="111111"/>
+                <w:sz w:val="18"/>
+              </w:rPr>
+              <w:t>ChatGPT</w:t>
+            </w:r>
+          </w:p>
+        </w:tc>
+        <w:tc>
+          <w:tcPr>
+            <w:tcW w:type="dxa" w:w="3628"/>
+            <w:tcMar>
+              <w:top w:w="70" w:type="dxa"/>
+              <w:bottom w:w="70" w:type="dxa"/>
+              <w:left w:w="120" w:type="dxa"/>
+              <w:right w:w="120" w:type="dxa"/>
+            </w:tcMar>
+            <w:tcBorders>
+              <w:top w:val="single" w:sz="4" w:color="D8D6D2"/>
+              <w:bottom w:val="single" w:sz="4" w:color="D8D6D2"/>
+              <w:left w:val="nil"/>
+              <w:right w:val="nil"/>
+            </w:tcBorders>
+          </w:tcPr>
+          <w:p>
+            <w:pPr>
+              <w:spacing w:after="0" w:before="0" w:line="269" w:lineRule="auto"/>
+            </w:pPr>
+            <w:r>
+              <w:rPr>
+                <w:rFonts w:ascii="Segoe UI" w:hAnsi="Segoe UI"/>
+                <w:b w:val="0"/>
+                <w:color w:val="5A5A5A"/>
+                <w:sz w:val="18"/>
+              </w:rPr>
+              <w:t>LinkedIn</w:t>
+            </w:r>
+          </w:p>
+        </w:tc>
+        <w:tc>
+          <w:tcPr>
+            <w:tcW w:type="dxa" w:w="4195"/>
+            <w:tcMar>
+              <w:top w:w="70" w:type="dxa"/>
+              <w:bottom w:w="70" w:type="dxa"/>
+              <w:left w:w="120" w:type="dxa"/>
+              <w:right w:w="120" w:type="dxa"/>
+            </w:tcMar>
+            <w:tcBorders>
+              <w:top w:val="single" w:sz="4" w:color="D8D6D2"/>
+              <w:bottom w:val="single" w:sz="4" w:color="D8D6D2"/>
+              <w:left w:val="nil"/>
+              <w:right w:val="nil"/>
+            </w:tcBorders>
+          </w:tcPr>
+          <w:p>
+            <w:pPr>
+              <w:spacing w:after="0" w:before="0" w:line="269" w:lineRule="auto"/>
+            </w:pPr>
+            <w:r>
+              <w:rPr>
+                <w:rFonts w:ascii="Segoe UI" w:hAnsi="Segoe UI"/>
+                <w:b w:val="0"/>
+                <w:color w:val="5A5A5A"/>
+                <w:sz w:val="18"/>
+              </w:rPr>
+              <w:t>Director de I+D, docente UC, Atacama Biomaterials</w:t>
+            </w:r>
+          </w:p>
+        </w:tc>
+      </w:tr>
+      <w:tr>
+        <w:tc>
+          <w:tcPr>
+            <w:tcW w:type="dxa" w:w="1928"/>
+            <w:tcMar>
+              <w:top w:w="70" w:type="dxa"/>
+              <w:bottom w:w="70" w:type="dxa"/>
+              <w:left w:w="120" w:type="dxa"/>
+              <w:right w:w="120" w:type="dxa"/>
+            </w:tcMar>
+            <w:tcBorders>
+              <w:top w:val="single" w:sz="4" w:color="D8D6D2"/>
+              <w:bottom w:val="single" w:sz="4" w:color="D8D6D2"/>
+              <w:left w:val="nil"/>
+              <w:right w:val="nil"/>
+            </w:tcBorders>
+          </w:tcPr>
+          <w:p>
+            <w:pPr>
+              <w:spacing w:after="0" w:before="0" w:line="269" w:lineRule="auto"/>
+            </w:pPr>
+            <w:r>
+              <w:rPr>
+                <w:rFonts w:ascii="Segoe UI" w:hAnsi="Segoe UI"/>
+                <w:b w:val="0"/>
+                <w:color w:val="111111"/>
+                <w:sz w:val="18"/>
+              </w:rPr>
+              <w:t>Perplexity</w:t>
+            </w:r>
+          </w:p>
+        </w:tc>
+        <w:tc>
+          <w:tcPr>
+            <w:tcW w:type="dxa" w:w="3628"/>
+            <w:tcMar>
+              <w:top w:w="70" w:type="dxa"/>
+              <w:bottom w:w="70" w:type="dxa"/>
+              <w:left w:w="120" w:type="dxa"/>
+              <w:right w:w="120" w:type="dxa"/>
+            </w:tcMar>
+            <w:tcBorders>
+              <w:top w:val="single" w:sz="4" w:color="D8D6D2"/>
+              <w:bottom w:val="single" w:sz="4" w:color="D8D6D2"/>
+              <w:left w:val="nil"/>
+              <w:right w:val="nil"/>
+            </w:tcBorders>
+          </w:tcPr>
+          <w:p>
+            <w:pPr>
+              <w:spacing w:after="0" w:before="0" w:line="269" w:lineRule="auto"/>
+            </w:pPr>
+            <w:r>
+              <w:rPr>
+                <w:rFonts w:ascii="Segoe UI" w:hAnsi="Segoe UI"/>
+                <w:b w:val="0"/>
+                <w:color w:val="5A5A5A"/>
+                <w:sz w:val="18"/>
+              </w:rPr>
+              <w:t>LinkedIn y el repositorio de GitHub</w:t>
+            </w:r>
+          </w:p>
+        </w:tc>
+        <w:tc>
+          <w:tcPr>
+            <w:tcW w:type="dxa" w:w="4195"/>
+            <w:tcMar>
+              <w:top w:w="70" w:type="dxa"/>
+              <w:bottom w:w="70" w:type="dxa"/>
+              <w:left w:w="120" w:type="dxa"/>
+              <w:right w:w="120" w:type="dxa"/>
+            </w:tcMar>
+            <w:tcBorders>
+              <w:top w:val="single" w:sz="4" w:color="D8D6D2"/>
+              <w:bottom w:val="single" w:sz="4" w:color="D8D6D2"/>
+              <w:left w:val="nil"/>
+              <w:right w:val="nil"/>
+            </w:tcBorders>
+          </w:tcPr>
+          <w:p>
+            <w:pPr>
+              <w:spacing w:after="0" w:before="0" w:line="269" w:lineRule="auto"/>
+            </w:pPr>
+            <w:r>
+              <w:rPr>
+                <w:rFonts w:ascii="Segoe UI" w:hAnsi="Segoe UI"/>
+                <w:b w:val="0"/>
+                <w:color w:val="5A5A5A"/>
+                <w:sz w:val="18"/>
+              </w:rPr>
+              <w:t>Director de I+D, y la línea del portafolio</w:t>
+            </w:r>
+          </w:p>
+        </w:tc>
+      </w:tr>
+    </w:tbl>
+    <w:p>
+      <w:pPr>
+        <w:spacing w:before="0" w:after="80"/>
+      </w:pPr>
+      <w:r>
+        <w:rPr>
+          <w:rFonts w:ascii="Segoe UI" w:hAnsi="Segoe UI"/>
+          <w:b w:val="0"/>
+          <w:caps w:val="0"/>
+          <w:color w:val="111111"/>
+          <w:sz w:val="20"/>
+        </w:rPr>
       </w:r>
     </w:p>
     <w:p>
       <w:pPr>
-        <w:spacing w:before="0" w:after="120"/>
+        <w:spacing w:before="80" w:after="120"/>
       </w:pPr>
       <w:r>
         <w:rPr>
           <w:rFonts w:ascii="Segoe UI" w:hAnsi="Segoe UI"/>
-          <w:b/>
-          <w:i w:val="0"/>
-          <w:caps w:val="0"/>
+          <w:b w:val="0"/>
           <w:color w:val="111111"/>
           <w:sz w:val="20"/>
         </w:rPr>
-        <w:t>El portafolio no estaba mal posicionado en Claude o ChatGPT: no existía. Cero caracteres. Esa es la razón por la que la Fase A era urgente y no una mejora cosmética.</w:t>
+        <w:t xml:space="preserve">Corregir información equivocada es un problema distinto de llenar un vacío. </w:t>
+      </w:r>
+      <w:r>
+        <w:rPr>
+          <w:rFonts w:ascii="Segoe UI" w:hAnsi="Segoe UI"/>
+          <w:b/>
+          <w:color w:val="111111"/>
+          <w:sz w:val="20"/>
+        </w:rPr>
+        <w:t>El sitio antiguo es hoy su identidad pública</w:t>
+      </w:r>
+      <w:r>
+        <w:rPr>
+          <w:rFonts w:ascii="Segoe UI" w:hAnsi="Segoe UI"/>
+          <w:b w:val="0"/>
+          <w:color w:val="111111"/>
+          <w:sz w:val="20"/>
+        </w:rPr>
+        <w:t>, y está diciendo cosas falsas.</w:t>
       </w:r>
     </w:p>
     <w:p>
@@ -1393,12 +2221,1174 @@
         <w:rPr>
           <w:rFonts w:ascii="Segoe UI" w:hAnsi="Segoe UI"/>
           <w:b/>
-          <w:i w:val="0"/>
           <w:caps w:val="0"/>
           <w:color w:val="1F4E5F"/>
           <w:sz w:val="23"/>
         </w:rPr>
-        <w:t>2. El SEO clásico ya no es la pelea</w:t>
+        <w:t>2. LinkedIn es el activo que más rinde, y no estaba en el plan</w:t>
+      </w:r>
+    </w:p>
+    <w:p>
+      <w:pPr>
+        <w:spacing w:before="0" w:after="120"/>
+      </w:pPr>
+      <w:r>
+        <w:rPr>
+          <w:rFonts w:ascii="Segoe UI" w:hAnsi="Segoe UI"/>
+          <w:b w:val="0"/>
+          <w:caps w:val="0"/>
+          <w:color w:val="111111"/>
+          <w:sz w:val="20"/>
+        </w:rPr>
+        <w:t>Dos de las tres herramientas lo leen y aciertan. El titular —«Diseñador Industrial / MAKER / Docente STEAM / Director de I+D en Ideo Maker»— es lo que ChatGPT convirtió en su respuesta. Mantenerlo al día es gratis e inmediato.</w:t>
+      </w:r>
+    </w:p>
+    <w:p>
+      <w:pPr>
+        <w:spacing w:before="260" w:after="80"/>
+      </w:pPr>
+      <w:r>
+        <w:rPr>
+          <w:rFonts w:ascii="Segoe UI" w:hAnsi="Segoe UI"/>
+          <w:b/>
+          <w:caps w:val="0"/>
+          <w:color w:val="1F4E5F"/>
+          <w:sz w:val="23"/>
+        </w:rPr>
+        <w:t>3. El mercado, medido</w:t>
+      </w:r>
+    </w:p>
+    <w:tbl>
+      <w:tblPr>
+        <w:tblW w:type="auto" w:w="0"/>
+        <w:jc w:val="left"/>
+        <w:tblLayout w:type="fixed"/>
+        <w:tblLook w:firstColumn="1" w:firstRow="1" w:lastColumn="0" w:lastRow="0" w:noHBand="0" w:noVBand="1" w:val="04A0"/>
+        <w:tblLayout w:type="fixed"/>
+      </w:tblPr>
+      <w:tblGrid>
+        <w:gridCol w:w="3402"/>
+        <w:gridCol w:w="3175"/>
+        <w:gridCol w:w="3175"/>
+      </w:tblGrid>
+      <w:tr>
+        <w:tc>
+          <w:tcPr>
+            <w:tcW w:type="dxa" w:w="3402"/>
+            <w:tcMar>
+              <w:top w:w="70" w:type="dxa"/>
+              <w:bottom w:w="70" w:type="dxa"/>
+              <w:left w:w="120" w:type="dxa"/>
+              <w:right w:w="120" w:type="dxa"/>
+            </w:tcMar>
+            <w:tcBorders>
+              <w:top w:val="single" w:sz="4" w:color="D8D6D2"/>
+              <w:bottom w:val="single" w:sz="4" w:color="D8D6D2"/>
+              <w:left w:val="nil"/>
+              <w:right w:val="nil"/>
+            </w:tcBorders>
+            <w:shd w:val="clear" w:color="auto" w:fill="F2F1EF"/>
+          </w:tcPr>
+          <w:p>
+            <w:pPr>
+              <w:spacing w:after="0" w:before="0" w:line="269" w:lineRule="auto"/>
+            </w:pPr>
+            <w:r>
+              <w:rPr>
+                <w:rFonts w:ascii="Segoe UI" w:hAnsi="Segoe UI"/>
+                <w:b/>
+                <w:color w:val="111111"/>
+                <w:sz w:val="18"/>
+              </w:rPr>
+              <w:t>Consulta</w:t>
+            </w:r>
+          </w:p>
+        </w:tc>
+        <w:tc>
+          <w:tcPr>
+            <w:tcW w:type="dxa" w:w="3175"/>
+            <w:tcMar>
+              <w:top w:w="70" w:type="dxa"/>
+              <w:bottom w:w="70" w:type="dxa"/>
+              <w:left w:w="120" w:type="dxa"/>
+              <w:right w:w="120" w:type="dxa"/>
+            </w:tcMar>
+            <w:tcBorders>
+              <w:top w:val="single" w:sz="4" w:color="D8D6D2"/>
+              <w:bottom w:val="single" w:sz="4" w:color="D8D6D2"/>
+              <w:left w:val="nil"/>
+              <w:right w:val="nil"/>
+            </w:tcBorders>
+            <w:shd w:val="clear" w:color="auto" w:fill="F2F1EF"/>
+          </w:tcPr>
+          <w:p>
+            <w:pPr>
+              <w:spacing w:after="0" w:before="0" w:line="269" w:lineRule="auto"/>
+            </w:pPr>
+            <w:r>
+              <w:rPr>
+                <w:rFonts w:ascii="Segoe UI" w:hAnsi="Segoe UI"/>
+                <w:b/>
+                <w:color w:val="111111"/>
+                <w:sz w:val="18"/>
+              </w:rPr>
+              <w:t>Cuántos actores nombran</w:t>
+            </w:r>
+          </w:p>
+        </w:tc>
+        <w:tc>
+          <w:tcPr>
+            <w:tcW w:type="dxa" w:w="3175"/>
+            <w:tcMar>
+              <w:top w:w="70" w:type="dxa"/>
+              <w:bottom w:w="70" w:type="dxa"/>
+              <w:left w:w="120" w:type="dxa"/>
+              <w:right w:w="120" w:type="dxa"/>
+            </w:tcMar>
+            <w:tcBorders>
+              <w:top w:val="single" w:sz="4" w:color="D8D6D2"/>
+              <w:bottom w:val="single" w:sz="4" w:color="D8D6D2"/>
+              <w:left w:val="nil"/>
+              <w:right w:val="nil"/>
+            </w:tcBorders>
+            <w:shd w:val="clear" w:color="auto" w:fill="F2F1EF"/>
+          </w:tcPr>
+          <w:p>
+            <w:pPr>
+              <w:spacing w:after="0" w:before="0" w:line="269" w:lineRule="auto"/>
+            </w:pPr>
+            <w:r>
+              <w:rPr>
+                <w:rFonts w:ascii="Segoe UI" w:hAnsi="Segoe UI"/>
+                <w:b/>
+                <w:color w:val="111111"/>
+                <w:sz w:val="18"/>
+              </w:rPr>
+              <w:t>Coincidencia entre herramientas</w:t>
+            </w:r>
+          </w:p>
+        </w:tc>
+      </w:tr>
+      <w:tr>
+        <w:tc>
+          <w:tcPr>
+            <w:tcW w:type="dxa" w:w="3402"/>
+            <w:tcMar>
+              <w:top w:w="70" w:type="dxa"/>
+              <w:bottom w:w="70" w:type="dxa"/>
+              <w:left w:w="120" w:type="dxa"/>
+              <w:right w:w="120" w:type="dxa"/>
+            </w:tcMar>
+            <w:tcBorders>
+              <w:top w:val="single" w:sz="4" w:color="D8D6D2"/>
+              <w:bottom w:val="single" w:sz="4" w:color="D8D6D2"/>
+              <w:left w:val="nil"/>
+              <w:right w:val="nil"/>
+            </w:tcBorders>
+          </w:tcPr>
+          <w:p>
+            <w:pPr>
+              <w:spacing w:after="0" w:before="0" w:line="269" w:lineRule="auto"/>
+            </w:pPr>
+            <w:r>
+              <w:rPr>
+                <w:rFonts w:ascii="Segoe UI" w:hAnsi="Segoe UI"/>
+                <w:b w:val="0"/>
+                <w:color w:val="111111"/>
+                <w:sz w:val="18"/>
+              </w:rPr>
+              <w:t>Robótica educativa para colegios</w:t>
+            </w:r>
+          </w:p>
+        </w:tc>
+        <w:tc>
+          <w:tcPr>
+            <w:tcW w:type="dxa" w:w="3175"/>
+            <w:tcMar>
+              <w:top w:w="70" w:type="dxa"/>
+              <w:bottom w:w="70" w:type="dxa"/>
+              <w:left w:w="120" w:type="dxa"/>
+              <w:right w:w="120" w:type="dxa"/>
+            </w:tcMar>
+            <w:tcBorders>
+              <w:top w:val="single" w:sz="4" w:color="D8D6D2"/>
+              <w:bottom w:val="single" w:sz="4" w:color="D8D6D2"/>
+              <w:left w:val="nil"/>
+              <w:right w:val="nil"/>
+            </w:tcBorders>
+          </w:tcPr>
+          <w:p>
+            <w:pPr>
+              <w:spacing w:after="0" w:before="0" w:line="269" w:lineRule="auto"/>
+            </w:pPr>
+            <w:r>
+              <w:rPr>
+                <w:rFonts w:ascii="Segoe UI" w:hAnsi="Segoe UI"/>
+                <w:b w:val="0"/>
+                <w:color w:val="5A5A5A"/>
+                <w:sz w:val="18"/>
+              </w:rPr>
+              <w:t>~25 organizaciones</w:t>
+            </w:r>
+          </w:p>
+        </w:tc>
+        <w:tc>
+          <w:tcPr>
+            <w:tcW w:type="dxa" w:w="3175"/>
+            <w:tcMar>
+              <w:top w:w="70" w:type="dxa"/>
+              <w:bottom w:w="70" w:type="dxa"/>
+              <w:left w:w="120" w:type="dxa"/>
+              <w:right w:w="120" w:type="dxa"/>
+            </w:tcMar>
+            <w:tcBorders>
+              <w:top w:val="single" w:sz="4" w:color="D8D6D2"/>
+              <w:bottom w:val="single" w:sz="4" w:color="D8D6D2"/>
+              <w:left w:val="nil"/>
+              <w:right w:val="nil"/>
+            </w:tcBorders>
+          </w:tcPr>
+          <w:p>
+            <w:pPr>
+              <w:spacing w:after="0" w:before="0" w:line="269" w:lineRule="auto"/>
+            </w:pPr>
+            <w:r>
+              <w:rPr>
+                <w:rFonts w:ascii="Segoe UI" w:hAnsi="Segoe UI"/>
+                <w:b w:val="0"/>
+                <w:color w:val="5A5A5A"/>
+                <w:sz w:val="18"/>
+              </w:rPr>
+              <w:t>Solo 4 nombres se repiten</w:t>
+            </w:r>
+          </w:p>
+        </w:tc>
+      </w:tr>
+      <w:tr>
+        <w:tc>
+          <w:tcPr>
+            <w:tcW w:type="dxa" w:w="3402"/>
+            <w:tcMar>
+              <w:top w:w="70" w:type="dxa"/>
+              <w:bottom w:w="70" w:type="dxa"/>
+              <w:left w:w="120" w:type="dxa"/>
+              <w:right w:w="120" w:type="dxa"/>
+            </w:tcMar>
+            <w:tcBorders>
+              <w:top w:val="single" w:sz="4" w:color="D8D6D2"/>
+              <w:bottom w:val="single" w:sz="4" w:color="D8D6D2"/>
+              <w:left w:val="nil"/>
+              <w:right w:val="nil"/>
+            </w:tcBorders>
+          </w:tcPr>
+          <w:p>
+            <w:pPr>
+              <w:spacing w:after="0" w:before="0" w:line="269" w:lineRule="auto"/>
+            </w:pPr>
+            <w:r>
+              <w:rPr>
+                <w:rFonts w:ascii="Segoe UI" w:hAnsi="Segoe UI"/>
+                <w:b w:val="0"/>
+                <w:color w:val="111111"/>
+                <w:sz w:val="18"/>
+              </w:rPr>
+              <w:t>Referentes maker en Chile</w:t>
+            </w:r>
+          </w:p>
+        </w:tc>
+        <w:tc>
+          <w:tcPr>
+            <w:tcW w:type="dxa" w:w="3175"/>
+            <w:tcMar>
+              <w:top w:w="70" w:type="dxa"/>
+              <w:bottom w:w="70" w:type="dxa"/>
+              <w:left w:w="120" w:type="dxa"/>
+              <w:right w:w="120" w:type="dxa"/>
+            </w:tcMar>
+            <w:tcBorders>
+              <w:top w:val="single" w:sz="4" w:color="D8D6D2"/>
+              <w:bottom w:val="single" w:sz="4" w:color="D8D6D2"/>
+              <w:left w:val="nil"/>
+              <w:right w:val="nil"/>
+            </w:tcBorders>
+          </w:tcPr>
+          <w:p>
+            <w:pPr>
+              <w:spacing w:after="0" w:before="0" w:line="269" w:lineRule="auto"/>
+            </w:pPr>
+            <w:r>
+              <w:rPr>
+                <w:rFonts w:ascii="Segoe UI" w:hAnsi="Segoe UI"/>
+                <w:b w:val="0"/>
+                <w:color w:val="5A5A5A"/>
+                <w:sz w:val="18"/>
+              </w:rPr>
+              <w:t>9 personas</w:t>
+            </w:r>
+          </w:p>
+        </w:tc>
+        <w:tc>
+          <w:tcPr>
+            <w:tcW w:type="dxa" w:w="3175"/>
+            <w:tcMar>
+              <w:top w:w="70" w:type="dxa"/>
+              <w:bottom w:w="70" w:type="dxa"/>
+              <w:left w:w="120" w:type="dxa"/>
+              <w:right w:w="120" w:type="dxa"/>
+            </w:tcMar>
+            <w:tcBorders>
+              <w:top w:val="single" w:sz="4" w:color="D8D6D2"/>
+              <w:bottom w:val="single" w:sz="4" w:color="D8D6D2"/>
+              <w:left w:val="nil"/>
+              <w:right w:val="nil"/>
+            </w:tcBorders>
+          </w:tcPr>
+          <w:p>
+            <w:pPr>
+              <w:spacing w:after="0" w:before="0" w:line="269" w:lineRule="auto"/>
+            </w:pPr>
+            <w:r>
+              <w:rPr>
+                <w:rFonts w:ascii="Segoe UI" w:hAnsi="Segoe UI"/>
+                <w:b w:val="0"/>
+                <w:color w:val="5A5A5A"/>
+                <w:sz w:val="18"/>
+              </w:rPr>
+              <w:t>Solo Tomás Vivanco en las tres</w:t>
+            </w:r>
+          </w:p>
+        </w:tc>
+      </w:tr>
+    </w:tbl>
+    <w:p>
+      <w:pPr>
+        <w:spacing w:before="0" w:after="80"/>
+      </w:pPr>
+      <w:r>
+        <w:rPr>
+          <w:rFonts w:ascii="Segoe UI" w:hAnsi="Segoe UI"/>
+          <w:b w:val="0"/>
+          <w:caps w:val="0"/>
+          <w:color w:val="111111"/>
+          <w:sz w:val="20"/>
+        </w:rPr>
+      </w:r>
+    </w:p>
+    <w:p>
+      <w:pPr>
+        <w:spacing w:before="80" w:after="120"/>
+      </w:pPr>
+      <w:r>
+        <w:rPr>
+          <w:rFonts w:ascii="Segoe UI" w:hAnsi="Segoe UI"/>
+          <w:b w:val="0"/>
+          <w:color w:val="111111"/>
+          <w:sz w:val="20"/>
+        </w:rPr>
+        <w:t xml:space="preserve">Que casi no se repitan significa que </w:t>
+      </w:r>
+      <w:r>
+        <w:rPr>
+          <w:rFonts w:ascii="Segoe UI" w:hAnsi="Segoe UI"/>
+          <w:b/>
+          <w:color w:val="111111"/>
+          <w:sz w:val="20"/>
+        </w:rPr>
+        <w:t>nadie tiene autoridad establecida</w:t>
+      </w:r>
+      <w:r>
+        <w:rPr>
+          <w:rFonts w:ascii="Segoe UI" w:hAnsi="Segoe UI"/>
+          <w:b w:val="0"/>
+          <w:color w:val="111111"/>
+          <w:sz w:val="20"/>
+        </w:rPr>
+        <w:t>: cada IA lista a quien encontró con sitio web. Ser uno de veinticinco no sirve; la posición que vale es ser la fuente que explica el campo.</w:t>
+      </w:r>
+    </w:p>
+    <w:p>
+      <w:pPr>
+        <w:spacing w:before="260" w:after="80"/>
+      </w:pPr>
+      <w:r>
+        <w:rPr>
+          <w:rFonts w:ascii="Segoe UI" w:hAnsi="Segoe UI"/>
+          <w:b/>
+          <w:caps w:val="0"/>
+          <w:color w:val="1F4E5F"/>
+          <w:sz w:val="23"/>
+        </w:rPr>
+        <w:t>4. La posición disponible, con precisión</w:t>
+      </w:r>
+    </w:p>
+    <w:tbl>
+      <w:tblPr>
+        <w:tblW w:type="auto" w:w="0"/>
+        <w:jc w:val="left"/>
+        <w:tblLayout w:type="fixed"/>
+        <w:tblLook w:firstColumn="1" w:firstRow="1" w:lastColumn="0" w:lastRow="0" w:noHBand="0" w:noVBand="1" w:val="04A0"/>
+        <w:tblLayout w:type="fixed"/>
+      </w:tblPr>
+      <w:tblGrid>
+        <w:gridCol w:w="3969"/>
+        <w:gridCol w:w="5783"/>
+      </w:tblGrid>
+      <w:tr>
+        <w:tc>
+          <w:tcPr>
+            <w:tcW w:type="dxa" w:w="3969"/>
+            <w:tcMar>
+              <w:top w:w="70" w:type="dxa"/>
+              <w:bottom w:w="70" w:type="dxa"/>
+              <w:left w:w="120" w:type="dxa"/>
+              <w:right w:w="120" w:type="dxa"/>
+            </w:tcMar>
+            <w:tcBorders>
+              <w:top w:val="single" w:sz="4" w:color="D8D6D2"/>
+              <w:bottom w:val="single" w:sz="4" w:color="D8D6D2"/>
+              <w:left w:val="nil"/>
+              <w:right w:val="nil"/>
+            </w:tcBorders>
+            <w:shd w:val="clear" w:color="auto" w:fill="F2F1EF"/>
+          </w:tcPr>
+          <w:p>
+            <w:pPr>
+              <w:spacing w:after="0" w:before="0" w:line="269" w:lineRule="auto"/>
+            </w:pPr>
+            <w:r>
+              <w:rPr>
+                <w:rFonts w:ascii="Segoe UI" w:hAnsi="Segoe UI"/>
+                <w:b/>
+                <w:color w:val="111111"/>
+                <w:sz w:val="18"/>
+              </w:rPr>
+              <w:t>Posición</w:t>
+            </w:r>
+          </w:p>
+        </w:tc>
+        <w:tc>
+          <w:tcPr>
+            <w:tcW w:type="dxa" w:w="5783"/>
+            <w:tcMar>
+              <w:top w:w="70" w:type="dxa"/>
+              <w:bottom w:w="70" w:type="dxa"/>
+              <w:left w:w="120" w:type="dxa"/>
+              <w:right w:w="120" w:type="dxa"/>
+            </w:tcMar>
+            <w:tcBorders>
+              <w:top w:val="single" w:sz="4" w:color="D8D6D2"/>
+              <w:bottom w:val="single" w:sz="4" w:color="D8D6D2"/>
+              <w:left w:val="nil"/>
+              <w:right w:val="nil"/>
+            </w:tcBorders>
+            <w:shd w:val="clear" w:color="auto" w:fill="F2F1EF"/>
+          </w:tcPr>
+          <w:p>
+            <w:pPr>
+              <w:spacing w:after="0" w:before="0" w:line="269" w:lineRule="auto"/>
+            </w:pPr>
+            <w:r>
+              <w:rPr>
+                <w:rFonts w:ascii="Segoe UI" w:hAnsi="Segoe UI"/>
+                <w:b/>
+                <w:color w:val="111111"/>
+                <w:sz w:val="18"/>
+              </w:rPr>
+              <w:t>Quién la ocupa</w:t>
+            </w:r>
+          </w:p>
+        </w:tc>
+      </w:tr>
+      <w:tr>
+        <w:tc>
+          <w:tcPr>
+            <w:tcW w:type="dxa" w:w="3969"/>
+            <w:tcMar>
+              <w:top w:w="70" w:type="dxa"/>
+              <w:bottom w:w="70" w:type="dxa"/>
+              <w:left w:w="120" w:type="dxa"/>
+              <w:right w:w="120" w:type="dxa"/>
+            </w:tcMar>
+            <w:tcBorders>
+              <w:top w:val="single" w:sz="4" w:color="D8D6D2"/>
+              <w:bottom w:val="single" w:sz="4" w:color="D8D6D2"/>
+              <w:left w:val="nil"/>
+              <w:right w:val="nil"/>
+            </w:tcBorders>
+          </w:tcPr>
+          <w:p>
+            <w:pPr>
+              <w:spacing w:after="0" w:before="0" w:line="269" w:lineRule="auto"/>
+            </w:pPr>
+            <w:r>
+              <w:rPr>
+                <w:rFonts w:ascii="Segoe UI" w:hAnsi="Segoe UI"/>
+                <w:b w:val="0"/>
+                <w:color w:val="111111"/>
+                <w:sz w:val="18"/>
+              </w:rPr>
+              <w:t>Referente maker, en general</w:t>
+            </w:r>
+          </w:p>
+        </w:tc>
+        <w:tc>
+          <w:tcPr>
+            <w:tcW w:type="dxa" w:w="5783"/>
+            <w:tcMar>
+              <w:top w:w="70" w:type="dxa"/>
+              <w:bottom w:w="70" w:type="dxa"/>
+              <w:left w:w="120" w:type="dxa"/>
+              <w:right w:w="120" w:type="dxa"/>
+            </w:tcMar>
+            <w:tcBorders>
+              <w:top w:val="single" w:sz="4" w:color="D8D6D2"/>
+              <w:bottom w:val="single" w:sz="4" w:color="D8D6D2"/>
+              <w:left w:val="nil"/>
+              <w:right w:val="nil"/>
+            </w:tcBorders>
+          </w:tcPr>
+          <w:p>
+            <w:pPr>
+              <w:spacing w:after="0" w:before="0" w:line="269" w:lineRule="auto"/>
+            </w:pPr>
+            <w:r>
+              <w:rPr>
+                <w:rFonts w:ascii="Segoe UI" w:hAnsi="Segoe UI"/>
+                <w:b w:val="0"/>
+                <w:color w:val="5A5A5A"/>
+                <w:sz w:val="18"/>
+              </w:rPr>
+              <w:t>Nueve personas, encabezadas por Tomás Vivanco</w:t>
+            </w:r>
+          </w:p>
+        </w:tc>
+      </w:tr>
+      <w:tr>
+        <w:tc>
+          <w:tcPr>
+            <w:tcW w:type="dxa" w:w="3969"/>
+            <w:tcMar>
+              <w:top w:w="70" w:type="dxa"/>
+              <w:bottom w:w="70" w:type="dxa"/>
+              <w:left w:w="120" w:type="dxa"/>
+              <w:right w:w="120" w:type="dxa"/>
+            </w:tcMar>
+            <w:tcBorders>
+              <w:top w:val="single" w:sz="4" w:color="D8D6D2"/>
+              <w:bottom w:val="single" w:sz="4" w:color="D8D6D2"/>
+              <w:left w:val="nil"/>
+              <w:right w:val="nil"/>
+            </w:tcBorders>
+          </w:tcPr>
+          <w:p>
+            <w:pPr>
+              <w:spacing w:after="0" w:before="0" w:line="269" w:lineRule="auto"/>
+            </w:pPr>
+            <w:r>
+              <w:rPr>
+                <w:rFonts w:ascii="Segoe UI" w:hAnsi="Segoe UI"/>
+                <w:b w:val="0"/>
+                <w:color w:val="111111"/>
+                <w:sz w:val="18"/>
+              </w:rPr>
+              <w:t>Autoridad académica en educación maker</w:t>
+            </w:r>
+          </w:p>
+        </w:tc>
+        <w:tc>
+          <w:tcPr>
+            <w:tcW w:type="dxa" w:w="5783"/>
+            <w:tcMar>
+              <w:top w:w="70" w:type="dxa"/>
+              <w:bottom w:w="70" w:type="dxa"/>
+              <w:left w:w="120" w:type="dxa"/>
+              <w:right w:w="120" w:type="dxa"/>
+            </w:tcMar>
+            <w:tcBorders>
+              <w:top w:val="single" w:sz="4" w:color="D8D6D2"/>
+              <w:bottom w:val="single" w:sz="4" w:color="D8D6D2"/>
+              <w:left w:val="nil"/>
+              <w:right w:val="nil"/>
+            </w:tcBorders>
+          </w:tcPr>
+          <w:p>
+            <w:pPr>
+              <w:spacing w:after="0" w:before="0" w:line="269" w:lineRule="auto"/>
+            </w:pPr>
+            <w:r>
+              <w:rPr>
+                <w:rFonts w:ascii="Segoe UI" w:hAnsi="Segoe UI"/>
+                <w:b w:val="0"/>
+                <w:color w:val="5A5A5A"/>
+                <w:sz w:val="18"/>
+              </w:rPr>
+              <w:t>Pedro Hepp, ex coordinador nacional de Enlaces</w:t>
+            </w:r>
+          </w:p>
+        </w:tc>
+      </w:tr>
+      <w:tr>
+        <w:tc>
+          <w:tcPr>
+            <w:tcW w:type="dxa" w:w="3969"/>
+            <w:tcMar>
+              <w:top w:w="70" w:type="dxa"/>
+              <w:bottom w:w="70" w:type="dxa"/>
+              <w:left w:w="120" w:type="dxa"/>
+              <w:right w:w="120" w:type="dxa"/>
+            </w:tcMar>
+            <w:tcBorders>
+              <w:top w:val="single" w:sz="4" w:color="D8D6D2"/>
+              <w:bottom w:val="single" w:sz="4" w:color="D8D6D2"/>
+              <w:left w:val="nil"/>
+              <w:right w:val="nil"/>
+            </w:tcBorders>
+          </w:tcPr>
+          <w:p>
+            <w:pPr>
+              <w:spacing w:after="0" w:before="0" w:line="269" w:lineRule="auto"/>
+            </w:pPr>
+            <w:r>
+              <w:rPr>
+                <w:rFonts w:ascii="Segoe UI" w:hAnsi="Segoe UI"/>
+                <w:b w:val="0"/>
+                <w:color w:val="111111"/>
+                <w:sz w:val="18"/>
+              </w:rPr>
+              <w:t>El practicante que documenta</w:t>
+            </w:r>
+          </w:p>
+        </w:tc>
+        <w:tc>
+          <w:tcPr>
+            <w:tcW w:type="dxa" w:w="5783"/>
+            <w:tcMar>
+              <w:top w:w="70" w:type="dxa"/>
+              <w:bottom w:w="70" w:type="dxa"/>
+              <w:left w:w="120" w:type="dxa"/>
+              <w:right w:w="120" w:type="dxa"/>
+            </w:tcMar>
+            <w:tcBorders>
+              <w:top w:val="single" w:sz="4" w:color="D8D6D2"/>
+              <w:bottom w:val="single" w:sz="4" w:color="D8D6D2"/>
+              <w:left w:val="nil"/>
+              <w:right w:val="nil"/>
+            </w:tcBorders>
+          </w:tcPr>
+          <w:p>
+            <w:pPr>
+              <w:spacing w:after="0" w:before="0" w:line="269" w:lineRule="auto"/>
+            </w:pPr>
+            <w:r>
+              <w:rPr>
+                <w:rFonts w:ascii="Segoe UI" w:hAnsi="Segoe UI"/>
+                <w:b w:val="0"/>
+                <w:color w:val="5A5A5A"/>
+                <w:sz w:val="18"/>
+              </w:rPr>
+              <w:t>Nadie</w:t>
+            </w:r>
+          </w:p>
+        </w:tc>
+      </w:tr>
+    </w:tbl>
+    <w:p>
+      <w:pPr>
+        <w:spacing w:before="0" w:after="80"/>
+      </w:pPr>
+      <w:r>
+        <w:rPr>
+          <w:rFonts w:ascii="Segoe UI" w:hAnsi="Segoe UI"/>
+          <w:b w:val="0"/>
+          <w:caps w:val="0"/>
+          <w:color w:val="111111"/>
+          <w:sz w:val="20"/>
+        </w:rPr>
+      </w:r>
+    </w:p>
+    <w:p>
+      <w:pPr>
+        <w:spacing w:before="80" w:after="120"/>
+      </w:pPr>
+      <w:r>
+        <w:rPr>
+          <w:rFonts w:ascii="Segoe UI" w:hAnsi="Segoe UI"/>
+          <w:b w:val="0"/>
+          <w:caps w:val="0"/>
+          <w:color w:val="111111"/>
+          <w:sz w:val="20"/>
+        </w:rPr>
+        <w:t>Ninguno de los nueve arma la sala, dicta el curso, construye el robot y cuenta qué pasó después. Hepp estudia el fenómeno; Vicente lo hace.</w:t>
+      </w:r>
+    </w:p>
+    <w:p>
+      <w:pPr>
+        <w:spacing w:before="260" w:after="80"/>
+      </w:pPr>
+      <w:r>
+        <w:rPr>
+          <w:rFonts w:ascii="Segoe UI" w:hAnsi="Segoe UI"/>
+          <w:b/>
+          <w:caps w:val="0"/>
+          <w:color w:val="1F4E5F"/>
+          <w:sz w:val="23"/>
+        </w:rPr>
+        <w:t>5. Qué escribir, y por qué esas tres cosas</w:t>
+      </w:r>
+    </w:p>
+    <w:tbl>
+      <w:tblPr>
+        <w:tblW w:type="auto" w:w="0"/>
+        <w:jc w:val="left"/>
+        <w:tblLayout w:type="fixed"/>
+        <w:tblLook w:firstColumn="1" w:firstRow="1" w:lastColumn="0" w:lastRow="0" w:noHBand="0" w:noVBand="1" w:val="04A0"/>
+        <w:tblLayout w:type="fixed"/>
+      </w:tblPr>
+      <w:tblGrid>
+        <w:gridCol w:w="3175"/>
+        <w:gridCol w:w="6576"/>
+      </w:tblGrid>
+      <w:tr>
+        <w:tc>
+          <w:tcPr>
+            <w:tcW w:type="dxa" w:w="3175"/>
+            <w:tcMar>
+              <w:top w:w="70" w:type="dxa"/>
+              <w:bottom w:w="70" w:type="dxa"/>
+              <w:left w:w="120" w:type="dxa"/>
+              <w:right w:w="120" w:type="dxa"/>
+            </w:tcMar>
+            <w:tcBorders>
+              <w:top w:val="single" w:sz="4" w:color="D8D6D2"/>
+              <w:bottom w:val="single" w:sz="4" w:color="D8D6D2"/>
+              <w:left w:val="nil"/>
+              <w:right w:val="nil"/>
+            </w:tcBorders>
+            <w:shd w:val="clear" w:color="auto" w:fill="F2F1EF"/>
+          </w:tcPr>
+          <w:p>
+            <w:pPr>
+              <w:spacing w:after="0" w:before="0" w:line="269" w:lineRule="auto"/>
+            </w:pPr>
+            <w:r>
+              <w:rPr>
+                <w:rFonts w:ascii="Segoe UI" w:hAnsi="Segoe UI"/>
+                <w:b/>
+                <w:color w:val="111111"/>
+                <w:sz w:val="18"/>
+              </w:rPr>
+              <w:t>Pieza</w:t>
+            </w:r>
+          </w:p>
+        </w:tc>
+        <w:tc>
+          <w:tcPr>
+            <w:tcW w:type="dxa" w:w="6576"/>
+            <w:tcMar>
+              <w:top w:w="70" w:type="dxa"/>
+              <w:bottom w:w="70" w:type="dxa"/>
+              <w:left w:w="120" w:type="dxa"/>
+              <w:right w:w="120" w:type="dxa"/>
+            </w:tcMar>
+            <w:tcBorders>
+              <w:top w:val="single" w:sz="4" w:color="D8D6D2"/>
+              <w:bottom w:val="single" w:sz="4" w:color="D8D6D2"/>
+              <w:left w:val="nil"/>
+              <w:right w:val="nil"/>
+            </w:tcBorders>
+            <w:shd w:val="clear" w:color="auto" w:fill="F2F1EF"/>
+          </w:tcPr>
+          <w:p>
+            <w:pPr>
+              <w:spacing w:after="0" w:before="0" w:line="269" w:lineRule="auto"/>
+            </w:pPr>
+            <w:r>
+              <w:rPr>
+                <w:rFonts w:ascii="Segoe UI" w:hAnsi="Segoe UI"/>
+                <w:b/>
+                <w:color w:val="111111"/>
+                <w:sz w:val="18"/>
+              </w:rPr>
+              <w:t>La evidencia de que se citaría</w:t>
+            </w:r>
+          </w:p>
+        </w:tc>
+      </w:tr>
+      <w:tr>
+        <w:tc>
+          <w:tcPr>
+            <w:tcW w:type="dxa" w:w="3175"/>
+            <w:tcMar>
+              <w:top w:w="70" w:type="dxa"/>
+              <w:bottom w:w="70" w:type="dxa"/>
+              <w:left w:w="120" w:type="dxa"/>
+              <w:right w:w="120" w:type="dxa"/>
+            </w:tcMar>
+            <w:tcBorders>
+              <w:top w:val="single" w:sz="4" w:color="D8D6D2"/>
+              <w:bottom w:val="single" w:sz="4" w:color="D8D6D2"/>
+              <w:left w:val="nil"/>
+              <w:right w:val="nil"/>
+            </w:tcBorders>
+          </w:tcPr>
+          <w:p>
+            <w:pPr>
+              <w:spacing w:after="0" w:before="0" w:line="269" w:lineRule="auto"/>
+            </w:pPr>
+            <w:r>
+              <w:rPr>
+                <w:rFonts w:ascii="Segoe UI" w:hAnsi="Segoe UI"/>
+                <w:b w:val="0"/>
+                <w:color w:val="111111"/>
+                <w:sz w:val="18"/>
+              </w:rPr>
+              <w:t>La guía del comprador</w:t>
+            </w:r>
+          </w:p>
+        </w:tc>
+        <w:tc>
+          <w:tcPr>
+            <w:tcW w:type="dxa" w:w="6576"/>
+            <w:tcMar>
+              <w:top w:w="70" w:type="dxa"/>
+              <w:bottom w:w="70" w:type="dxa"/>
+              <w:left w:w="120" w:type="dxa"/>
+              <w:right w:w="120" w:type="dxa"/>
+            </w:tcMar>
+            <w:tcBorders>
+              <w:top w:val="single" w:sz="4" w:color="D8D6D2"/>
+              <w:bottom w:val="single" w:sz="4" w:color="D8D6D2"/>
+              <w:left w:val="nil"/>
+              <w:right w:val="nil"/>
+            </w:tcBorders>
+          </w:tcPr>
+          <w:p>
+            <w:pPr>
+              <w:spacing w:after="0" w:before="0" w:line="269" w:lineRule="auto"/>
+            </w:pPr>
+            <w:r>
+              <w:rPr>
+                <w:rFonts w:ascii="Segoe UI" w:hAnsi="Segoe UI"/>
+                <w:b w:val="0"/>
+                <w:color w:val="5A5A5A"/>
+                <w:sz w:val="18"/>
+              </w:rPr>
+              <w:t>Perplexity tuvo que inventarla DOS veces por no encontrarla</w:t>
+            </w:r>
+          </w:p>
+        </w:tc>
+      </w:tr>
+      <w:tr>
+        <w:tc>
+          <w:tcPr>
+            <w:tcW w:type="dxa" w:w="3175"/>
+            <w:tcMar>
+              <w:top w:w="70" w:type="dxa"/>
+              <w:bottom w:w="70" w:type="dxa"/>
+              <w:left w:w="120" w:type="dxa"/>
+              <w:right w:w="120" w:type="dxa"/>
+            </w:tcMar>
+            <w:tcBorders>
+              <w:top w:val="single" w:sz="4" w:color="D8D6D2"/>
+              <w:bottom w:val="single" w:sz="4" w:color="D8D6D2"/>
+              <w:left w:val="nil"/>
+              <w:right w:val="nil"/>
+            </w:tcBorders>
+          </w:tcPr>
+          <w:p>
+            <w:pPr>
+              <w:spacing w:after="0" w:before="0" w:line="269" w:lineRule="auto"/>
+            </w:pPr>
+            <w:r>
+              <w:rPr>
+                <w:rFonts w:ascii="Segoe UI" w:hAnsi="Segoe UI"/>
+                <w:b w:val="0"/>
+                <w:color w:val="111111"/>
+                <w:sz w:val="18"/>
+              </w:rPr>
+              <w:t>El mapa del ecosistema maker chileno</w:t>
+            </w:r>
+          </w:p>
+        </w:tc>
+        <w:tc>
+          <w:tcPr>
+            <w:tcW w:type="dxa" w:w="6576"/>
+            <w:tcMar>
+              <w:top w:w="70" w:type="dxa"/>
+              <w:bottom w:w="70" w:type="dxa"/>
+              <w:left w:w="120" w:type="dxa"/>
+              <w:right w:w="120" w:type="dxa"/>
+            </w:tcMar>
+            <w:tcBorders>
+              <w:top w:val="single" w:sz="4" w:color="D8D6D2"/>
+              <w:bottom w:val="single" w:sz="4" w:color="D8D6D2"/>
+              <w:left w:val="nil"/>
+              <w:right w:val="nil"/>
+            </w:tcBorders>
+          </w:tcPr>
+          <w:p>
+            <w:pPr>
+              <w:spacing w:after="0" w:before="0" w:line="269" w:lineRule="auto"/>
+            </w:pPr>
+            <w:r>
+              <w:rPr>
+                <w:rFonts w:ascii="Segoe UI" w:hAnsi="Segoe UI"/>
+                <w:b w:val="0"/>
+                <w:color w:val="5A5A5A"/>
+                <w:sz w:val="18"/>
+              </w:rPr>
+              <w:t>Nueve personas, cero coincidencia: la fuente no existe</w:t>
+            </w:r>
+          </w:p>
+        </w:tc>
+      </w:tr>
+      <w:tr>
+        <w:tc>
+          <w:tcPr>
+            <w:tcW w:type="dxa" w:w="3175"/>
+            <w:tcMar>
+              <w:top w:w="70" w:type="dxa"/>
+              <w:bottom w:w="70" w:type="dxa"/>
+              <w:left w:w="120" w:type="dxa"/>
+              <w:right w:w="120" w:type="dxa"/>
+            </w:tcMar>
+            <w:tcBorders>
+              <w:top w:val="single" w:sz="4" w:color="D8D6D2"/>
+              <w:bottom w:val="single" w:sz="4" w:color="D8D6D2"/>
+              <w:left w:val="nil"/>
+              <w:right w:val="nil"/>
+            </w:tcBorders>
+          </w:tcPr>
+          <w:p>
+            <w:pPr>
+              <w:spacing w:after="0" w:before="0" w:line="269" w:lineRule="auto"/>
+            </w:pPr>
+            <w:r>
+              <w:rPr>
+                <w:rFonts w:ascii="Segoe UI" w:hAnsi="Segoe UI"/>
+                <w:b w:val="0"/>
+                <w:color w:val="111111"/>
+                <w:sz w:val="18"/>
+              </w:rPr>
+              <w:t>Los casos de Ideo Maker</w:t>
+            </w:r>
+          </w:p>
+        </w:tc>
+        <w:tc>
+          <w:tcPr>
+            <w:tcW w:type="dxa" w:w="6576"/>
+            <w:tcMar>
+              <w:top w:w="70" w:type="dxa"/>
+              <w:bottom w:w="70" w:type="dxa"/>
+              <w:left w:w="120" w:type="dxa"/>
+              <w:right w:w="120" w:type="dxa"/>
+            </w:tcMar>
+            <w:tcBorders>
+              <w:top w:val="single" w:sz="4" w:color="D8D6D2"/>
+              <w:bottom w:val="single" w:sz="4" w:color="D8D6D2"/>
+              <w:left w:val="nil"/>
+              <w:right w:val="nil"/>
+            </w:tcBorders>
+          </w:tcPr>
+          <w:p>
+            <w:pPr>
+              <w:spacing w:after="0" w:before="0" w:line="269" w:lineRule="auto"/>
+            </w:pPr>
+            <w:r>
+              <w:rPr>
+                <w:rFonts w:ascii="Segoe UI" w:hAnsi="Segoe UI"/>
+                <w:b w:val="0"/>
+                <w:color w:val="5A5A5A"/>
+                <w:sz w:val="18"/>
+              </w:rPr>
+              <w:t>Atacama, Antofagasta, Taltal y Calama son zonas mineras, y la RSE minera financia estos proyectos</w:t>
+            </w:r>
+          </w:p>
+        </w:tc>
+      </w:tr>
+    </w:tbl>
+    <w:p>
+      <w:pPr>
+        <w:spacing w:before="0" w:after="80"/>
+      </w:pPr>
+      <w:r>
+        <w:rPr>
+          <w:rFonts w:ascii="Segoe UI" w:hAnsi="Segoe UI"/>
+          <w:b w:val="0"/>
+          <w:caps w:val="0"/>
+          <w:color w:val="111111"/>
+          <w:sz w:val="20"/>
+        </w:rPr>
+      </w:r>
+    </w:p>
+    <w:tbl>
+      <w:tblPr>
+        <w:tblW w:type="auto" w:w="0"/>
+        <w:tblLayout w:type="fixed"/>
+        <w:tblLook w:firstColumn="1" w:firstRow="1" w:lastColumn="0" w:lastRow="0" w:noHBand="0" w:noVBand="1" w:val="04A0"/>
+        <w:tblLayout w:type="fixed"/>
+      </w:tblPr>
+      <w:tblGrid>
+        <w:gridCol w:w="10086"/>
+      </w:tblGrid>
+      <w:tr>
+        <w:tc>
+          <w:tcPr>
+            <w:tcW w:type="dxa" w:w="10086"/>
+            <w:shd w:val="clear" w:color="auto" w:fill="F2F1EF"/>
+            <w:tcMar>
+              <w:top w:w="160" w:type="dxa"/>
+              <w:bottom w:w="160" w:type="dxa"/>
+              <w:left w:w="200" w:type="dxa"/>
+              <w:right w:w="200" w:type="dxa"/>
+            </w:tcMar>
+            <w:tcBorders>
+              <w:top w:val="nil"/>
+              <w:bottom w:val="nil"/>
+              <w:left w:val="single" w:sz="18" w:color="1F4E5F"/>
+              <w:right w:val="nil"/>
+            </w:tcBorders>
+          </w:tcPr>
+          <w:p>
+            <w:pPr>
+              <w:spacing w:after="60"/>
+            </w:pPr>
+            <w:r>
+              <w:rPr>
+                <w:rFonts w:ascii="Segoe UI" w:hAnsi="Segoe UI"/>
+                <w:b/>
+                <w:color w:val="111111"/>
+                <w:sz w:val="20"/>
+              </w:rPr>
+              <w:t>Sobre el mapa del ecosistema: no ponerse en la lista</w:t>
+            </w:r>
+          </w:p>
+          <w:p>
+            <w:pPr>
+              <w:spacing w:after="0" w:line="283" w:lineRule="auto"/>
+            </w:pPr>
+            <w:r>
+              <w:rPr>
+                <w:rFonts w:ascii="Segoe UI" w:hAnsi="Segoe UI"/>
+                <w:color w:val="5A5A5A"/>
+                <w:sz w:val="19"/>
+              </w:rPr>
+              <w:t>Escribir «los referentes maker de Chile» e incluirse se nota, y se nota mal. Lo que funciona es el mapa generoso sobre otras personas: el nombre queda pegado como autor, no como ítem número tres, y esa posición es mejor. Además es la forma más directa de que otros enlacen de vuelta, que es lo único que saca la información de la categoría «autodeclarada» con la que Perplexity marcó todo lo que encontró.</w:t>
+            </w:r>
+          </w:p>
+        </w:tc>
+      </w:tr>
+    </w:tbl>
+    <w:p>
+      <w:pPr>
+        <w:spacing w:before="0" w:after="120"/>
+      </w:pPr>
+      <w:r>
+        <w:rPr>
+          <w:rFonts w:ascii="Segoe UI" w:hAnsi="Segoe UI"/>
+          <w:b w:val="0"/>
+          <w:caps w:val="0"/>
+          <w:color w:val="111111"/>
+          <w:sz w:val="20"/>
+        </w:rPr>
+      </w:r>
+    </w:p>
+    <w:p>
+      <w:pPr>
+        <w:spacing w:before="260" w:after="80"/>
+      </w:pPr>
+      <w:r>
+        <w:rPr>
+          <w:rFonts w:ascii="Segoe UI" w:hAnsi="Segoe UI"/>
+          <w:b/>
+          <w:caps w:val="0"/>
+          <w:color w:val="1F4E5F"/>
+          <w:sz w:val="23"/>
+        </w:rPr>
+        <w:t>6. Tres canales, no uno</w:t>
+      </w:r>
+    </w:p>
+    <w:p>
+      <w:pPr>
+        <w:spacing w:before="0" w:after="120"/>
+      </w:pPr>
+      <w:r>
+        <w:rPr>
+          <w:rFonts w:ascii="Segoe UI" w:hAnsi="Segoe UI"/>
+          <w:b w:val="0"/>
+          <w:caps w:val="0"/>
+          <w:color w:val="111111"/>
+          <w:sz w:val="20"/>
+        </w:rPr>
+        <w:t>Gemini corre sobre el índice de Google y es la única que ejecuta JavaScript. ChatGPT se apoya en Bing. Perplexity tiene rastreador propio. Ganar uno no gana los otros, y eso quedó demostrado: Gemini cita a Ideo Maker y las otras dos no.</w:t>
+      </w:r>
+    </w:p>
+    <w:p>
+      <w:r>
+        <w:br w:type="page"/>
+      </w:r>
+    </w:p>
+    <w:p>
+      <w:pPr>
+        <w:spacing w:before="400" w:after="60"/>
+        <w:pBdr>
+          <w:bottom w:val="single" w:sz="12" w:space="6" w:color="1F4E5F"/>
+        </w:pBdr>
+      </w:pPr>
+      <w:r>
+        <w:rPr>
+          <w:rFonts w:ascii="Segoe UI" w:hAnsi="Segoe UI"/>
+          <w:b/>
+          <w:caps w:val="0"/>
+          <w:color w:val="111111"/>
+          <w:sz w:val="30"/>
+        </w:rPr>
+        <w:t>Los datos que sostienen el plan</w:t>
+      </w:r>
+    </w:p>
+    <w:p>
+      <w:pPr>
+        <w:spacing w:before="260" w:after="80"/>
+      </w:pPr>
+      <w:r>
+        <w:rPr>
+          <w:rFonts w:ascii="Segoe UI" w:hAnsi="Segoe UI"/>
+          <w:b/>
+          <w:caps w:val="0"/>
+          <w:color w:val="1F4E5F"/>
+          <w:sz w:val="23"/>
+        </w:rPr>
+        <w:t>El sitio era invisible para la IA</w:t>
+      </w:r>
+    </w:p>
+    <w:p>
+      <w:pPr>
+        <w:spacing w:before="0" w:after="120"/>
+      </w:pPr>
+      <w:r>
+        <w:rPr>
+          <w:rFonts w:ascii="Segoe UI" w:hAnsi="Segoe UI"/>
+          <w:b w:val="0"/>
+          <w:caps w:val="0"/>
+          <w:color w:val="111111"/>
+          <w:sz w:val="20"/>
+        </w:rPr>
+        <w:t>Vercel analizó más de 500 millones de peticiones de GPTBot y no encontró una sola ejecución de JavaScript. ClaudeBot y PerplexityBot tampoco renderizan. Se estima que el contenido dibujado en el navegador es invisible para cerca del 70% de los rastreadores.</w:t>
+      </w:r>
+    </w:p>
+    <w:p>
+      <w:pPr>
+        <w:spacing w:before="260" w:after="80"/>
+      </w:pPr>
+      <w:r>
+        <w:rPr>
+          <w:rFonts w:ascii="Segoe UI" w:hAnsi="Segoe UI"/>
+          <w:b/>
+          <w:caps w:val="0"/>
+          <w:color w:val="1F4E5F"/>
+          <w:sz w:val="23"/>
+        </w:rPr>
+        <w:t>El SEO clásico ya no es la pelea</w:t>
       </w:r>
     </w:p>
     <w:tbl>
@@ -1794,7 +3784,7 @@
                 <w:color w:val="5A5A5A"/>
                 <w:sz w:val="18"/>
               </w:rPr>
-              <w:t>cayó de ~70% a menos de 20%</w:t>
+              <w:t>de ~70% a menos de 20%</w:t>
             </w:r>
           </w:p>
         </w:tc>
@@ -1936,7 +3926,6 @@
         <w:rPr>
           <w:rFonts w:ascii="Segoe UI" w:hAnsi="Segoe UI"/>
           <w:b w:val="0"/>
-          <w:i w:val="0"/>
           <w:caps w:val="0"/>
           <w:color w:val="111111"/>
           <w:sz w:val="20"/>
@@ -1951,12 +3940,11 @@
         <w:rPr>
           <w:rFonts w:ascii="Segoe UI" w:hAnsi="Segoe UI"/>
           <w:b w:val="0"/>
-          <w:i w:val="0"/>
           <w:caps w:val="0"/>
           <w:color w:val="111111"/>
           <w:sz w:val="20"/>
         </w:rPr>
-        <w:t>El contenido informativo genérico es la categoría más golpeada, porque la IA lo responde sin que nadie entre al sitio. Lo que resiste son las páginas que son fuente primaria. Los 24 proyectos documentados de primera mano son exactamente eso.</w:t>
+        <w:t>Pero la documentación técnica resiste: SparkFun Learn, con más de un millón de visitas al mes, recibe el 57,86% de su tráfico desde búsqueda orgánica.</w:t>
       </w:r>
     </w:p>
     <w:p>
@@ -1967,12 +3955,11 @@
         <w:rPr>
           <w:rFonts w:ascii="Segoe UI" w:hAnsi="Segoe UI"/>
           <w:b/>
-          <w:i w:val="0"/>
           <w:caps w:val="0"/>
           <w:color w:val="1F4E5F"/>
           <w:sz w:val="23"/>
         </w:rPr>
-        <w:t>3. Pero la documentación técnica sigue viva</w:t>
+        <w:t>Documentar el proceso rinde menos de lo que parece</w:t>
       </w:r>
     </w:p>
     <w:p>
@@ -1983,12 +3970,11 @@
         <w:rPr>
           <w:rFonts w:ascii="Segoe UI" w:hAnsi="Segoe UI"/>
           <w:b w:val="0"/>
-          <w:i w:val="0"/>
           <w:caps w:val="0"/>
           <w:color w:val="111111"/>
           <w:sz w:val="20"/>
         </w:rPr>
-        <w:t>SparkFun Learn, un sitio de documentación maker con más de un millón de visitas al mes, recibe el 57,86% de su tráfico de escritorio desde búsqueda orgánica. No todo se hundió: se hundió lo genérico, no el material de referencia.</w:t>
+        <w:t>Andy Bell midió su iniciativa de trabajar en abierto y quedó bajo el 4% del total de lecturas. El proceso se documenta con poca exigencia de pulido; lo que se promociona es el material terminado.</w:t>
       </w:r>
     </w:p>
     <w:p>
@@ -1999,12 +3985,11 @@
         <w:rPr>
           <w:rFonts w:ascii="Segoe UI" w:hAnsi="Segoe UI"/>
           <w:b/>
-          <w:i w:val="0"/>
           <w:caps w:val="0"/>
           <w:color w:val="1F4E5F"/>
           <w:sz w:val="23"/>
         </w:rPr>
-        <w:t>4. Documentar el proceso rinde menos de lo que parece</w:t>
+        <w:t>Quién paga en Chile</w:t>
       </w:r>
     </w:p>
     <w:p>
@@ -2015,28 +4000,11 @@
         <w:rPr>
           <w:rFonts w:ascii="Segoe UI" w:hAnsi="Segoe UI"/>
           <w:b w:val="0"/>
-          <w:i w:val="0"/>
           <w:caps w:val="0"/>
           <w:color w:val="111111"/>
           <w:sz w:val="20"/>
         </w:rPr>
-        <w:t>Andy Bell midió su iniciativa de trabajar en abierto y quedó bajo el 4% del total de lecturas. La gente no viene por el proceso, viene por lo que se le enseña. De ahí la decisión de separar: el proceso se documenta con poca exigencia de pulido, y lo que se promociona es el material terminado.</w:t>
-      </w:r>
-    </w:p>
-    <w:p>
-      <w:pPr>
-        <w:spacing w:before="260" w:after="80"/>
-      </w:pPr>
-      <w:r>
-        <w:rPr>
-          <w:rFonts w:ascii="Segoe UI" w:hAnsi="Segoe UI"/>
-          <w:b/>
-          <w:i w:val="0"/>
-          <w:caps w:val="0"/>
-          <w:color w:val="1F4E5F"/>
-          <w:sz w:val="23"/>
-        </w:rPr>
-        <w:t>5. Quién paga en Chile, y con qué requisito</w:t>
+        <w:t>Los colegios subvencionados destinan en promedio un 9% de los fondos SEP a asesoría y capacitación, pero el sostenedor está obligado a contratar a una ATE registrada en el Mineduc. Para inscribirse como persona natural se exige magíster o doctorado más tres años asesorando establecimientos. Vicente está estudiando el magíster.</w:t>
       </w:r>
     </w:p>
     <w:p>
@@ -2047,92 +4015,11 @@
         <w:rPr>
           <w:rFonts w:ascii="Segoe UI" w:hAnsi="Segoe UI"/>
           <w:b w:val="0"/>
-          <w:i w:val="0"/>
-          <w:caps w:val="0"/>
-          <w:color w:val="111111"/>
-          <w:sz w:val="20"/>
-        </w:rPr>
-        <w:t>Los colegios subvencionados destinan en promedio un 9% de los fondos SEP a asesoría y capacitación. Pero el sostenedor está obligado a contratar a una ATE registrada en el Mineduc, y el gasto debe ir amarrado al Plan de Mejoramiento Educativo.</w:t>
-      </w:r>
-    </w:p>
-    <w:p>
-      <w:pPr>
-        <w:spacing w:before="0" w:after="120"/>
-      </w:pPr>
-      <w:r>
-        <w:rPr>
-          <w:rFonts w:ascii="Segoe UI" w:hAnsi="Segoe UI"/>
-          <w:b/>
-          <w:i w:val="0"/>
-          <w:caps w:val="0"/>
-          <w:color w:val="111111"/>
-          <w:sz w:val="20"/>
-        </w:rPr>
-        <w:t>Para inscribirse como persona natural se exige magíster o doctorado, más tres años asesorando establecimientos. La experiencia ya está. El grado es la llave, y Vicente está estudiando uno.</w:t>
-      </w:r>
-    </w:p>
-    <w:p>
-      <w:pPr>
-        <w:spacing w:before="0" w:after="120"/>
-      </w:pPr>
-      <w:r>
-        <w:rPr>
-          <w:rFonts w:ascii="Segoe UI" w:hAnsi="Segoe UI"/>
-          <w:b w:val="0"/>
-          <w:i w:val="0"/>
           <w:caps w:val="0"/>
           <w:color w:val="5A5A5A"/>
           <w:sz w:val="20"/>
         </w:rPr>
-        <w:t>La otra puerta es como persona jurídica, con empresa o fundación. Que es lo que venía ocurriendo a través de Ideo Maker: ellos ponían la figura, él ponía el trabajo.</w:t>
-      </w:r>
-    </w:p>
-    <w:p>
-      <w:pPr>
-        <w:spacing w:before="260" w:after="80"/>
-      </w:pPr>
-      <w:r>
-        <w:rPr>
-          <w:rFonts w:ascii="Segoe UI" w:hAnsi="Segoe UI"/>
-          <w:b/>
-          <w:i w:val="0"/>
-          <w:caps w:val="0"/>
-          <w:color w:val="1F4E5F"/>
-          <w:sz w:val="23"/>
-        </w:rPr>
-        <w:t>6. El nicho en español está lleno de vendedores, no de documentadores</w:t>
-      </w:r>
-    </w:p>
-    <w:p>
-      <w:pPr>
-        <w:spacing w:before="0" w:after="120"/>
-      </w:pPr>
-      <w:r>
-        <w:rPr>
-          <w:rFonts w:ascii="Segoe UI" w:hAnsi="Segoe UI"/>
-          <w:b w:val="0"/>
-          <w:i w:val="0"/>
-          <w:caps w:val="0"/>
-          <w:color w:val="111111"/>
-          <w:sz w:val="20"/>
-        </w:rPr>
-        <w:t>Zambeca, Tecnologías Educativas, Robotix, Aprender-STEAM: todos venden kits y métodos llave en mano. Ninguno publica qué pasó de verdad cuando se instaló la sala, qué falló y qué quedó funcionando tres años después. Ese lugar está vacío.</w:t>
-      </w:r>
-    </w:p>
-    <w:p>
-      <w:pPr>
-        <w:spacing w:before="0" w:after="120"/>
-      </w:pPr>
-      <w:r>
-        <w:rPr>
-          <w:rFonts w:ascii="Segoe UI" w:hAnsi="Segoe UI"/>
-          <w:b w:val="0"/>
-          <w:i w:val="0"/>
-          <w:caps w:val="0"/>
-          <w:color w:val="111111"/>
-          <w:sz w:val="20"/>
-        </w:rPr>
-        <w:t>Y aparece un cliente que no estaba en el plan: esas mismas empresas. Venden hardware y necesitan a alguien que lo convierta en algo que un profesor pueda usar.</w:t>
+        <w:t>Hay además otras tres vías: el FAEP, la Ley de Donaciones con Fines Educacionales, y la RSE de empresas mineras, forestales y energéticas en sus zonas de influencia.</w:t>
       </w:r>
     </w:p>
     <w:p>
@@ -2151,7 +4038,6 @@
         <w:rPr>
           <w:rFonts w:ascii="Segoe UI" w:hAnsi="Segoe UI"/>
           <w:b/>
-          <w:i w:val="0"/>
           <w:caps w:val="0"/>
           <w:color w:val="111111"/>
           <w:sz w:val="30"/>
@@ -2167,7 +4053,6 @@
         <w:rPr>
           <w:rFonts w:ascii="Segoe UI" w:hAnsi="Segoe UI"/>
           <w:b w:val="0"/>
-          <w:i w:val="0"/>
           <w:caps w:val="0"/>
           <w:color w:val="5A5A5A"/>
           <w:sz w:val="20"/>
@@ -3245,7 +5130,6 @@
         <w:rPr>
           <w:rFonts w:ascii="Segoe UI" w:hAnsi="Segoe UI"/>
           <w:b w:val="0"/>
-          <w:i w:val="0"/>
           <w:caps w:val="0"/>
           <w:color w:val="111111"/>
           <w:sz w:val="20"/>
@@ -3318,11 +5202,15 @@
         <w:rPr>
           <w:rFonts w:ascii="Segoe UI" w:hAnsi="Segoe UI"/>
           <w:b w:val="0"/>
-          <w:i w:val="0"/>
           <w:caps w:val="0"/>
           <w:color w:val="111111"/>
           <w:sz w:val="20"/>
         </w:rPr>
+      </w:r>
+    </w:p>
+    <w:p>
+      <w:r>
+        <w:br w:type="page"/>
       </w:r>
     </w:p>
     <w:p>
@@ -3336,782 +5224,353 @@
         <w:rPr>
           <w:rFonts w:ascii="Segoe UI" w:hAnsi="Segoe UI"/>
           <w:b/>
-          <w:i w:val="0"/>
           <w:caps w:val="0"/>
           <w:color w:val="111111"/>
           <w:sz w:val="30"/>
         </w:rPr>
-        <w:t>El plan</w:t>
+        <w:t>El plan, corregido tras la medición</w:t>
       </w:r>
     </w:p>
-    <w:tbl>
-      <w:tblPr>
-        <w:tblW w:type="auto" w:w="0"/>
-        <w:jc w:val="left"/>
-        <w:tblLayout w:type="fixed"/>
-        <w:tblLook w:firstColumn="1" w:firstRow="1" w:lastColumn="0" w:lastRow="0" w:noHBand="0" w:noVBand="1" w:val="04A0"/>
-        <w:tblLayout w:type="fixed"/>
-      </w:tblPr>
-      <w:tblGrid>
-        <w:gridCol w:w="907"/>
-        <w:gridCol w:w="5329"/>
-        <w:gridCol w:w="3515"/>
-      </w:tblGrid>
-      <w:tr>
-        <w:tc>
-          <w:tcPr>
-            <w:tcW w:type="dxa" w:w="907"/>
-            <w:tcMar>
-              <w:top w:w="70" w:type="dxa"/>
-              <w:bottom w:w="70" w:type="dxa"/>
-              <w:left w:w="120" w:type="dxa"/>
-              <w:right w:w="120" w:type="dxa"/>
-            </w:tcMar>
-            <w:tcBorders>
-              <w:top w:val="single" w:sz="4" w:color="D8D6D2"/>
-              <w:bottom w:val="single" w:sz="4" w:color="D8D6D2"/>
-              <w:left w:val="nil"/>
-              <w:right w:val="nil"/>
-            </w:tcBorders>
-            <w:shd w:val="clear" w:color="auto" w:fill="F2F1EF"/>
-          </w:tcPr>
-          <w:p>
-            <w:pPr>
-              <w:spacing w:after="0" w:before="0" w:line="269" w:lineRule="auto"/>
-            </w:pPr>
-            <w:r>
-              <w:rPr>
-                <w:rFonts w:ascii="Segoe UI" w:hAnsi="Segoe UI"/>
-                <w:b/>
-                <w:color w:val="111111"/>
-                <w:sz w:val="18"/>
-              </w:rPr>
-              <w:t>Fase</w:t>
-            </w:r>
-          </w:p>
-        </w:tc>
-        <w:tc>
-          <w:tcPr>
-            <w:tcW w:type="dxa" w:w="5329"/>
-            <w:tcMar>
-              <w:top w:w="70" w:type="dxa"/>
-              <w:bottom w:w="70" w:type="dxa"/>
-              <w:left w:w="120" w:type="dxa"/>
-              <w:right w:w="120" w:type="dxa"/>
-            </w:tcMar>
-            <w:tcBorders>
-              <w:top w:val="single" w:sz="4" w:color="D8D6D2"/>
-              <w:bottom w:val="single" w:sz="4" w:color="D8D6D2"/>
-              <w:left w:val="nil"/>
-              <w:right w:val="nil"/>
-            </w:tcBorders>
-            <w:shd w:val="clear" w:color="auto" w:fill="F2F1EF"/>
-          </w:tcPr>
-          <w:p>
-            <w:pPr>
-              <w:spacing w:after="0" w:before="0" w:line="269" w:lineRule="auto"/>
-            </w:pPr>
-            <w:r>
-              <w:rPr>
-                <w:rFonts w:ascii="Segoe UI" w:hAnsi="Segoe UI"/>
-                <w:b/>
-                <w:color w:val="111111"/>
-                <w:sz w:val="18"/>
-              </w:rPr>
-              <w:t>Qué</w:t>
-            </w:r>
-          </w:p>
-        </w:tc>
-        <w:tc>
-          <w:tcPr>
-            <w:tcW w:type="dxa" w:w="3515"/>
-            <w:tcMar>
-              <w:top w:w="70" w:type="dxa"/>
-              <w:bottom w:w="70" w:type="dxa"/>
-              <w:left w:w="120" w:type="dxa"/>
-              <w:right w:w="120" w:type="dxa"/>
-            </w:tcMar>
-            <w:tcBorders>
-              <w:top w:val="single" w:sz="4" w:color="D8D6D2"/>
-              <w:bottom w:val="single" w:sz="4" w:color="D8D6D2"/>
-              <w:left w:val="nil"/>
-              <w:right w:val="nil"/>
-            </w:tcBorders>
-            <w:shd w:val="clear" w:color="auto" w:fill="F2F1EF"/>
-          </w:tcPr>
-          <w:p>
-            <w:pPr>
-              <w:spacing w:after="0" w:before="0" w:line="269" w:lineRule="auto"/>
-            </w:pPr>
-            <w:r>
-              <w:rPr>
-                <w:rFonts w:ascii="Segoe UI" w:hAnsi="Segoe UI"/>
-                <w:b/>
-                <w:color w:val="111111"/>
-                <w:sz w:val="18"/>
-              </w:rPr>
-              <w:t>Estado</w:t>
-            </w:r>
-          </w:p>
-        </w:tc>
-      </w:tr>
-      <w:tr>
-        <w:tc>
-          <w:tcPr>
-            <w:tcW w:type="dxa" w:w="907"/>
-            <w:tcMar>
-              <w:top w:w="70" w:type="dxa"/>
-              <w:bottom w:w="70" w:type="dxa"/>
-              <w:left w:w="120" w:type="dxa"/>
-              <w:right w:w="120" w:type="dxa"/>
-            </w:tcMar>
-            <w:tcBorders>
-              <w:top w:val="single" w:sz="4" w:color="D8D6D2"/>
-              <w:bottom w:val="single" w:sz="4" w:color="D8D6D2"/>
-              <w:left w:val="nil"/>
-              <w:right w:val="nil"/>
-            </w:tcBorders>
-          </w:tcPr>
-          <w:p>
-            <w:pPr>
-              <w:spacing w:after="0" w:before="0" w:line="269" w:lineRule="auto"/>
-            </w:pPr>
-            <w:r>
-              <w:rPr>
-                <w:rFonts w:ascii="Segoe UI" w:hAnsi="Segoe UI"/>
-                <w:b w:val="0"/>
-                <w:color w:val="111111"/>
-                <w:sz w:val="18"/>
-              </w:rPr>
-              <w:t>A</w:t>
-            </w:r>
-          </w:p>
-        </w:tc>
-        <w:tc>
-          <w:tcPr>
-            <w:tcW w:type="dxa" w:w="5329"/>
-            <w:tcMar>
-              <w:top w:w="70" w:type="dxa"/>
-              <w:bottom w:w="70" w:type="dxa"/>
-              <w:left w:w="120" w:type="dxa"/>
-              <w:right w:w="120" w:type="dxa"/>
-            </w:tcMar>
-            <w:tcBorders>
-              <w:top w:val="single" w:sz="4" w:color="D8D6D2"/>
-              <w:bottom w:val="single" w:sz="4" w:color="D8D6D2"/>
-              <w:left w:val="nil"/>
-              <w:right w:val="nil"/>
-            </w:tcBorders>
-          </w:tcPr>
-          <w:p>
-            <w:pPr>
-              <w:spacing w:after="0" w:before="0" w:line="269" w:lineRule="auto"/>
-            </w:pPr>
-            <w:r>
-              <w:rPr>
-                <w:rFonts w:ascii="Segoe UI" w:hAnsi="Segoe UI"/>
-                <w:b w:val="0"/>
-                <w:color w:val="5A5A5A"/>
-                <w:sz w:val="18"/>
-              </w:rPr>
-              <w:t>La regla de documentación y el motor que genera HTML real</w:t>
-            </w:r>
-          </w:p>
-        </w:tc>
-        <w:tc>
-          <w:tcPr>
-            <w:tcW w:type="dxa" w:w="3515"/>
-            <w:tcMar>
-              <w:top w:w="70" w:type="dxa"/>
-              <w:bottom w:w="70" w:type="dxa"/>
-              <w:left w:w="120" w:type="dxa"/>
-              <w:right w:w="120" w:type="dxa"/>
-            </w:tcMar>
-            <w:tcBorders>
-              <w:top w:val="single" w:sz="4" w:color="D8D6D2"/>
-              <w:bottom w:val="single" w:sz="4" w:color="D8D6D2"/>
-              <w:left w:val="nil"/>
-              <w:right w:val="nil"/>
-            </w:tcBorders>
-          </w:tcPr>
-          <w:p>
-            <w:pPr>
-              <w:spacing w:after="0" w:before="0" w:line="269" w:lineRule="auto"/>
-            </w:pPr>
-            <w:r>
-              <w:rPr>
-                <w:rFonts w:ascii="Segoe UI" w:hAnsi="Segoe UI"/>
-                <w:b w:val="0"/>
-                <w:color w:val="5A5A5A"/>
-                <w:sz w:val="18"/>
-              </w:rPr>
-              <w:t>Hecha el 20 de septiembre</w:t>
-            </w:r>
-          </w:p>
-        </w:tc>
-      </w:tr>
-      <w:tr>
-        <w:tc>
-          <w:tcPr>
-            <w:tcW w:type="dxa" w:w="907"/>
-            <w:tcMar>
-              <w:top w:w="70" w:type="dxa"/>
-              <w:bottom w:w="70" w:type="dxa"/>
-              <w:left w:w="120" w:type="dxa"/>
-              <w:right w:w="120" w:type="dxa"/>
-            </w:tcMar>
-            <w:tcBorders>
-              <w:top w:val="single" w:sz="4" w:color="D8D6D2"/>
-              <w:bottom w:val="single" w:sz="4" w:color="D8D6D2"/>
-              <w:left w:val="nil"/>
-              <w:right w:val="nil"/>
-            </w:tcBorders>
-          </w:tcPr>
-          <w:p>
-            <w:pPr>
-              <w:spacing w:after="0" w:before="0" w:line="269" w:lineRule="auto"/>
-            </w:pPr>
-            <w:r>
-              <w:rPr>
-                <w:rFonts w:ascii="Segoe UI" w:hAnsi="Segoe UI"/>
-                <w:b w:val="0"/>
-                <w:color w:val="111111"/>
-                <w:sz w:val="18"/>
-              </w:rPr>
-              <w:t>B</w:t>
-            </w:r>
-          </w:p>
-        </w:tc>
-        <w:tc>
-          <w:tcPr>
-            <w:tcW w:type="dxa" w:w="5329"/>
-            <w:tcMar>
-              <w:top w:w="70" w:type="dxa"/>
-              <w:bottom w:w="70" w:type="dxa"/>
-              <w:left w:w="120" w:type="dxa"/>
-              <w:right w:w="120" w:type="dxa"/>
-            </w:tcMar>
-            <w:tcBorders>
-              <w:top w:val="single" w:sz="4" w:color="D8D6D2"/>
-              <w:bottom w:val="single" w:sz="4" w:color="D8D6D2"/>
-              <w:left w:val="nil"/>
-              <w:right w:val="nil"/>
-            </w:tcBorders>
-          </w:tcPr>
-          <w:p>
-            <w:pPr>
-              <w:spacing w:after="0" w:before="0" w:line="269" w:lineRule="auto"/>
-            </w:pPr>
-            <w:r>
-              <w:rPr>
-                <w:rFonts w:ascii="Segoe UI" w:hAnsi="Segoe UI"/>
-                <w:b w:val="0"/>
-                <w:color w:val="5A5A5A"/>
-                <w:sz w:val="18"/>
-              </w:rPr>
-              <w:t>Contenido de Ideo Maker: tres casos nuevos</w:t>
-            </w:r>
-          </w:p>
-        </w:tc>
-        <w:tc>
-          <w:tcPr>
-            <w:tcW w:type="dxa" w:w="3515"/>
-            <w:tcMar>
-              <w:top w:w="70" w:type="dxa"/>
-              <w:bottom w:w="70" w:type="dxa"/>
-              <w:left w:w="120" w:type="dxa"/>
-              <w:right w:w="120" w:type="dxa"/>
-            </w:tcMar>
-            <w:tcBorders>
-              <w:top w:val="single" w:sz="4" w:color="D8D6D2"/>
-              <w:bottom w:val="single" w:sz="4" w:color="D8D6D2"/>
-              <w:left w:val="nil"/>
-              <w:right w:val="nil"/>
-            </w:tcBorders>
-          </w:tcPr>
-          <w:p>
-            <w:pPr>
-              <w:spacing w:after="0" w:before="0" w:line="269" w:lineRule="auto"/>
-            </w:pPr>
-            <w:r>
-              <w:rPr>
-                <w:rFonts w:ascii="Segoe UI" w:hAnsi="Segoe UI"/>
-                <w:b w:val="0"/>
-                <w:color w:val="5A5A5A"/>
-                <w:sz w:val="18"/>
-              </w:rPr>
-              <w:t>Esperando material y permisos</w:t>
-            </w:r>
-          </w:p>
-        </w:tc>
-      </w:tr>
-      <w:tr>
-        <w:tc>
-          <w:tcPr>
-            <w:tcW w:type="dxa" w:w="907"/>
-            <w:tcMar>
-              <w:top w:w="70" w:type="dxa"/>
-              <w:bottom w:w="70" w:type="dxa"/>
-              <w:left w:w="120" w:type="dxa"/>
-              <w:right w:w="120" w:type="dxa"/>
-            </w:tcMar>
-            <w:tcBorders>
-              <w:top w:val="single" w:sz="4" w:color="D8D6D2"/>
-              <w:bottom w:val="single" w:sz="4" w:color="D8D6D2"/>
-              <w:left w:val="nil"/>
-              <w:right w:val="nil"/>
-            </w:tcBorders>
-          </w:tcPr>
-          <w:p>
-            <w:pPr>
-              <w:spacing w:after="0" w:before="0" w:line="269" w:lineRule="auto"/>
-            </w:pPr>
-            <w:r>
-              <w:rPr>
-                <w:rFonts w:ascii="Segoe UI" w:hAnsi="Segoe UI"/>
-                <w:b w:val="0"/>
-                <w:color w:val="111111"/>
-                <w:sz w:val="18"/>
-              </w:rPr>
-              <w:t>C</w:t>
-            </w:r>
-          </w:p>
-        </w:tc>
-        <w:tc>
-          <w:tcPr>
-            <w:tcW w:type="dxa" w:w="5329"/>
-            <w:tcMar>
-              <w:top w:w="70" w:type="dxa"/>
-              <w:bottom w:w="70" w:type="dxa"/>
-              <w:left w:w="120" w:type="dxa"/>
-              <w:right w:w="120" w:type="dxa"/>
-            </w:tcMar>
-            <w:tcBorders>
-              <w:top w:val="single" w:sz="4" w:color="D8D6D2"/>
-              <w:bottom w:val="single" w:sz="4" w:color="D8D6D2"/>
-              <w:left w:val="nil"/>
-              <w:right w:val="nil"/>
-            </w:tcBorders>
-          </w:tcPr>
-          <w:p>
-            <w:pPr>
-              <w:spacing w:after="0" w:before="0" w:line="269" w:lineRule="auto"/>
-            </w:pPr>
-            <w:r>
-              <w:rPr>
-                <w:rFonts w:ascii="Segoe UI" w:hAnsi="Segoe UI"/>
-                <w:b w:val="0"/>
-                <w:color w:val="5A5A5A"/>
-                <w:sz w:val="18"/>
-              </w:rPr>
-              <w:t>Migrar a japortafolio.com y afinar el SEO</w:t>
-            </w:r>
-          </w:p>
-        </w:tc>
-        <w:tc>
-          <w:tcPr>
-            <w:tcW w:type="dxa" w:w="3515"/>
-            <w:tcMar>
-              <w:top w:w="70" w:type="dxa"/>
-              <w:bottom w:w="70" w:type="dxa"/>
-              <w:left w:w="120" w:type="dxa"/>
-              <w:right w:w="120" w:type="dxa"/>
-            </w:tcMar>
-            <w:tcBorders>
-              <w:top w:val="single" w:sz="4" w:color="D8D6D2"/>
-              <w:bottom w:val="single" w:sz="4" w:color="D8D6D2"/>
-              <w:left w:val="nil"/>
-              <w:right w:val="nil"/>
-            </w:tcBorders>
-          </w:tcPr>
-          <w:p>
-            <w:pPr>
-              <w:spacing w:after="0" w:before="0" w:line="269" w:lineRule="auto"/>
-            </w:pPr>
-            <w:r>
-              <w:rPr>
-                <w:rFonts w:ascii="Segoe UI" w:hAnsi="Segoe UI"/>
-                <w:b w:val="0"/>
-                <w:color w:val="5A5A5A"/>
-                <w:sz w:val="18"/>
-              </w:rPr>
-              <w:t>Por hacer. Se cambia una línea en construir.py</w:t>
-            </w:r>
-          </w:p>
-        </w:tc>
-      </w:tr>
-      <w:tr>
-        <w:tc>
-          <w:tcPr>
-            <w:tcW w:type="dxa" w:w="907"/>
-            <w:tcMar>
-              <w:top w:w="70" w:type="dxa"/>
-              <w:bottom w:w="70" w:type="dxa"/>
-              <w:left w:w="120" w:type="dxa"/>
-              <w:right w:w="120" w:type="dxa"/>
-            </w:tcMar>
-            <w:tcBorders>
-              <w:top w:val="single" w:sz="4" w:color="D8D6D2"/>
-              <w:bottom w:val="single" w:sz="4" w:color="D8D6D2"/>
-              <w:left w:val="nil"/>
-              <w:right w:val="nil"/>
-            </w:tcBorders>
-          </w:tcPr>
-          <w:p>
-            <w:pPr>
-              <w:spacing w:after="0" w:before="0" w:line="269" w:lineRule="auto"/>
-            </w:pPr>
-            <w:r>
-              <w:rPr>
-                <w:rFonts w:ascii="Segoe UI" w:hAnsi="Segoe UI"/>
-                <w:b w:val="0"/>
-                <w:color w:val="111111"/>
-                <w:sz w:val="18"/>
-              </w:rPr>
-              <w:t>D</w:t>
-            </w:r>
-          </w:p>
-        </w:tc>
-        <w:tc>
-          <w:tcPr>
-            <w:tcW w:type="dxa" w:w="5329"/>
-            <w:tcMar>
-              <w:top w:w="70" w:type="dxa"/>
-              <w:bottom w:w="70" w:type="dxa"/>
-              <w:left w:w="120" w:type="dxa"/>
-              <w:right w:w="120" w:type="dxa"/>
-            </w:tcMar>
-            <w:tcBorders>
-              <w:top w:val="single" w:sz="4" w:color="D8D6D2"/>
-              <w:bottom w:val="single" w:sz="4" w:color="D8D6D2"/>
-              <w:left w:val="nil"/>
-              <w:right w:val="nil"/>
-            </w:tcBorders>
-          </w:tcPr>
-          <w:p>
-            <w:pPr>
-              <w:spacing w:after="0" w:before="0" w:line="269" w:lineRule="auto"/>
-            </w:pPr>
-            <w:r>
-              <w:rPr>
-                <w:rFonts w:ascii="Segoe UI" w:hAnsi="Segoe UI"/>
-                <w:b w:val="0"/>
-                <w:color w:val="5A5A5A"/>
-                <w:sz w:val="18"/>
-              </w:rPr>
-              <w:t>Jardín de apuntes, con tipos y estados de madurez</w:t>
-            </w:r>
-          </w:p>
-        </w:tc>
-        <w:tc>
-          <w:tcPr>
-            <w:tcW w:type="dxa" w:w="3515"/>
-            <w:tcMar>
-              <w:top w:w="70" w:type="dxa"/>
-              <w:bottom w:w="70" w:type="dxa"/>
-              <w:left w:w="120" w:type="dxa"/>
-              <w:right w:w="120" w:type="dxa"/>
-            </w:tcMar>
-            <w:tcBorders>
-              <w:top w:val="single" w:sz="4" w:color="D8D6D2"/>
-              <w:bottom w:val="single" w:sz="4" w:color="D8D6D2"/>
-              <w:left w:val="nil"/>
-              <w:right w:val="nil"/>
-            </w:tcBorders>
-          </w:tcPr>
-          <w:p>
-            <w:pPr>
-              <w:spacing w:after="0" w:before="0" w:line="269" w:lineRule="auto"/>
-            </w:pPr>
-            <w:r>
-              <w:rPr>
-                <w:rFonts w:ascii="Segoe UI" w:hAnsi="Segoe UI"/>
-                <w:b w:val="0"/>
-                <w:color w:val="5A5A5A"/>
-                <w:sz w:val="18"/>
-              </w:rPr>
-              <w:t>Por hacer</w:t>
-            </w:r>
-          </w:p>
-        </w:tc>
-      </w:tr>
-      <w:tr>
-        <w:tc>
-          <w:tcPr>
-            <w:tcW w:type="dxa" w:w="907"/>
-            <w:tcMar>
-              <w:top w:w="70" w:type="dxa"/>
-              <w:bottom w:w="70" w:type="dxa"/>
-              <w:left w:w="120" w:type="dxa"/>
-              <w:right w:w="120" w:type="dxa"/>
-            </w:tcMar>
-            <w:tcBorders>
-              <w:top w:val="single" w:sz="4" w:color="D8D6D2"/>
-              <w:bottom w:val="single" w:sz="4" w:color="D8D6D2"/>
-              <w:left w:val="nil"/>
-              <w:right w:val="nil"/>
-            </w:tcBorders>
-          </w:tcPr>
-          <w:p>
-            <w:pPr>
-              <w:spacing w:after="0" w:before="0" w:line="269" w:lineRule="auto"/>
-            </w:pPr>
-            <w:r>
-              <w:rPr>
-                <w:rFonts w:ascii="Segoe UI" w:hAnsi="Segoe UI"/>
-                <w:b w:val="0"/>
-                <w:color w:val="111111"/>
-                <w:sz w:val="18"/>
-              </w:rPr>
-              <w:t>E</w:t>
-            </w:r>
-          </w:p>
-        </w:tc>
-        <w:tc>
-          <w:tcPr>
-            <w:tcW w:type="dxa" w:w="5329"/>
-            <w:tcMar>
-              <w:top w:w="70" w:type="dxa"/>
-              <w:bottom w:w="70" w:type="dxa"/>
-              <w:left w:w="120" w:type="dxa"/>
-              <w:right w:w="120" w:type="dxa"/>
-            </w:tcMar>
-            <w:tcBorders>
-              <w:top w:val="single" w:sz="4" w:color="D8D6D2"/>
-              <w:bottom w:val="single" w:sz="4" w:color="D8D6D2"/>
-              <w:left w:val="nil"/>
-              <w:right w:val="nil"/>
-            </w:tcBorders>
-          </w:tcPr>
-          <w:p>
-            <w:pPr>
-              <w:spacing w:after="0" w:before="0" w:line="269" w:lineRule="auto"/>
-            </w:pPr>
-            <w:r>
-              <w:rPr>
-                <w:rFonts w:ascii="Segoe UI" w:hAnsi="Segoe UI"/>
-                <w:b w:val="0"/>
-                <w:color w:val="5A5A5A"/>
-                <w:sz w:val="18"/>
-              </w:rPr>
-              <w:t>Cursos documentados: la página escrita primero, el video después</w:t>
-            </w:r>
-          </w:p>
-        </w:tc>
-        <w:tc>
-          <w:tcPr>
-            <w:tcW w:type="dxa" w:w="3515"/>
-            <w:tcMar>
-              <w:top w:w="70" w:type="dxa"/>
-              <w:bottom w:w="70" w:type="dxa"/>
-              <w:left w:w="120" w:type="dxa"/>
-              <w:right w:w="120" w:type="dxa"/>
-            </w:tcMar>
-            <w:tcBorders>
-              <w:top w:val="single" w:sz="4" w:color="D8D6D2"/>
-              <w:bottom w:val="single" w:sz="4" w:color="D8D6D2"/>
-              <w:left w:val="nil"/>
-              <w:right w:val="nil"/>
-            </w:tcBorders>
-          </w:tcPr>
-          <w:p>
-            <w:pPr>
-              <w:spacing w:after="0" w:before="0" w:line="269" w:lineRule="auto"/>
-            </w:pPr>
-            <w:r>
-              <w:rPr>
-                <w:rFonts w:ascii="Segoe UI" w:hAnsi="Segoe UI"/>
-                <w:b w:val="0"/>
-                <w:color w:val="5A5A5A"/>
-                <w:sz w:val="18"/>
-              </w:rPr>
-              <w:t>Por hacer</w:t>
-            </w:r>
-          </w:p>
-        </w:tc>
-      </w:tr>
-      <w:tr>
-        <w:tc>
-          <w:tcPr>
-            <w:tcW w:type="dxa" w:w="907"/>
-            <w:tcMar>
-              <w:top w:w="70" w:type="dxa"/>
-              <w:bottom w:w="70" w:type="dxa"/>
-              <w:left w:w="120" w:type="dxa"/>
-              <w:right w:w="120" w:type="dxa"/>
-            </w:tcMar>
-            <w:tcBorders>
-              <w:top w:val="single" w:sz="4" w:color="D8D6D2"/>
-              <w:bottom w:val="single" w:sz="4" w:color="D8D6D2"/>
-              <w:left w:val="nil"/>
-              <w:right w:val="nil"/>
-            </w:tcBorders>
-          </w:tcPr>
-          <w:p>
-            <w:pPr>
-              <w:spacing w:after="0" w:before="0" w:line="269" w:lineRule="auto"/>
-            </w:pPr>
-            <w:r>
-              <w:rPr>
-                <w:rFonts w:ascii="Segoe UI" w:hAnsi="Segoe UI"/>
-                <w:b w:val="0"/>
-                <w:color w:val="111111"/>
-                <w:sz w:val="18"/>
-              </w:rPr>
-              <w:t>F</w:t>
-            </w:r>
-          </w:p>
-        </w:tc>
-        <w:tc>
-          <w:tcPr>
-            <w:tcW w:type="dxa" w:w="5329"/>
-            <w:tcMar>
-              <w:top w:w="70" w:type="dxa"/>
-              <w:bottom w:w="70" w:type="dxa"/>
-              <w:left w:w="120" w:type="dxa"/>
-              <w:right w:w="120" w:type="dxa"/>
-            </w:tcMar>
-            <w:tcBorders>
-              <w:top w:val="single" w:sz="4" w:color="D8D6D2"/>
-              <w:bottom w:val="single" w:sz="4" w:color="D8D6D2"/>
-              <w:left w:val="nil"/>
-              <w:right w:val="nil"/>
-            </w:tcBorders>
-          </w:tcPr>
-          <w:p>
-            <w:pPr>
-              <w:spacing w:after="0" w:before="0" w:line="269" w:lineRule="auto"/>
-            </w:pPr>
-            <w:r>
-              <w:rPr>
-                <w:rFonts w:ascii="Segoe UI" w:hAnsi="Segoe UI"/>
-                <w:b w:val="0"/>
-                <w:color w:val="5A5A5A"/>
-                <w:sz w:val="18"/>
-              </w:rPr>
-              <w:t>Vender, sin construir plataforma</w:t>
-            </w:r>
-          </w:p>
-        </w:tc>
-        <w:tc>
-          <w:tcPr>
-            <w:tcW w:type="dxa" w:w="3515"/>
-            <w:tcMar>
-              <w:top w:w="70" w:type="dxa"/>
-              <w:bottom w:w="70" w:type="dxa"/>
-              <w:left w:w="120" w:type="dxa"/>
-              <w:right w:w="120" w:type="dxa"/>
-            </w:tcMar>
-            <w:tcBorders>
-              <w:top w:val="single" w:sz="4" w:color="D8D6D2"/>
-              <w:bottom w:val="single" w:sz="4" w:color="D8D6D2"/>
-              <w:left w:val="nil"/>
-              <w:right w:val="nil"/>
-            </w:tcBorders>
-          </w:tcPr>
-          <w:p>
-            <w:pPr>
-              <w:spacing w:after="0" w:before="0" w:line="269" w:lineRule="auto"/>
-            </w:pPr>
-            <w:r>
-              <w:rPr>
-                <w:rFonts w:ascii="Segoe UI" w:hAnsi="Segoe UI"/>
-                <w:b w:val="0"/>
-                <w:color w:val="5A5A5A"/>
-                <w:sz w:val="18"/>
-              </w:rPr>
-              <w:t>No antes de tener material</w:t>
-            </w:r>
-          </w:p>
-        </w:tc>
-      </w:tr>
-    </w:tbl>
     <w:p>
       <w:pPr>
-        <w:spacing w:before="0" w:after="80"/>
+        <w:spacing w:before="160" w:after="40"/>
+        <w:ind w:left="539" w:hanging="539"/>
       </w:pPr>
       <w:r>
         <w:rPr>
           <w:rFonts w:ascii="Segoe UI" w:hAnsi="Segoe UI"/>
-          <w:b w:val="0"/>
-          <w:i w:val="0"/>
-          <w:caps w:val="0"/>
+          <w:b/>
+          <w:color w:val="1F4E5F"/>
+          <w:sz w:val="22"/>
+        </w:rPr>
+        <w:t xml:space="preserve">0.  </w:t>
+      </w:r>
+      <w:r>
+        <w:rPr>
+          <w:rFonts w:ascii="Segoe UI" w:hAnsi="Segoe UI"/>
+          <w:b/>
           <w:color w:val="111111"/>
-          <w:sz w:val="20"/>
+          <w:sz w:val="22"/>
         </w:rPr>
+        <w:t>Limpiar  ·  esta semana  ·  fase nueva</w:t>
       </w:r>
     </w:p>
-    <w:tbl>
-      <w:tblPr>
-        <w:tblW w:type="auto" w:w="0"/>
-        <w:tblLayout w:type="fixed"/>
-        <w:tblLook w:firstColumn="1" w:firstRow="1" w:lastColumn="0" w:lastRow="0" w:noHBand="0" w:noVBand="1" w:val="04A0"/>
-        <w:tblLayout w:type="fixed"/>
-      </w:tblPr>
-      <w:tblGrid>
-        <w:gridCol w:w="10086"/>
-      </w:tblGrid>
-      <w:tr>
-        <w:tc>
-          <w:tcPr>
-            <w:tcW w:type="dxa" w:w="10086"/>
-            <w:shd w:val="clear" w:color="auto" w:fill="F2F1EF"/>
-            <w:tcMar>
-              <w:top w:w="160" w:type="dxa"/>
-              <w:bottom w:w="160" w:type="dxa"/>
-              <w:left w:w="200" w:type="dxa"/>
-              <w:right w:w="200" w:type="dxa"/>
-            </w:tcMar>
-            <w:tcBorders>
-              <w:top w:val="nil"/>
-              <w:bottom w:val="nil"/>
-              <w:left w:val="single" w:sz="18" w:color="1F4E5F"/>
-              <w:right w:val="nil"/>
-            </w:tcBorders>
-          </w:tcPr>
-          <w:p>
-            <w:pPr>
-              <w:spacing w:after="60"/>
-            </w:pPr>
-            <w:r>
-              <w:rPr>
-                <w:rFonts w:ascii="Segoe UI" w:hAnsi="Segoe UI"/>
-                <w:b/>
-                <w:color w:val="111111"/>
-                <w:sz w:val="20"/>
-              </w:rPr>
-              <w:t>Sobre Skool y las plataformas de comunidad</w:t>
-            </w:r>
-          </w:p>
-          <w:p>
-            <w:pPr>
-              <w:spacing w:after="0" w:line="283" w:lineRule="auto"/>
-            </w:pPr>
-            <w:r>
-              <w:rPr>
-                <w:rFonts w:ascii="Segoe UI" w:hAnsi="Segoe UI"/>
-                <w:color w:val="5A5A5A"/>
-                <w:sz w:val="19"/>
-              </w:rPr>
-              <w:t>Revisada el 20 de septiembre. Puede funcionar: Prodecad Dental Academy enseña un software dental a 286 miembros que pagan USD 59 al mes. Pero la rotación promedio en Skool es de 8% a 18% mensual, y lo que retiene no es el material sino las llamadas en vivo semanales. Es un negocio de presencia, no de documentación: lo contrario de lo que este plan construye. Además todo queda tras un login, invisible para Google y para la IA. Queda anotada como opción a revisar en la Fase F, solo para el público profesor y nunca para el institucional, y solo si hay ganas de sostener una sesión en vivo cada semana.</w:t>
-            </w:r>
-          </w:p>
-        </w:tc>
-      </w:tr>
-    </w:tbl>
     <w:p>
       <w:pPr>
-        <w:spacing w:before="0" w:after="120"/>
+        <w:spacing w:after="120"/>
+        <w:ind w:left="539"/>
       </w:pPr>
       <w:r>
         <w:rPr>
           <w:rFonts w:ascii="Segoe UI" w:hAnsi="Segoe UI"/>
-          <w:b w:val="0"/>
-          <w:i w:val="0"/>
-          <w:caps w:val="0"/>
           <w:color w:val="111111"/>
           <w:sz w:val="20"/>
         </w:rPr>
+        <w:t>Borrar los dos CV con RUT que siguen públicos en japortafolio.com y pedir la retirada de cada URL en Search Console. Poner LinkedIn al día y tratarlo como parte del sistema, no como un perfil abandonado. Instalar la analítica. Nada de esto es construir: es sacar y ordenar. Es lo más barato y lo más urgente, y no existía en el plan anterior.</w:t>
+      </w:r>
+    </w:p>
+    <w:p>
+      <w:pPr>
+        <w:spacing w:before="160" w:after="40"/>
+        <w:ind w:left="539" w:hanging="539"/>
+      </w:pPr>
+      <w:r>
+        <w:rPr>
+          <w:rFonts w:ascii="Segoe UI" w:hAnsi="Segoe UI"/>
+          <w:b/>
+          <w:color w:val="1F4E5F"/>
+          <w:sz w:val="22"/>
+        </w:rPr>
+        <w:t xml:space="preserve">A.  </w:t>
+      </w:r>
+      <w:r>
+        <w:rPr>
+          <w:rFonts w:ascii="Segoe UI" w:hAnsi="Segoe UI"/>
+          <w:b/>
+          <w:color w:val="111111"/>
+          <w:sz w:val="22"/>
+        </w:rPr>
+        <w:t>El motor  ·  HECHA el 20 de septiembre</w:t>
+      </w:r>
+    </w:p>
+    <w:p>
+      <w:pPr>
+        <w:spacing w:after="120"/>
+        <w:ind w:left="539"/>
+      </w:pPr>
+      <w:r>
+        <w:rPr>
+          <w:rFonts w:ascii="Segoe UI" w:hAnsi="Segoe UI"/>
+          <w:color w:val="111111"/>
+          <w:sz w:val="20"/>
+        </w:rPr>
+        <w:t>La regla de documentación y la generación de HTML real en cada commit.</w:t>
+      </w:r>
+    </w:p>
+    <w:p>
+      <w:pPr>
+        <w:spacing w:before="160" w:after="40"/>
+        <w:ind w:left="539" w:hanging="539"/>
+      </w:pPr>
+      <w:r>
+        <w:rPr>
+          <w:rFonts w:ascii="Segoe UI" w:hAnsi="Segoe UI"/>
+          <w:b/>
+          <w:color w:val="1F4E5F"/>
+          <w:sz w:val="22"/>
+        </w:rPr>
+        <w:t xml:space="preserve">B.  </w:t>
+      </w:r>
+      <w:r>
+        <w:rPr>
+          <w:rFonts w:ascii="Segoe UI" w:hAnsi="Segoe UI"/>
+          <w:b/>
+          <w:color w:val="111111"/>
+          <w:sz w:val="22"/>
+        </w:rPr>
+        <w:t>El dominio  ·  sube desde el tercer lugar</w:t>
+      </w:r>
+    </w:p>
+    <w:p>
+      <w:pPr>
+        <w:spacing w:after="120"/>
+        <w:ind w:left="539"/>
+      </w:pPr>
+      <w:r>
+        <w:rPr>
+          <w:rFonts w:ascii="Segoe UI" w:hAnsi="Segoe UI"/>
+          <w:color w:val="111111"/>
+          <w:sz w:val="20"/>
+        </w:rPr>
+        <w:t>Mover japortafolio.com al sitio nuevo. Ya no es cosmético: hoy ese dominio ES la identidad pública de Vicente para las IA, y está sirviendo una versión equivocada. Migrar reemplaza información mala por buena en la dirección que ya tiene autoridad. Del lado del sitio es una línea en construir.py; el resto es DNS.</w:t>
+      </w:r>
+    </w:p>
+    <w:p>
+      <w:pPr>
+        <w:spacing w:before="160" w:after="40"/>
+        <w:ind w:left="539" w:hanging="539"/>
+      </w:pPr>
+      <w:r>
+        <w:rPr>
+          <w:rFonts w:ascii="Segoe UI" w:hAnsi="Segoe UI"/>
+          <w:b/>
+          <w:color w:val="1F4E5F"/>
+          <w:sz w:val="22"/>
+        </w:rPr>
+        <w:t xml:space="preserve">C.  </w:t>
+      </w:r>
+      <w:r>
+        <w:rPr>
+          <w:rFonts w:ascii="Segoe UI" w:hAnsi="Segoe UI"/>
+          <w:b/>
+          <w:color w:val="111111"/>
+          <w:sz w:val="22"/>
+        </w:rPr>
+        <w:t>Los casos de Ideo Maker</w:t>
+      </w:r>
+    </w:p>
+    <w:p>
+      <w:pPr>
+        <w:spacing w:after="120"/>
+        <w:ind w:left="539"/>
+      </w:pPr>
+      <w:r>
+        <w:rPr>
+          <w:rFonts w:ascii="Segoe UI" w:hAnsi="Segoe UI"/>
+          <w:color w:val="111111"/>
+          <w:sz w:val="20"/>
+        </w:rPr>
+        <w:t>Atacama, Antofagasta, Taltal y Calama. Cambió de naturaleza: ya no es solo contenido de Vicente, es trabajo compartido con la empresa, y él está adentro para empujarlo. Requiere resolver antes qué se puede publicar.</w:t>
+      </w:r>
+    </w:p>
+    <w:p>
+      <w:pPr>
+        <w:spacing w:before="160" w:after="40"/>
+        <w:ind w:left="539" w:hanging="539"/>
+      </w:pPr>
+      <w:r>
+        <w:rPr>
+          <w:rFonts w:ascii="Segoe UI" w:hAnsi="Segoe UI"/>
+          <w:b/>
+          <w:color w:val="1F4E5F"/>
+          <w:sz w:val="22"/>
+        </w:rPr>
+        <w:t xml:space="preserve">D.  </w:t>
+      </w:r>
+      <w:r>
+        <w:rPr>
+          <w:rFonts w:ascii="Segoe UI" w:hAnsi="Segoe UI"/>
+          <w:b/>
+          <w:color w:val="111111"/>
+          <w:sz w:val="22"/>
+        </w:rPr>
+        <w:t>Las tres piezas</w:t>
+      </w:r>
+    </w:p>
+    <w:p>
+      <w:pPr>
+        <w:spacing w:after="120"/>
+        <w:ind w:left="539"/>
+      </w:pPr>
+      <w:r>
+        <w:rPr>
+          <w:rFonts w:ascii="Segoe UI" w:hAnsi="Segoe UI"/>
+          <w:color w:val="111111"/>
+          <w:sz w:val="20"/>
+        </w:rPr>
+        <w:t>La guía del comprador, el mapa del ecosistema maker y los casos. Antes esta fase era «un jardín de apuntes», sin saber qué escribir. Ahora sabemos las tres, y por qué cada una se citaría.</w:t>
+      </w:r>
+    </w:p>
+    <w:p>
+      <w:pPr>
+        <w:spacing w:before="160" w:after="40"/>
+        <w:ind w:left="539" w:hanging="539"/>
+      </w:pPr>
+      <w:r>
+        <w:rPr>
+          <w:rFonts w:ascii="Segoe UI" w:hAnsi="Segoe UI"/>
+          <w:b/>
+          <w:color w:val="1F4E5F"/>
+          <w:sz w:val="22"/>
+        </w:rPr>
+        <w:t xml:space="preserve">E.  </w:t>
+      </w:r>
+      <w:r>
+        <w:rPr>
+          <w:rFonts w:ascii="Segoe UI" w:hAnsi="Segoe UI"/>
+          <w:b/>
+          <w:color w:val="111111"/>
+          <w:sz w:val="22"/>
+        </w:rPr>
+        <w:t>Cursos</w:t>
+      </w:r>
+    </w:p>
+    <w:p>
+      <w:pPr>
+        <w:spacing w:after="120"/>
+        <w:ind w:left="539"/>
+      </w:pPr>
+      <w:r>
+        <w:rPr>
+          <w:rFonts w:ascii="Segoe UI" w:hAnsi="Segoe UI"/>
+          <w:color w:val="111111"/>
+          <w:sz w:val="20"/>
+        </w:rPr>
+        <w:t>La página escrita se publica primero; el video después apunta a ella. El video se hunde en el feed en tres días; la página queda y es lo que se cita.</w:t>
+      </w:r>
+    </w:p>
+    <w:p>
+      <w:pPr>
+        <w:spacing w:before="160" w:after="40"/>
+        <w:ind w:left="539" w:hanging="539"/>
+      </w:pPr>
+      <w:r>
+        <w:rPr>
+          <w:rFonts w:ascii="Segoe UI" w:hAnsi="Segoe UI"/>
+          <w:b/>
+          <w:color w:val="1F4E5F"/>
+          <w:sz w:val="22"/>
+        </w:rPr>
+        <w:t xml:space="preserve">F.  </w:t>
+      </w:r>
+      <w:r>
+        <w:rPr>
+          <w:rFonts w:ascii="Segoe UI" w:hAnsi="Segoe UI"/>
+          <w:b/>
+          <w:color w:val="111111"/>
+          <w:sz w:val="22"/>
+        </w:rPr>
+        <w:t>Vender, sin construir</w:t>
+      </w:r>
+    </w:p>
+    <w:p>
+      <w:pPr>
+        <w:spacing w:after="120"/>
+        <w:ind w:left="539"/>
+      </w:pPr>
+      <w:r>
+        <w:rPr>
+          <w:rFonts w:ascii="Segoe UI" w:hAnsi="Segoe UI"/>
+          <w:color w:val="111111"/>
+          <w:sz w:val="20"/>
+        </w:rPr>
+        <w:t>Prevender antes de armar cualquier plataforma. Skool queda anotado como opción a revisar, no como decisión: la rotación es de 8% a 18% mensual y lo que retiene son las llamadas en vivo semanales, o sea es un negocio de presencia, lo contrario de esto.</w:t>
+      </w:r>
+    </w:p>
+    <w:p>
+      <w:pPr>
+        <w:spacing w:before="160" w:after="40"/>
+        <w:ind w:left="539" w:hanging="539"/>
+      </w:pPr>
+      <w:r>
+        <w:rPr>
+          <w:rFonts w:ascii="Segoe UI" w:hAnsi="Segoe UI"/>
+          <w:b/>
+          <w:color w:val="1F4E5F"/>
+          <w:sz w:val="22"/>
+        </w:rPr>
+        <w:t xml:space="preserve">→  </w:t>
+      </w:r>
+      <w:r>
+        <w:rPr>
+          <w:rFonts w:ascii="Segoe UI" w:hAnsi="Segoe UI"/>
+          <w:b/>
+          <w:color w:val="111111"/>
+          <w:sz w:val="22"/>
+        </w:rPr>
+        <w:t>En paralelo  ·  Ideo Maker</w:t>
+      </w:r>
+    </w:p>
+    <w:p>
+      <w:pPr>
+        <w:spacing w:after="120"/>
+        <w:ind w:left="539"/>
+      </w:pPr>
+      <w:r>
+        <w:rPr>
+          <w:rFonts w:ascii="Segoe UI" w:hAnsi="Segoe UI"/>
+          <w:color w:val="111111"/>
+          <w:sz w:val="20"/>
+        </w:rPr>
+        <w:t>El documento con el diagnóstico y los seis pasos ya está listo para levantarlo adentro de la empresa. Si Ideo Maker documenta y Vicente documenta, se refuerzan: la empresa demuestra que el trabajo existe y a qué escala, la persona demuestra quién lo hizo.</w:t>
+      </w:r>
+    </w:p>
+    <w:p>
+      <w:pPr>
+        <w:spacing w:before="160" w:after="40"/>
+        <w:ind w:left="539" w:hanging="539"/>
+      </w:pPr>
+      <w:r>
+        <w:rPr>
+          <w:rFonts w:ascii="Segoe UI" w:hAnsi="Segoe UI"/>
+          <w:b/>
+          <w:color w:val="1F4E5F"/>
+          <w:sz w:val="22"/>
+        </w:rPr>
+        <w:t xml:space="preserve">↻  </w:t>
+      </w:r>
+      <w:r>
+        <w:rPr>
+          <w:rFonts w:ascii="Segoe UI" w:hAnsi="Segoe UI"/>
+          <w:b/>
+          <w:color w:val="111111"/>
+          <w:sz w:val="22"/>
+        </w:rPr>
+        <w:t>Diciembre  ·  volver a medir</w:t>
+      </w:r>
+    </w:p>
+    <w:p>
+      <w:pPr>
+        <w:spacing w:after="120"/>
+        <w:ind w:left="539"/>
+      </w:pPr>
+      <w:r>
+        <w:rPr>
+          <w:rFonts w:ascii="Segoe UI" w:hAnsi="Segoe UI"/>
+          <w:color w:val="111111"/>
+          <w:sz w:val="20"/>
+        </w:rPr>
+        <w:t>Mismo montaje, las mismas seis preguntas, y se compara contra la línea base.</w:t>
       </w:r>
     </w:p>
     <w:tbl>
@@ -4180,11 +5639,15 @@
         <w:rPr>
           <w:rFonts w:ascii="Segoe UI" w:hAnsi="Segoe UI"/>
           <w:b w:val="0"/>
-          <w:i w:val="0"/>
           <w:caps w:val="0"/>
           <w:color w:val="111111"/>
           <w:sz w:val="20"/>
         </w:rPr>
+      </w:r>
+    </w:p>
+    <w:p>
+      <w:r>
+        <w:br w:type="page"/>
       </w:r>
     </w:p>
     <w:p>
@@ -4198,7 +5661,6 @@
         <w:rPr>
           <w:rFonts w:ascii="Segoe UI" w:hAnsi="Segoe UI"/>
           <w:b/>
-          <w:i w:val="0"/>
           <w:caps w:val="0"/>
           <w:color w:val="111111"/>
           <w:sz w:val="30"/>
@@ -4214,7 +5676,6 @@
         <w:rPr>
           <w:rFonts w:ascii="Segoe UI" w:hAnsi="Segoe UI"/>
           <w:b w:val="0"/>
-          <w:i w:val="0"/>
           <w:caps w:val="0"/>
           <w:color w:val="5A5A5A"/>
           <w:sz w:val="20"/>
@@ -4242,7 +5703,7 @@
           <w:color w:val="111111"/>
           <w:sz w:val="20"/>
         </w:rPr>
-        <w:t xml:space="preserve">Medir: </w:t>
+        <w:t xml:space="preserve">Limpiar: </w:t>
       </w:r>
       <w:r>
         <w:rPr>
@@ -4250,7 +5711,38 @@
           <w:color w:val="111111"/>
           <w:sz w:val="20"/>
         </w:rPr>
-        <w:t>instalar analítica respetuosa de la privacidad y tomar la línea base de citación por IA, preguntándole hoy a Claude, ChatGPT y Perplexity a quién citan.</w:t>
+        <w:t>borrar los CV expuestos, actualizar LinkedIn, instalar analítica.</w:t>
+      </w:r>
+    </w:p>
+    <w:p>
+      <w:pPr>
+        <w:spacing w:after="70"/>
+        <w:ind w:left="351" w:hanging="215"/>
+      </w:pPr>
+      <w:r>
+        <w:rPr>
+          <w:rFonts w:ascii="Segoe UI" w:hAnsi="Segoe UI"/>
+          <w:color w:val="1F4E5F"/>
+          <w:sz w:val="20"/>
+        </w:rPr>
+        <w:t xml:space="preserve">—  </w:t>
+      </w:r>
+      <w:r>
+        <w:rPr>
+          <w:rFonts w:ascii="Segoe UI" w:hAnsi="Segoe UI"/>
+          <w:b/>
+          <w:color w:val="111111"/>
+          <w:sz w:val="20"/>
+        </w:rPr>
+        <w:t xml:space="preserve">Dominio: </w:t>
+      </w:r>
+      <w:r>
+        <w:rPr>
+          <w:rFonts w:ascii="Segoe UI" w:hAnsi="Segoe UI"/>
+          <w:color w:val="111111"/>
+          <w:sz w:val="20"/>
+        </w:rPr>
+        <w:t>mudarse a japortafolio.com para dejar de competir consigo mismo.</w:t>
       </w:r>
     </w:p>
     <w:p>
@@ -4281,7 +5773,7 @@
           <w:color w:val="111111"/>
           <w:sz w:val="20"/>
         </w:rPr>
-        <w:t>sumar los tres casos de Ideo Maker, previa confirmación de qué se puede publicar.</w:t>
+        <w:t>los tres casos de Ideo Maker, previa confirmación de qué se puede publicar.</w:t>
       </w:r>
     </w:p>
     <w:p>
@@ -4304,7 +5796,7 @@
           <w:color w:val="111111"/>
           <w:sz w:val="20"/>
         </w:rPr>
-        <w:t xml:space="preserve">Dominio: </w:t>
+        <w:t xml:space="preserve">Primera pieza: </w:t>
       </w:r>
       <w:r>
         <w:rPr>
@@ -4312,7 +5804,7 @@
           <w:color w:val="111111"/>
           <w:sz w:val="20"/>
         </w:rPr>
-        <w:t>mudarse a japortafolio.com para que el dominio propio empiece a acumular historial.</w:t>
+        <w:t>escribir la guía del comprador, que es la pieza más fácil y la más citable.</w:t>
       </w:r>
     </w:p>
     <w:p>
@@ -4356,7 +5848,40 @@
           <w:color w:val="111111"/>
           <w:sz w:val="20"/>
         </w:rPr>
-        <w:t>subir el portafolio en PDF y reexportar el CV sin los huecos que dejó la redacción.</w:t>
+        <w:t>cerrar las dos decisiones pendientes: las fotos con menores, y si el blog vive dentro o fuera.</w:t>
+      </w:r>
+    </w:p>
+    <w:p>
+      <w:pPr>
+        <w:spacing w:before="400" w:after="60"/>
+        <w:pBdr>
+          <w:bottom w:val="single" w:sz="12" w:space="6" w:color="1F4E5F"/>
+        </w:pBdr>
+      </w:pPr>
+      <w:r>
+        <w:rPr>
+          <w:rFonts w:ascii="Segoe UI" w:hAnsi="Segoe UI"/>
+          <w:b/>
+          <w:caps w:val="0"/>
+          <w:color w:val="111111"/>
+          <w:sz w:val="30"/>
+        </w:rPr>
+        <w:t>Objetivos a largo plazo</w:t>
+      </w:r>
+    </w:p>
+    <w:p>
+      <w:pPr>
+        <w:spacing w:before="0" w:after="120"/>
+      </w:pPr>
+      <w:r>
+        <w:rPr>
+          <w:rFonts w:ascii="Segoe UI" w:hAnsi="Segoe UI"/>
+          <w:b w:val="0"/>
+          <w:caps w:val="0"/>
+          <w:color w:val="5A5A5A"/>
+          <w:sz w:val="20"/>
+        </w:rPr>
+        <w:t>De un año en adelante.</w:t>
       </w:r>
     </w:p>
     <w:p>
@@ -4375,45 +5900,19 @@
       <w:r>
         <w:rPr>
           <w:rFonts w:ascii="Segoe UI" w:hAnsi="Segoe UI"/>
+          <w:b/>
           <w:color w:val="111111"/>
           <w:sz w:val="20"/>
         </w:rPr>
-        <w:t>cerrar las dos decisiones pendientes: las fotos con menores, y si el blog vive dentro o fuera del sitio.</w:t>
+        <w:t xml:space="preserve">Posición: </w:t>
       </w:r>
-    </w:p>
-    <w:p>
-      <w:pPr>
-        <w:spacing w:before="400" w:after="60"/>
-        <w:pBdr>
-          <w:bottom w:val="single" w:sz="12" w:space="6" w:color="1F4E5F"/>
-        </w:pBdr>
-      </w:pPr>
       <w:r>
         <w:rPr>
           <w:rFonts w:ascii="Segoe UI" w:hAnsi="Segoe UI"/>
-          <w:b/>
-          <w:i w:val="0"/>
-          <w:caps w:val="0"/>
           <w:color w:val="111111"/>
-          <w:sz w:val="30"/>
-        </w:rPr>
-        <w:t>Objetivos a largo plazo</w:t>
-      </w:r>
-    </w:p>
-    <w:p>
-      <w:pPr>
-        <w:spacing w:before="0" w:after="120"/>
-      </w:pPr>
-      <w:r>
-        <w:rPr>
-          <w:rFonts w:ascii="Segoe UI" w:hAnsi="Segoe UI"/>
-          <w:b w:val="0"/>
-          <w:i w:val="0"/>
-          <w:caps w:val="0"/>
-          <w:color w:val="5A5A5A"/>
           <w:sz w:val="20"/>
         </w:rPr>
-        <w:t>De un año en adelante.</w:t>
+        <w:t>ser el practicante que documenta la educación maker en Chile. La posición está vacía y es la única que su trabajo respalda de verdad.</w:t>
       </w:r>
     </w:p>
     <w:p>
@@ -4444,7 +5943,7 @@
           <w:color w:val="111111"/>
           <w:sz w:val="20"/>
         </w:rPr>
-        <w:t>un archivo público de práctica documentada en español, que hoy no existe en este nicho.</w:t>
+        <w:t>un archivo público de práctica documentada en español, que hoy no existe.</w:t>
       </w:r>
     </w:p>
     <w:p>
@@ -4467,7 +5966,7 @@
           <w:color w:val="111111"/>
           <w:sz w:val="20"/>
         </w:rPr>
-        <w:t xml:space="preserve">Cursos: </w:t>
+        <w:t xml:space="preserve">Salir de lo propio: </w:t>
       </w:r>
       <w:r>
         <w:rPr>
@@ -4475,7 +5974,7 @@
           <w:color w:val="111111"/>
           <w:sz w:val="20"/>
         </w:rPr>
-        <w:t>cada clase publicada como página escrita antes que como video. El video se hunde en el feed; la página queda y es lo que se cita.</w:t>
+        <w:t>que otros lo citen. Es lo único que saca la información de la categoría «autodeclarada», y el mapa del ecosistema es la vía más directa.</w:t>
       </w:r>
     </w:p>
     <w:p>
@@ -4506,7 +6005,7 @@
           <w:color w:val="111111"/>
           <w:sz w:val="20"/>
         </w:rPr>
-        <w:t>completar el magíster y quedar inscrito como ATE en el Mineduc, que es lo que habilita vender directo a colegios con fondos públicos.</w:t>
+        <w:t>completar el magíster y quedar inscrito como ATE, que es lo que habilita vender directo a colegios con fondos públicos.</w:t>
       </w:r>
     </w:p>
     <w:p>
@@ -4533,6 +6032,39 @@
     </w:p>
     <w:p>
       <w:pPr>
+        <w:spacing w:before="400" w:after="60"/>
+        <w:pBdr>
+          <w:bottom w:val="single" w:sz="12" w:space="6" w:color="1F4E5F"/>
+        </w:pBdr>
+      </w:pPr>
+      <w:r>
+        <w:rPr>
+          <w:rFonts w:ascii="Segoe UI" w:hAnsi="Segoe UI"/>
+          <w:b/>
+          <w:caps w:val="0"/>
+          <w:color w:val="111111"/>
+          <w:sz w:val="30"/>
+        </w:rPr>
+        <w:t>Lo que sigue siendo supuesto</w:t>
+      </w:r>
+    </w:p>
+    <w:p>
+      <w:pPr>
+        <w:spacing w:before="0" w:after="120"/>
+      </w:pPr>
+      <w:r>
+        <w:rPr>
+          <w:rFonts w:ascii="Segoe UI" w:hAnsi="Segoe UI"/>
+          <w:b w:val="0"/>
+          <w:caps w:val="0"/>
+          <w:color w:val="5A5A5A"/>
+          <w:sz w:val="20"/>
+        </w:rPr>
+        <w:t>Tres cosas que no se resolvieron y conviene no olvidar.</w:t>
+      </w:r>
+    </w:p>
+    <w:p>
+      <w:pPr>
         <w:spacing w:after="70"/>
         <w:ind w:left="351" w:hanging="215"/>
       </w:pPr>
@@ -4547,15 +6079,81 @@
       <w:r>
         <w:rPr>
           <w:rFonts w:ascii="Segoe UI" w:hAnsi="Segoe UI"/>
+          <w:b/>
           <w:color w:val="111111"/>
           <w:sz w:val="20"/>
         </w:rPr>
-        <w:t>sostener el sistema: una cosa, un archivo, una regla. Que sirva igual para proyectos, apuntes y cursos.</w:t>
+        <w:t xml:space="preserve">Volumen de búsqueda en español: </w:t>
+      </w:r>
+      <w:r>
+        <w:rPr>
+          <w:rFonts w:ascii="Segoe UI" w:hAnsi="Segoe UI"/>
+          <w:color w:val="111111"/>
+          <w:sz w:val="20"/>
+        </w:rPr>
+        <w:t>nunca se midió. Se hace gratis con el Planificador de Palabras Clave de Google.</w:t>
       </w:r>
     </w:p>
     <w:p>
+      <w:pPr>
+        <w:spacing w:after="70"/>
+        <w:ind w:left="351" w:hanging="215"/>
+      </w:pPr>
       <w:r>
-        <w:br w:type="page"/>
+        <w:rPr>
+          <w:rFonts w:ascii="Segoe UI" w:hAnsi="Segoe UI"/>
+          <w:color w:val="1F4E5F"/>
+          <w:sz w:val="20"/>
+        </w:rPr>
+        <w:t xml:space="preserve">—  </w:t>
+      </w:r>
+      <w:r>
+        <w:rPr>
+          <w:rFonts w:ascii="Segoe UI" w:hAnsi="Segoe UI"/>
+          <w:b/>
+          <w:color w:val="111111"/>
+          <w:sz w:val="20"/>
+        </w:rPr>
+        <w:t xml:space="preserve">Si el público docente paga: </w:t>
+      </w:r>
+      <w:r>
+        <w:rPr>
+          <w:rFonts w:ascii="Segoe UI" w:hAnsi="Segoe UI"/>
+          <w:color w:val="111111"/>
+          <w:sz w:val="20"/>
+        </w:rPr>
+        <w:t>no hay evidencia de que un profesor pague por esto. Toda la evidencia apunta al comprador institucional.</w:t>
+      </w:r>
+    </w:p>
+    <w:p>
+      <w:pPr>
+        <w:spacing w:after="70"/>
+        <w:ind w:left="351" w:hanging="215"/>
+      </w:pPr>
+      <w:r>
+        <w:rPr>
+          <w:rFonts w:ascii="Segoe UI" w:hAnsi="Segoe UI"/>
+          <w:color w:val="1F4E5F"/>
+          <w:sz w:val="20"/>
+        </w:rPr>
+        <w:t xml:space="preserve">—  </w:t>
+      </w:r>
+      <w:r>
+        <w:rPr>
+          <w:rFonts w:ascii="Segoe UI" w:hAnsi="Segoe UI"/>
+          <w:b/>
+          <w:color w:val="111111"/>
+          <w:sz w:val="20"/>
+        </w:rPr>
+        <w:t xml:space="preserve">Dos preguntas: </w:t>
+      </w:r>
+      <w:r>
+        <w:rPr>
+          <w:rFonts w:ascii="Segoe UI" w:hAnsi="Segoe UI"/>
+          <w:color w:val="111111"/>
+          <w:sz w:val="20"/>
+        </w:rPr>
+        <w:t>quedaron sin medir las preguntas 4 y 6, aunque Perplexity respondió la 4 de rebote, dos veces.</w:t>
       </w:r>
     </w:p>
     <w:p>
@@ -4569,7 +6167,6 @@
         <w:rPr>
           <w:rFonts w:ascii="Segoe UI" w:hAnsi="Segoe UI"/>
           <w:b/>
-          <w:i w:val="0"/>
           <w:caps w:val="0"/>
           <w:color w:val="111111"/>
           <w:sz w:val="30"/>
@@ -4585,7 +6182,6 @@
         <w:rPr>
           <w:rFonts w:ascii="Segoe UI" w:hAnsi="Segoe UI"/>
           <w:b w:val="0"/>
-          <w:i w:val="0"/>
           <w:caps w:val="0"/>
           <w:color w:val="5A5A5A"/>
           <w:sz w:val="20"/>
@@ -4730,7 +6326,7 @@
                 <w:color w:val="5A5A5A"/>
                 <w:sz w:val="18"/>
               </w:rPr>
-              <w:t>Es la diferencia entre existir y no existir para la IA y para los previsualizadores de enlaces</w:t>
+              <w:t>Es la diferencia entre existir y no existir para la IA y para los previsualizadores</w:t>
             </w:r>
           </w:p>
         </w:tc>
@@ -4763,7 +6359,7 @@
                 <w:color w:val="111111"/>
                 <w:sz w:val="18"/>
               </w:rPr>
-              <w:t>Sin npm ni node</w:t>
+              <w:t>Sin npm ni node en el sitio</w:t>
             </w:r>
           </w:p>
         </w:tc>
@@ -4794,7 +6390,7 @@
                 <w:color w:val="5A5A5A"/>
                 <w:sz w:val="18"/>
               </w:rPr>
-              <w:t>Vicente pidió no tener cadena de herramientas. Python ya estaba</w:t>
+              <w:t>Node se instaló para las diez aplicaciones de Vicente, no para el portafolio</w:t>
             </w:r>
           </w:p>
         </w:tc>
@@ -5119,6 +6715,70 @@
           </w:p>
         </w:tc>
       </w:tr>
+      <w:tr>
+        <w:tc>
+          <w:tcPr>
+            <w:tcW w:type="dxa" w:w="3402"/>
+            <w:tcMar>
+              <w:top w:w="70" w:type="dxa"/>
+              <w:bottom w:w="70" w:type="dxa"/>
+              <w:left w:w="120" w:type="dxa"/>
+              <w:right w:w="120" w:type="dxa"/>
+            </w:tcMar>
+            <w:tcBorders>
+              <w:top w:val="single" w:sz="4" w:color="D8D6D2"/>
+              <w:bottom w:val="single" w:sz="4" w:color="D8D6D2"/>
+              <w:left w:val="nil"/>
+              <w:right w:val="nil"/>
+            </w:tcBorders>
+          </w:tcPr>
+          <w:p>
+            <w:pPr>
+              <w:spacing w:after="0" w:before="0" w:line="269" w:lineRule="auto"/>
+            </w:pPr>
+            <w:r>
+              <w:rPr>
+                <w:rFonts w:ascii="Segoe UI" w:hAnsi="Segoe UI"/>
+                <w:b w:val="0"/>
+                <w:color w:val="111111"/>
+                <w:sz w:val="18"/>
+              </w:rPr>
+              <w:t>No ponerse en el mapa del ecosistema</w:t>
+            </w:r>
+          </w:p>
+        </w:tc>
+        <w:tc>
+          <w:tcPr>
+            <w:tcW w:type="dxa" w:w="6350"/>
+            <w:tcMar>
+              <w:top w:w="70" w:type="dxa"/>
+              <w:bottom w:w="70" w:type="dxa"/>
+              <w:left w:w="120" w:type="dxa"/>
+              <w:right w:w="120" w:type="dxa"/>
+            </w:tcMar>
+            <w:tcBorders>
+              <w:top w:val="single" w:sz="4" w:color="D8D6D2"/>
+              <w:bottom w:val="single" w:sz="4" w:color="D8D6D2"/>
+              <w:left w:val="nil"/>
+              <w:right w:val="nil"/>
+            </w:tcBorders>
+          </w:tcPr>
+          <w:p>
+            <w:pPr>
+              <w:spacing w:after="0" w:before="0" w:line="269" w:lineRule="auto"/>
+            </w:pPr>
+            <w:r>
+              <w:rPr>
+                <w:rFonts w:ascii="Segoe UI" w:hAnsi="Segoe UI"/>
+                <w:b w:val="0"/>
+                <w:color w:val="5A5A5A"/>
+                <w:sz w:val="18"/>
+              </w:rPr>
+              <w:t>El nombre pega más como autor que como ítem de la lista</w:t>
+            </w:r>
+          </w:p>
+        </w:tc>
+      </w:tr>
     </w:tbl>
     <w:p>
       <w:pPr>
@@ -5128,7 +6788,6 @@
         <w:rPr>
           <w:rFonts w:ascii="Segoe UI" w:hAnsi="Segoe UI"/>
           <w:b w:val="0"/>
-          <w:i w:val="0"/>
           <w:caps w:val="0"/>
           <w:color w:val="111111"/>
           <w:sz w:val="20"/>
@@ -5146,7 +6805,6 @@
         <w:rPr>
           <w:rFonts w:ascii="Segoe UI" w:hAnsi="Segoe UI"/>
           <w:b/>
-          <w:i w:val="0"/>
           <w:caps w:val="0"/>
           <w:color w:val="111111"/>
           <w:sz w:val="30"/>
@@ -5162,12 +6820,11 @@
         <w:rPr>
           <w:rFonts w:ascii="Segoe UI" w:hAnsi="Segoe UI"/>
           <w:b w:val="0"/>
-          <w:i w:val="0"/>
           <w:caps w:val="0"/>
           <w:color w:val="5A5A5A"/>
           <w:sz w:val="20"/>
         </w:rPr>
-        <w:t>Espacio para anotar qué cambió desde el 20 de septiembre de 2026.</w:t>
+        <w:t>Espacio para anotar qué cambió desde el 21 de septiembre de 2026.</w:t>
       </w:r>
     </w:p>
     <w:tbl>
@@ -5179,7 +6836,7 @@
       </w:tblPr>
       <w:tblGrid>
         <w:gridCol w:w="2041"/>
-        <w:gridCol w:w="7710"/>
+        <w:gridCol w:w="8045"/>
       </w:tblGrid>
       <w:tr>
         <w:trPr>
@@ -5218,7 +6875,7 @@
         </w:tc>
         <w:tc>
           <w:tcPr>
-            <w:tcW w:type="dxa" w:w="7710"/>
+            <w:tcW w:type="dxa" w:w="8045"/>
             <w:tcMar>
               <w:top w:w="110" w:type="dxa"/>
               <w:bottom w:w="110" w:type="dxa"/>
@@ -5276,7 +6933,7 @@
         </w:tc>
         <w:tc>
           <w:tcPr>
-            <w:tcW w:type="dxa" w:w="7710"/>
+            <w:tcW w:type="dxa" w:w="8045"/>
             <w:tcMar>
               <w:top w:w="110" w:type="dxa"/>
               <w:bottom w:w="110" w:type="dxa"/>
@@ -5325,7 +6982,7 @@
         </w:tc>
         <w:tc>
           <w:tcPr>
-            <w:tcW w:type="dxa" w:w="7710"/>
+            <w:tcW w:type="dxa" w:w="8045"/>
             <w:tcMar>
               <w:top w:w="110" w:type="dxa"/>
               <w:bottom w:w="110" w:type="dxa"/>
@@ -5383,7 +7040,7 @@
         </w:tc>
         <w:tc>
           <w:tcPr>
-            <w:tcW w:type="dxa" w:w="7710"/>
+            <w:tcW w:type="dxa" w:w="8045"/>
             <w:tcMar>
               <w:top w:w="110" w:type="dxa"/>
               <w:bottom w:w="110" w:type="dxa"/>
@@ -5432,7 +7089,7 @@
         </w:tc>
         <w:tc>
           <w:tcPr>
-            <w:tcW w:type="dxa" w:w="7710"/>
+            <w:tcW w:type="dxa" w:w="8045"/>
             <w:tcMar>
               <w:top w:w="110" w:type="dxa"/>
               <w:bottom w:w="110" w:type="dxa"/>
@@ -5490,7 +7147,7 @@
         </w:tc>
         <w:tc>
           <w:tcPr>
-            <w:tcW w:type="dxa" w:w="7710"/>
+            <w:tcW w:type="dxa" w:w="8045"/>
             <w:tcMar>
               <w:top w:w="110" w:type="dxa"/>
               <w:bottom w:w="110" w:type="dxa"/>
@@ -5539,7 +7196,7 @@
         </w:tc>
         <w:tc>
           <w:tcPr>
-            <w:tcW w:type="dxa" w:w="7710"/>
+            <w:tcW w:type="dxa" w:w="8045"/>
             <w:tcMar>
               <w:top w:w="110" w:type="dxa"/>
               <w:bottom w:w="110" w:type="dxa"/>
@@ -5569,7 +7226,6 @@
         <w:rPr>
           <w:rFonts w:ascii="Segoe UI" w:hAnsi="Segoe UI"/>
           <w:b w:val="0"/>
-          <w:i w:val="0"/>
           <w:caps w:val="0"/>
           <w:color w:val="111111"/>
           <w:sz w:val="20"/>
@@ -5578,7 +7234,7 @@
     </w:p>
     <w:p>
       <w:pPr>
-        <w:spacing w:before="280"/>
+        <w:spacing w:before="320"/>
         <w:jc w:val="center"/>
       </w:pPr>
       <w:r>
@@ -5587,7 +7243,7 @@
           <w:color w:val="5A5A5A"/>
           <w:sz w:val="16"/>
         </w:rPr>
-        <w:t>Documento generado el 20 de septiembre de 2026  ·  La versión técnica vive en documentacion/PROYECTO.md  ·  Los pendientes vivos están en FALTANTES.md</w:t>
+        <w:t>Documento generado el 21 de septiembre de 2026  ·  Versión técnica en documentacion/PROYECTO.md  ·  Medición completa en documentacion/linea-base-2026-09-20.md  ·  Pendientes vivos en FALTANTES.md</w:t>
       </w:r>
     </w:p>
     <w:sectPr>

--- a/documentacion/Proyecto-portafolio.docx
+++ b/documentacion/Proyecto-portafolio.docx
@@ -60,7 +60,7 @@
           <w:color w:val="1F4E5F"/>
           <w:sz w:val="20"/>
         </w:rPr>
-        <w:t>Actualizado al 21 de septiembre de 2026</w:t>
+        <w:t>Actualizado al 24 de septiembre de 2026</w:t>
       </w:r>
     </w:p>
     <w:tbl>
@@ -224,7 +224,7 @@
                 <w:color w:val="5A5A5A"/>
                 <w:sz w:val="18"/>
               </w:rPr>
-              <w:t>https://fewiyo.github.io/japortafolio-2.0/</w:t>
+              <w:t>https://japortafolio.com</w:t>
             </w:r>
           </w:p>
         </w:tc>
@@ -321,7 +321,7 @@
                 <w:color w:val="111111"/>
                 <w:sz w:val="18"/>
               </w:rPr>
-              <w:t>Dominio propio</w:t>
+              <w:t>Analítica</w:t>
             </w:r>
           </w:p>
         </w:tc>
@@ -352,7 +352,7 @@
                 <w:color w:val="5A5A5A"/>
                 <w:sz w:val="18"/>
               </w:rPr>
-              <w:t>japortafolio.com — hoy sirve el sitio ANTIGUO. Migración pendiente</w:t>
+              <w:t>https://vicentecaceresfarias.goatcounter.com</w:t>
             </w:r>
           </w:p>
         </w:tc>
@@ -609,6 +609,134 @@
                 <w:sz w:val="18"/>
               </w:rPr>
               <w:t>documentacion/linea-base-2026-09-20.md</w:t>
+            </w:r>
+          </w:p>
+        </w:tc>
+      </w:tr>
+      <w:tr>
+        <w:tc>
+          <w:tcPr>
+            <w:tcW w:type="dxa" w:w="2608"/>
+            <w:tcMar>
+              <w:top w:w="70" w:type="dxa"/>
+              <w:bottom w:w="70" w:type="dxa"/>
+              <w:left w:w="120" w:type="dxa"/>
+              <w:right w:w="120" w:type="dxa"/>
+            </w:tcMar>
+            <w:tcBorders>
+              <w:top w:val="single" w:sz="4" w:color="D8D6D2"/>
+              <w:bottom w:val="single" w:sz="4" w:color="D8D6D2"/>
+              <w:left w:val="nil"/>
+              <w:right w:val="nil"/>
+            </w:tcBorders>
+          </w:tcPr>
+          <w:p>
+            <w:pPr>
+              <w:spacing w:after="0" w:before="0" w:line="269" w:lineRule="auto"/>
+            </w:pPr>
+            <w:r>
+              <w:rPr>
+                <w:rFonts w:ascii="Segoe UI" w:hAnsi="Segoe UI"/>
+                <w:b w:val="0"/>
+                <w:color w:val="111111"/>
+                <w:sz w:val="18"/>
+              </w:rPr>
+              <w:t>Casos de Ideo Maker</w:t>
+            </w:r>
+          </w:p>
+        </w:tc>
+        <w:tc>
+          <w:tcPr>
+            <w:tcW w:type="dxa" w:w="7143"/>
+            <w:tcMar>
+              <w:top w:w="70" w:type="dxa"/>
+              <w:bottom w:w="70" w:type="dxa"/>
+              <w:left w:w="120" w:type="dxa"/>
+              <w:right w:w="120" w:type="dxa"/>
+            </w:tcMar>
+            <w:tcBorders>
+              <w:top w:val="single" w:sz="4" w:color="D8D6D2"/>
+              <w:bottom w:val="single" w:sz="4" w:color="D8D6D2"/>
+              <w:left w:val="nil"/>
+              <w:right w:val="nil"/>
+            </w:tcBorders>
+          </w:tcPr>
+          <w:p>
+            <w:pPr>
+              <w:spacing w:after="0" w:before="0" w:line="269" w:lineRule="auto"/>
+            </w:pPr>
+            <w:r>
+              <w:rPr>
+                <w:rFonts w:ascii="Segoe UI" w:hAnsi="Segoe UI"/>
+                <w:b w:val="0"/>
+                <w:color w:val="5A5A5A"/>
+                <w:sz w:val="18"/>
+              </w:rPr>
+              <w:t>documentacion/casos-ideo-maker.md</w:t>
+            </w:r>
+          </w:p>
+        </w:tc>
+      </w:tr>
+      <w:tr>
+        <w:tc>
+          <w:tcPr>
+            <w:tcW w:type="dxa" w:w="2608"/>
+            <w:tcMar>
+              <w:top w:w="70" w:type="dxa"/>
+              <w:bottom w:w="70" w:type="dxa"/>
+              <w:left w:w="120" w:type="dxa"/>
+              <w:right w:w="120" w:type="dxa"/>
+            </w:tcMar>
+            <w:tcBorders>
+              <w:top w:val="single" w:sz="4" w:color="D8D6D2"/>
+              <w:bottom w:val="single" w:sz="4" w:color="D8D6D2"/>
+              <w:left w:val="nil"/>
+              <w:right w:val="nil"/>
+            </w:tcBorders>
+          </w:tcPr>
+          <w:p>
+            <w:pPr>
+              <w:spacing w:after="0" w:before="0" w:line="269" w:lineRule="auto"/>
+            </w:pPr>
+            <w:r>
+              <w:rPr>
+                <w:rFonts w:ascii="Segoe UI" w:hAnsi="Segoe UI"/>
+                <w:b w:val="0"/>
+                <w:color w:val="111111"/>
+                <w:sz w:val="18"/>
+              </w:rPr>
+              <w:t>Oportunidades (extra)</w:t>
+            </w:r>
+          </w:p>
+        </w:tc>
+        <w:tc>
+          <w:tcPr>
+            <w:tcW w:type="dxa" w:w="7143"/>
+            <w:tcMar>
+              <w:top w:w="70" w:type="dxa"/>
+              <w:bottom w:w="70" w:type="dxa"/>
+              <w:left w:w="120" w:type="dxa"/>
+              <w:right w:w="120" w:type="dxa"/>
+            </w:tcMar>
+            <w:tcBorders>
+              <w:top w:val="single" w:sz="4" w:color="D8D6D2"/>
+              <w:bottom w:val="single" w:sz="4" w:color="D8D6D2"/>
+              <w:left w:val="nil"/>
+              <w:right w:val="nil"/>
+            </w:tcBorders>
+          </w:tcPr>
+          <w:p>
+            <w:pPr>
+              <w:spacing w:after="0" w:before="0" w:line="269" w:lineRule="auto"/>
+            </w:pPr>
+            <w:r>
+              <w:rPr>
+                <w:rFonts w:ascii="Segoe UI" w:hAnsi="Segoe UI"/>
+                <w:b w:val="0"/>
+                <w:color w:val="5A5A5A"/>
+                <w:sz w:val="18"/>
+              </w:rPr>
+              <w:t>documentacion/oportunidades-2026.md</w:t>
             </w:r>
           </w:p>
         </w:tc>
@@ -5252,7 +5380,7 @@
           <w:color w:val="111111"/>
           <w:sz w:val="22"/>
         </w:rPr>
-        <w:t>Limpiar  ·  esta semana  ·  fase nueva</w:t>
+        <w:t>Limpiar  ·  HECHA el 22 de septiembre</w:t>
       </w:r>
     </w:p>
     <w:p>
@@ -5266,7 +5394,7 @@
           <w:color w:val="111111"/>
           <w:sz w:val="20"/>
         </w:rPr>
-        <w:t>Borrar los dos CV con RUT que siguen públicos en japortafolio.com y pedir la retirada de cada URL en Search Console. Poner LinkedIn al día y tratarlo como parte del sistema, no como un perfil abandonado. Instalar la analítica. Nada de esto es construir: es sacar y ordenar. Es lo más barato y lo más urgente, y no existía en el plan anterior.</w:t>
+        <w:t>Los CV con RUT se borraron y Google los retiró de la búsqueda. LinkedIn quedó al día: foto, fechas, URL y la tarjeta de Destacado. La analítica, GoatCounter, está instalada en todas las páginas.</w:t>
       </w:r>
     </w:p>
     <w:p>
@@ -5328,7 +5456,7 @@
           <w:color w:val="111111"/>
           <w:sz w:val="22"/>
         </w:rPr>
-        <w:t>El dominio  ·  sube desde el tercer lugar</w:t>
+        <w:t>El dominio  ·  HECHA el 20 de septiembre</w:t>
       </w:r>
     </w:p>
     <w:p>
@@ -5342,7 +5470,7 @@
           <w:color w:val="111111"/>
           <w:sz w:val="20"/>
         </w:rPr>
-        <w:t>Mover japortafolio.com al sitio nuevo. Ya no es cosmético: hoy ese dominio ES la identidad pública de Vicente para las IA, y está sirviendo una versión equivocada. Migrar reemplaza información mala por buena en la dirección que ya tiene autoridad. Del lado del sitio es una línea en construir.py; el resto es DNS.</w:t>
+        <w:t>japortafolio.com sirve el sitio nuevo. El WordPress antiguo se borró.</w:t>
       </w:r>
     </w:p>
     <w:p>
@@ -5366,7 +5494,7 @@
           <w:color w:val="111111"/>
           <w:sz w:val="22"/>
         </w:rPr>
-        <w:t>Los casos de Ideo Maker</w:t>
+        <w:t>Los casos de Ideo Maker  ·  EN CURSO</w:t>
       </w:r>
     </w:p>
     <w:p>
@@ -5380,7 +5508,45 @@
           <w:color w:val="111111"/>
           <w:sz w:val="20"/>
         </w:rPr>
-        <w:t>Atacama, Antofagasta, Taltal y Calama. Cambió de naturaleza: ya no es solo contenido de Vicente, es trabajo compartido con la empresa, y él está adentro para empujarlo. Requiere resolver antes qué se puede publicar.</w:t>
+        <w:t>El trabajo desde 2022 ya está ordenado en casos-ideo-maker.md: tres fichas publicadas se completaron el 24 de septiembre, y hay siete candidatos a proyecto nuevo. Falta el material: fotos, documentos y qué se puede mostrar de cada uno.</w:t>
+      </w:r>
+    </w:p>
+    <w:p>
+      <w:pPr>
+        <w:spacing w:before="160" w:after="40"/>
+        <w:ind w:left="539" w:hanging="539"/>
+      </w:pPr>
+      <w:r>
+        <w:rPr>
+          <w:rFonts w:ascii="Segoe UI" w:hAnsi="Segoe UI"/>
+          <w:b/>
+          <w:color w:val="1F4E5F"/>
+          <w:sz w:val="22"/>
+        </w:rPr>
+        <w:t xml:space="preserve">CV.  </w:t>
+      </w:r>
+      <w:r>
+        <w:rPr>
+          <w:rFonts w:ascii="Segoe UI" w:hAnsi="Segoe UI"/>
+          <w:b/>
+          <w:color w:val="111111"/>
+          <w:sz w:val="22"/>
+        </w:rPr>
+        <w:t>Un CV más completo  ·  después de C</w:t>
+      </w:r>
+    </w:p>
+    <w:p>
+      <w:pPr>
+        <w:spacing w:after="120"/>
+        <w:ind w:left="539"/>
+      </w:pPr>
+      <w:r>
+        <w:rPr>
+          <w:rFonts w:ascii="Segoe UI" w:hAnsi="Segoe UI"/>
+          <w:color w:val="111111"/>
+          <w:sz w:val="20"/>
+        </w:rPr>
+        <w:t>Con los casos de Ideo Maker subidos, rehacer el CV para que cuente lo mismo que el sitio. Dos versiones: una profesional y una académica, que es la que piden las universidades. Ojo: si se postula a la UDP antes del 6 de octubre, la versión académica no puede esperar a C y se arma con lo que ya está ordenado.</w:t>
       </w:r>
     </w:p>
     <w:p>
@@ -5571,6 +5737,117 @@
           <w:sz w:val="20"/>
         </w:rPr>
         <w:t>Mismo montaje, las mismas seis preguntas, y se compara contra la línea base.</w:t>
+      </w:r>
+    </w:p>
+    <w:p>
+      <w:r>
+        <w:br w:type="page"/>
+      </w:r>
+    </w:p>
+    <w:p>
+      <w:pPr>
+        <w:spacing w:before="260" w:after="80"/>
+      </w:pPr>
+      <w:r>
+        <w:rPr>
+          <w:rFonts w:ascii="Segoe UI" w:hAnsi="Segoe UI"/>
+          <w:b/>
+          <w:caps w:val="0"/>
+          <w:color w:val="1F4E5F"/>
+          <w:sz w:val="23"/>
+        </w:rPr>
+        <w:t>Extra  ·  docencia, investigación y cargos</w:t>
+      </w:r>
+    </w:p>
+    <w:p>
+      <w:pPr>
+        <w:spacing w:before="0" w:after="120"/>
+      </w:pPr>
+      <w:r>
+        <w:rPr>
+          <w:rFonts w:ascii="Segoe UI" w:hAnsi="Segoe UI"/>
+          <w:b w:val="0"/>
+          <w:caps w:val="0"/>
+          <w:color w:val="5A5A5A"/>
+          <w:sz w:val="20"/>
+        </w:rPr>
+        <w:t>Fuera de las fases. No depende del sitio, pero el sitio y el CV lo sostienen.</w:t>
+      </w:r>
+    </w:p>
+    <w:p>
+      <w:pPr>
+        <w:spacing w:before="160" w:after="40"/>
+        <w:ind w:left="539" w:hanging="539"/>
+      </w:pPr>
+      <w:r>
+        <w:rPr>
+          <w:rFonts w:ascii="Segoe UI" w:hAnsi="Segoe UI"/>
+          <w:b/>
+          <w:color w:val="1F4E5F"/>
+          <w:sz w:val="22"/>
+        </w:rPr>
+        <w:t xml:space="preserve">★  </w:t>
+      </w:r>
+      <w:r>
+        <w:rPr>
+          <w:rFonts w:ascii="Segoe UI" w:hAnsi="Segoe UI"/>
+          <w:b/>
+          <w:color w:val="111111"/>
+          <w:sz w:val="22"/>
+        </w:rPr>
+        <w:t>Octubre 2026  ·  postular a por lo menos tres universidades</w:t>
+      </w:r>
+    </w:p>
+    <w:p>
+      <w:pPr>
+        <w:spacing w:after="120"/>
+        <w:ind w:left="539"/>
+      </w:pPr>
+      <w:r>
+        <w:rPr>
+          <w:rFonts w:ascii="Segoe UI" w:hAnsi="Segoe UI"/>
+          <w:color w:val="111111"/>
+          <w:sz w:val="20"/>
+        </w:rPr>
+        <w:t>Un curso de innovación o maker para el primer semestre de 2027. La única convocatoria abierta que calza es la de la UDP, Laboratorio de Metodologías Creativas, que cierra el 6 de octubre. Las otras dos, espontáneas: UTEM y Duoc son las mejores candidatas.</w:t>
+      </w:r>
+    </w:p>
+    <w:p>
+      <w:pPr>
+        <w:spacing w:before="160" w:after="40"/>
+        <w:ind w:left="539" w:hanging="539"/>
+      </w:pPr>
+      <w:r>
+        <w:rPr>
+          <w:rFonts w:ascii="Segoe UI" w:hAnsi="Segoe UI"/>
+          <w:b/>
+          <w:color w:val="1F4E5F"/>
+          <w:sz w:val="22"/>
+        </w:rPr>
+        <w:t xml:space="preserve">+  </w:t>
+      </w:r>
+      <w:r>
+        <w:rPr>
+          <w:rFonts w:ascii="Segoe UI" w:hAnsi="Segoe UI"/>
+          <w:b/>
+          <w:color w:val="111111"/>
+          <w:sz w:val="22"/>
+        </w:rPr>
+        <w:t>La búsqueda</w:t>
+      </w:r>
+    </w:p>
+    <w:p>
+      <w:pPr>
+        <w:spacing w:after="120"/>
+        <w:ind w:left="539"/>
+      </w:pPr>
+      <w:r>
+        <w:rPr>
+          <w:rFonts w:ascii="Segoe UI" w:hAnsi="Segoe UI"/>
+          <w:color w:val="111111"/>
+          <w:sz w:val="20"/>
+        </w:rPr>
+        <w:t>Asignaturas que calzan con el perfil, investigación, y cargos públicos y privados. Revisada el 24 de septiembre, con enlaces y fechas, en oportunidades-2026.md.</w:t>
       </w:r>
     </w:p>
     <w:tbl>
@@ -6824,7 +7101,7 @@
           <w:color w:val="5A5A5A"/>
           <w:sz w:val="20"/>
         </w:rPr>
-        <w:t>Espacio para anotar qué cambió desde el 21 de septiembre de 2026.</w:t>
+        <w:t>Espacio para anotar qué cambió desde el 24 de septiembre de 2026.</w:t>
       </w:r>
     </w:p>
     <w:tbl>
@@ -7243,7 +7520,7 @@
           <w:color w:val="5A5A5A"/>
           <w:sz w:val="16"/>
         </w:rPr>
-        <w:t>Documento generado el 21 de septiembre de 2026  ·  Versión técnica en documentacion/PROYECTO.md  ·  Medición completa en documentacion/linea-base-2026-09-20.md  ·  Pendientes vivos en FALTANTES.md</w:t>
+        <w:t>Documento generado el 24 de septiembre de 2026  ·  Versión técnica en documentacion/PROYECTO.md  ·  Medición completa en documentacion/linea-base-2026-09-20.md  ·  Pendientes vivos en FALTANTES.md</w:t>
       </w:r>
     </w:p>
     <w:sectPr>

--- a/documentacion/Proyecto-portafolio.docx
+++ b/documentacion/Proyecto-portafolio.docx
@@ -60,7 +60,7 @@
           <w:color w:val="1F4E5F"/>
           <w:sz w:val="20"/>
         </w:rPr>
-        <w:t>Actualizado al 24 de septiembre de 2026</w:t>
+        <w:t>Actualizado al 1 de octubre de 2026</w:t>
       </w:r>
     </w:p>
     <w:tbl>
@@ -737,6 +737,70 @@
                 <w:sz w:val="18"/>
               </w:rPr>
               <w:t>documentacion/oportunidades-2026.md</w:t>
+            </w:r>
+          </w:p>
+        </w:tc>
+      </w:tr>
+      <w:tr>
+        <w:tc>
+          <w:tcPr>
+            <w:tcW w:type="dxa" w:w="2608"/>
+            <w:tcMar>
+              <w:top w:w="70" w:type="dxa"/>
+              <w:bottom w:w="70" w:type="dxa"/>
+              <w:left w:w="120" w:type="dxa"/>
+              <w:right w:w="120" w:type="dxa"/>
+            </w:tcMar>
+            <w:tcBorders>
+              <w:top w:val="single" w:sz="4" w:color="D8D6D2"/>
+              <w:bottom w:val="single" w:sz="4" w:color="D8D6D2"/>
+              <w:left w:val="nil"/>
+              <w:right w:val="nil"/>
+            </w:tcBorders>
+          </w:tcPr>
+          <w:p>
+            <w:pPr>
+              <w:spacing w:after="0" w:before="0" w:line="269" w:lineRule="auto"/>
+            </w:pPr>
+            <w:r>
+              <w:rPr>
+                <w:rFonts w:ascii="Segoe UI" w:hAnsi="Segoe UI"/>
+                <w:b w:val="0"/>
+                <w:color w:val="111111"/>
+                <w:sz w:val="18"/>
+              </w:rPr>
+              <w:t>Canal de YouTube</w:t>
+            </w:r>
+          </w:p>
+        </w:tc>
+        <w:tc>
+          <w:tcPr>
+            <w:tcW w:type="dxa" w:w="7143"/>
+            <w:tcMar>
+              <w:top w:w="70" w:type="dxa"/>
+              <w:bottom w:w="70" w:type="dxa"/>
+              <w:left w:w="120" w:type="dxa"/>
+              <w:right w:w="120" w:type="dxa"/>
+            </w:tcMar>
+            <w:tcBorders>
+              <w:top w:val="single" w:sz="4" w:color="D8D6D2"/>
+              <w:bottom w:val="single" w:sz="4" w:color="D8D6D2"/>
+              <w:left w:val="nil"/>
+              <w:right w:val="nil"/>
+            </w:tcBorders>
+          </w:tcPr>
+          <w:p>
+            <w:pPr>
+              <w:spacing w:after="0" w:before="0" w:line="269" w:lineRule="auto"/>
+            </w:pPr>
+            <w:r>
+              <w:rPr>
+                <w:rFonts w:ascii="Segoe UI" w:hAnsi="Segoe UI"/>
+                <w:b w:val="0"/>
+                <w:color w:val="5A5A5A"/>
+                <w:sz w:val="18"/>
+              </w:rPr>
+              <w:t>documentacion/canal-youtube.md</w:t>
             </w:r>
           </w:p>
         </w:tc>
@@ -5675,6 +5739,44 @@
           <w:color w:val="1F4E5F"/>
           <w:sz w:val="22"/>
         </w:rPr>
+        <w:t xml:space="preserve">G.  </w:t>
+      </w:r>
+      <w:r>
+        <w:rPr>
+          <w:rFonts w:ascii="Segoe UI" w:hAnsi="Segoe UI"/>
+          <w:b/>
+          <w:color w:val="111111"/>
+          <w:sz w:val="22"/>
+        </w:rPr>
+        <w:t>Canal Proyecto Ja  ·  NUEVA</w:t>
+      </w:r>
+    </w:p>
+    <w:p>
+      <w:pPr>
+        <w:spacing w:after="120"/>
+        <w:ind w:left="539"/>
+      </w:pPr>
+      <w:r>
+        <w:rPr>
+          <w:rFonts w:ascii="Segoe UI" w:hAnsi="Segoe UI"/>
+          <w:color w:val="111111"/>
+          <w:sz w:val="20"/>
+        </w:rPr>
+        <w:t>Canal de YouTube para documentar el Magíster en Ciencias del Diseño (UAI) y las innovaciones e integraciones de IA, hablando a cámara con fondo maker. Cada video tiene su entrada en el blog del sitio, así que primero hay que construir el blog. Es la aplicación directa de la fase E y de la posición «el practicante que documenta». Nombre, primeros diez videos, equipo y rutina en canal-youtube.md.</w:t>
+      </w:r>
+    </w:p>
+    <w:p>
+      <w:pPr>
+        <w:spacing w:before="160" w:after="40"/>
+        <w:ind w:left="539" w:hanging="539"/>
+      </w:pPr>
+      <w:r>
+        <w:rPr>
+          <w:rFonts w:ascii="Segoe UI" w:hAnsi="Segoe UI"/>
+          <w:b/>
+          <w:color w:val="1F4E5F"/>
+          <w:sz w:val="22"/>
+        </w:rPr>
         <w:t xml:space="preserve">→  </w:t>
       </w:r>
       <w:r>
@@ -6125,7 +6227,38 @@
           <w:color w:val="111111"/>
           <w:sz w:val="20"/>
         </w:rPr>
-        <w:t>cerrar las dos decisiones pendientes: las fotos con menores, y si el blog vive dentro o fuera.</w:t>
+        <w:t>cerrar la decisión pendiente de las fotos con menores. El blog vive dentro del sitio (decidido el 1 de octubre).</w:t>
+      </w:r>
+    </w:p>
+    <w:p>
+      <w:pPr>
+        <w:spacing w:after="70"/>
+        <w:ind w:left="351" w:hanging="215"/>
+      </w:pPr>
+      <w:r>
+        <w:rPr>
+          <w:rFonts w:ascii="Segoe UI" w:hAnsi="Segoe UI"/>
+          <w:color w:val="1F4E5F"/>
+          <w:sz w:val="20"/>
+        </w:rPr>
+        <w:t xml:space="preserve">—  </w:t>
+      </w:r>
+      <w:r>
+        <w:rPr>
+          <w:rFonts w:ascii="Segoe UI" w:hAnsi="Segoe UI"/>
+          <w:b/>
+          <w:color w:val="111111"/>
+          <w:sz w:val="20"/>
+        </w:rPr>
+        <w:t xml:space="preserve">Canal: </w:t>
+      </w:r>
+      <w:r>
+        <w:rPr>
+          <w:rFonts w:ascii="Segoe UI" w:hAnsi="Segoe UI"/>
+          <w:color w:val="111111"/>
+          <w:sz w:val="20"/>
+        </w:rPr>
+        <w:t>crear el canal Proyecto Ja, construir la sección de blog y publicar el primer video con su página.</w:t>
       </w:r>
     </w:p>
     <w:p>
@@ -7020,6 +7153,134 @@
                 <w:color w:val="111111"/>
                 <w:sz w:val="18"/>
               </w:rPr>
+              <w:t>El blog vive dentro del sitio</w:t>
+            </w:r>
+          </w:p>
+        </w:tc>
+        <w:tc>
+          <w:tcPr>
+            <w:tcW w:type="dxa" w:w="6350"/>
+            <w:tcMar>
+              <w:top w:w="70" w:type="dxa"/>
+              <w:bottom w:w="70" w:type="dxa"/>
+              <w:left w:w="120" w:type="dxa"/>
+              <w:right w:w="120" w:type="dxa"/>
+            </w:tcMar>
+            <w:tcBorders>
+              <w:top w:val="single" w:sz="4" w:color="D8D6D2"/>
+              <w:bottom w:val="single" w:sz="4" w:color="D8D6D2"/>
+              <w:left w:val="nil"/>
+              <w:right w:val="nil"/>
+            </w:tcBorders>
+          </w:tcPr>
+          <w:p>
+            <w:pPr>
+              <w:spacing w:after="0" w:before="0" w:line="269" w:lineRule="auto"/>
+            </w:pPr>
+            <w:r>
+              <w:rPr>
+                <w:rFonts w:ascii="Segoe UI" w:hAnsi="Segoe UI"/>
+                <w:b w:val="0"/>
+                <w:color w:val="5A5A5A"/>
+                <w:sz w:val="18"/>
+              </w:rPr>
+              <w:t>Cada video del canal tiene su página; la página queda y es lo que se cita</w:t>
+            </w:r>
+          </w:p>
+        </w:tc>
+      </w:tr>
+      <w:tr>
+        <w:tc>
+          <w:tcPr>
+            <w:tcW w:type="dxa" w:w="3402"/>
+            <w:tcMar>
+              <w:top w:w="70" w:type="dxa"/>
+              <w:bottom w:w="70" w:type="dxa"/>
+              <w:left w:w="120" w:type="dxa"/>
+              <w:right w:w="120" w:type="dxa"/>
+            </w:tcMar>
+            <w:tcBorders>
+              <w:top w:val="single" w:sz="4" w:color="D8D6D2"/>
+              <w:bottom w:val="single" w:sz="4" w:color="D8D6D2"/>
+              <w:left w:val="nil"/>
+              <w:right w:val="nil"/>
+            </w:tcBorders>
+          </w:tcPr>
+          <w:p>
+            <w:pPr>
+              <w:spacing w:after="0" w:before="0" w:line="269" w:lineRule="auto"/>
+            </w:pPr>
+            <w:r>
+              <w:rPr>
+                <w:rFonts w:ascii="Segoe UI" w:hAnsi="Segoe UI"/>
+                <w:b w:val="0"/>
+                <w:color w:val="111111"/>
+                <w:sz w:val="18"/>
+              </w:rPr>
+              <w:t>El canal se llama Proyecto Ja</w:t>
+            </w:r>
+          </w:p>
+        </w:tc>
+        <w:tc>
+          <w:tcPr>
+            <w:tcW w:type="dxa" w:w="6350"/>
+            <w:tcMar>
+              <w:top w:w="70" w:type="dxa"/>
+              <w:bottom w:w="70" w:type="dxa"/>
+              <w:left w:w="120" w:type="dxa"/>
+              <w:right w:w="120" w:type="dxa"/>
+            </w:tcMar>
+            <w:tcBorders>
+              <w:top w:val="single" w:sz="4" w:color="D8D6D2"/>
+              <w:bottom w:val="single" w:sz="4" w:color="D8D6D2"/>
+              <w:left w:val="nil"/>
+              <w:right w:val="nil"/>
+            </w:tcBorders>
+          </w:tcPr>
+          <w:p>
+            <w:pPr>
+              <w:spacing w:after="0" w:before="0" w:line="269" w:lineRule="auto"/>
+            </w:pPr>
+            <w:r>
+              <w:rPr>
+                <w:rFonts w:ascii="Segoe UI" w:hAnsi="Segoe UI"/>
+                <w:b w:val="0"/>
+                <w:color w:val="5A5A5A"/>
+                <w:sz w:val="18"/>
+              </w:rPr>
+              <w:t>Ja es la marca del sitio; el nombre propio choca con un futbolista y un luchador</w:t>
+            </w:r>
+          </w:p>
+        </w:tc>
+      </w:tr>
+      <w:tr>
+        <w:tc>
+          <w:tcPr>
+            <w:tcW w:type="dxa" w:w="3402"/>
+            <w:tcMar>
+              <w:top w:w="70" w:type="dxa"/>
+              <w:bottom w:w="70" w:type="dxa"/>
+              <w:left w:w="120" w:type="dxa"/>
+              <w:right w:w="120" w:type="dxa"/>
+            </w:tcMar>
+            <w:tcBorders>
+              <w:top w:val="single" w:sz="4" w:color="D8D6D2"/>
+              <w:bottom w:val="single" w:sz="4" w:color="D8D6D2"/>
+              <w:left w:val="nil"/>
+              <w:right w:val="nil"/>
+            </w:tcBorders>
+          </w:tcPr>
+          <w:p>
+            <w:pPr>
+              <w:spacing w:after="0" w:before="0" w:line="269" w:lineRule="auto"/>
+            </w:pPr>
+            <w:r>
+              <w:rPr>
+                <w:rFonts w:ascii="Segoe UI" w:hAnsi="Segoe UI"/>
+                <w:b w:val="0"/>
+                <w:color w:val="111111"/>
+                <w:sz w:val="18"/>
+              </w:rPr>
               <w:t>No ponerse en el mapa del ecosistema</w:t>
             </w:r>
           </w:p>
@@ -7101,7 +7362,7 @@
           <w:color w:val="5A5A5A"/>
           <w:sz w:val="20"/>
         </w:rPr>
-        <w:t>Espacio para anotar qué cambió desde el 24 de septiembre de 2026.</w:t>
+        <w:t>Espacio para anotar qué cambió desde el 1 de octubre de 2026.</w:t>
       </w:r>
     </w:p>
     <w:tbl>
@@ -7520,7 +7781,7 @@
           <w:color w:val="5A5A5A"/>
           <w:sz w:val="16"/>
         </w:rPr>
-        <w:t>Documento generado el 24 de septiembre de 2026  ·  Versión técnica en documentacion/PROYECTO.md  ·  Medición completa en documentacion/linea-base-2026-09-20.md  ·  Pendientes vivos en FALTANTES.md</w:t>
+        <w:t>Documento generado el 1 de octubre de 2026  ·  Versión técnica en documentacion/PROYECTO.md  ·  Medición completa en documentacion/linea-base-2026-09-20.md  ·  Canal en documentacion/canal-youtube.md  ·  Pendientes vivos en FALTANTES.md</w:t>
       </w:r>
     </w:p>
     <w:sectPr>

--- a/documentacion/Proyecto-portafolio.docx
+++ b/documentacion/Proyecto-portafolio.docx
@@ -5762,7 +5762,7 @@
           <w:color w:val="111111"/>
           <w:sz w:val="20"/>
         </w:rPr>
-        <w:t>Canal de YouTube para documentar el Magíster en Ciencias del Diseño (UAI) y las innovaciones e integraciones de IA, hablando a cámara con fondo maker. Cada video tiene su entrada en el blog del sitio, así que primero hay que construir el blog. Es la aplicación directa de la fase E y de la posición «el practicante que documenta». Nombre, primeros diez videos, equipo y rutina en canal-youtube.md.</w:t>
+        <w:t>Canal de YouTube para documentar el Magíster en Ciencias del Diseño (UAI) y las innovaciones e integraciones de IA, hablando a cámara con fondo maker. Cada video tiene su entrada en el blog del sitio, así que primero hay que construir el blog. Es la aplicación directa de la fase E y de la posición «el practicante que documenta». Nombre, primeros doce videos, equipo y rutina en canal-youtube.md. Es también el camino a las charlas: los dos temas se prueban ahí y de él salen.</w:t>
       </w:r>
     </w:p>
     <w:p>
